--- a/dokumentacio_osszes.docx
+++ b/dokumentacio_osszes.docx
@@ -1,10 +1,12 @@
 
 <file path=word/document.xml><?xml version="1.0" encoding="utf-8"?>
-<w:document xmlns:wpc="http://schemas.microsoft.com/office/word/2010/wordprocessingCanvas" xmlns:cx="http://schemas.microsoft.com/office/drawing/2014/chartex" xmlns:cx1="http://schemas.microsoft.com/office/drawing/2015/9/8/chartex" xmlns:cx2="http://schemas.microsoft.com/office/drawing/2015/10/21/chartex" xmlns:cx3="http://schemas.microsoft.com/office/drawing/2016/5/9/chartex" xmlns:cx4="http://schemas.microsoft.com/office/drawing/2016/5/10/chartex" xmlns:cx5="http://schemas.microsoft.com/office/drawing/2016/5/11/chartex" xmlns:cx6="http://schemas.microsoft.com/office/drawing/2016/5/12/chartex" xmlns:cx7="http://schemas.microsoft.com/office/drawing/2016/5/13/chartex" xmlns:cx8="http://schemas.microsoft.com/office/drawing/2016/5/14/chartex" xmlns:mc="http://schemas.openxmlformats.org/markup-compatibility/2006" xmlns:aink="http://schemas.microsoft.com/office/drawing/2016/ink" xmlns:am3d="http://schemas.microsoft.com/office/drawing/2017/model3d" xmlns:o="urn:schemas-microsoft-com:office:office" xmlns:r="http://schemas.openxmlformats.org/officeDocument/2006/relationships" xmlns:m="http://schemas.openxmlformats.org/officeDocument/2006/math" xmlns:v="urn:schemas-microsoft-com:vml" xmlns:wp14="http://schemas.microsoft.com/office/word/2010/wordprocessingDrawing" xmlns:wp="http://schemas.openxmlformats.org/drawingml/2006/wordprocessingDrawing" xmlns:w10="urn:schemas-microsoft-com:office:word" xmlns:w="http://schemas.openxmlformats.org/wordprocessingml/2006/main" xmlns:w14="http://schemas.microsoft.com/office/word/2010/wordml" xmlns:w15="http://schemas.microsoft.com/office/word/2012/wordml" xmlns:w16cex="http://schemas.microsoft.com/office/word/2018/wordml/cex" xmlns:w16cid="http://schemas.microsoft.com/office/word/2016/wordml/cid" xmlns:w16="http://schemas.microsoft.com/office/word/2018/wordml" xmlns:w16sdtdh="http://schemas.microsoft.com/office/word/2020/wordml/sdtdatahash" xmlns:w16se="http://schemas.microsoft.com/office/word/2015/wordml/symex" xmlns:wpg="http://schemas.microsoft.com/office/word/2010/wordprocessingGroup" xmlns:wpi="http://schemas.microsoft.com/office/word/2010/wordprocessingInk" xmlns:wne="http://schemas.microsoft.com/office/word/2006/wordml" xmlns:wps="http://schemas.microsoft.com/office/word/2010/wordprocessingShape" mc:Ignorable="w14 w15 w16se w16cid w16 w16cex w16sdtdh wp14">
+<w:document xmlns:o="urn:schemas-microsoft-com:office:office" xmlns:r="http://schemas.openxmlformats.org/officeDocument/2006/relationships" xmlns:v="urn:schemas-microsoft-com:vml" xmlns:w="http://schemas.openxmlformats.org/wordprocessingml/2006/main" xmlns:w10="urn:schemas-microsoft-com:office:word" xmlns:wp="http://schemas.openxmlformats.org/drawingml/2006/wordprocessingDrawing" xmlns:wps="http://schemas.microsoft.com/office/word/2010/wordprocessingShape" xmlns:wpg="http://schemas.microsoft.com/office/word/2010/wordprocessingGroup" xmlns:mc="http://schemas.openxmlformats.org/markup-compatibility/2006" xmlns:wp14="http://schemas.microsoft.com/office/word/2010/wordprocessingDrawing" xmlns:w14="http://schemas.microsoft.com/office/word/2010/wordml" xmlns:w15="http://schemas.microsoft.com/office/word/2012/wordml" mc:Ignorable="w14 wp14 w15">
   <w:body>
     <w:p>
       <w:pPr>
-        <w:rPr>
+        <w:pStyle w:val="Normal"/>
+        <w:rPr>
+          <w:b/>
           <w:b/>
           <w:bCs/>
           <w:sz w:val="40"/>
@@ -23,13 +25,14 @@
     </w:p>
     <w:p>
       <w:pPr>
-        <w:pStyle w:val="Listaszerbekezds"/>
+        <w:pStyle w:val="ListParagraph"/>
         <w:numPr>
           <w:ilvl w:val="0"/>
           <w:numId w:val="1"/>
         </w:numPr>
         <w:rPr>
           <w:b/>
+          <w:b/>
           <w:bCs/>
           <w:sz w:val="28"/>
           <w:szCs w:val="28"/>
@@ -47,7 +50,7 @@
     </w:p>
     <w:p>
       <w:pPr>
-        <w:pStyle w:val="Listaszerbekezds"/>
+        <w:pStyle w:val="ListParagraph"/>
         <w:numPr>
           <w:ilvl w:val="1"/>
           <w:numId w:val="1"/>
@@ -67,7 +70,7 @@
     </w:p>
     <w:p>
       <w:pPr>
-        <w:pStyle w:val="Listaszerbekezds"/>
+        <w:pStyle w:val="ListParagraph"/>
         <w:numPr>
           <w:ilvl w:val="1"/>
           <w:numId w:val="1"/>
@@ -87,13 +90,14 @@
     </w:p>
     <w:p>
       <w:pPr>
-        <w:pStyle w:val="Listaszerbekezds"/>
+        <w:pStyle w:val="ListParagraph"/>
         <w:numPr>
           <w:ilvl w:val="0"/>
           <w:numId w:val="1"/>
         </w:numPr>
         <w:rPr>
           <w:b/>
+          <w:b/>
           <w:bCs/>
           <w:sz w:val="28"/>
           <w:szCs w:val="28"/>
@@ -111,13 +115,14 @@
     </w:p>
     <w:p>
       <w:pPr>
-        <w:pStyle w:val="Listaszerbekezds"/>
+        <w:pStyle w:val="ListParagraph"/>
         <w:numPr>
           <w:ilvl w:val="1"/>
           <w:numId w:val="1"/>
         </w:numPr>
         <w:rPr>
           <w:b/>
+          <w:b/>
           <w:bCs/>
           <w:sz w:val="28"/>
           <w:szCs w:val="28"/>
@@ -133,44 +138,37 @@
     </w:p>
     <w:p>
       <w:pPr>
-        <w:pStyle w:val="Listaszerbekezds"/>
+        <w:pStyle w:val="ListParagraph"/>
         <w:numPr>
           <w:ilvl w:val="1"/>
           <w:numId w:val="1"/>
         </w:numPr>
         <w:rPr>
           <w:b/>
-          <w:bCs/>
-          <w:sz w:val="28"/>
-          <w:szCs w:val="28"/>
-        </w:rPr>
-      </w:pPr>
-      <w:proofErr w:type="spellStart"/>
-      <w:r>
-        <w:rPr>
-          <w:sz w:val="28"/>
-          <w:szCs w:val="28"/>
-        </w:rPr>
-        <w:t>Github</w:t>
-      </w:r>
-      <w:proofErr w:type="spellEnd"/>
-      <w:r>
-        <w:rPr>
-          <w:sz w:val="28"/>
-          <w:szCs w:val="28"/>
-        </w:rPr>
-        <w:t xml:space="preserve"> használata</w:t>
-      </w:r>
-    </w:p>
-    <w:p>
-      <w:pPr>
-        <w:pStyle w:val="Listaszerbekezds"/>
+          <w:b/>
+          <w:bCs/>
+          <w:sz w:val="28"/>
+          <w:szCs w:val="28"/>
+        </w:rPr>
+      </w:pPr>
+      <w:r>
+        <w:rPr>
+          <w:sz w:val="28"/>
+          <w:szCs w:val="28"/>
+        </w:rPr>
+        <w:t>Github használata</w:t>
+      </w:r>
+    </w:p>
+    <w:p>
+      <w:pPr>
+        <w:pStyle w:val="ListParagraph"/>
         <w:numPr>
           <w:ilvl w:val="0"/>
           <w:numId w:val="1"/>
         </w:numPr>
         <w:rPr>
           <w:b/>
+          <w:b/>
           <w:bCs/>
           <w:sz w:val="28"/>
           <w:szCs w:val="28"/>
@@ -188,13 +186,14 @@
     </w:p>
     <w:p>
       <w:pPr>
-        <w:pStyle w:val="Listaszerbekezds"/>
+        <w:pStyle w:val="ListParagraph"/>
         <w:numPr>
           <w:ilvl w:val="0"/>
           <w:numId w:val="1"/>
         </w:numPr>
         <w:rPr>
           <w:b/>
+          <w:b/>
           <w:bCs/>
           <w:sz w:val="28"/>
           <w:szCs w:val="28"/>
@@ -212,13 +211,14 @@
     </w:p>
     <w:p>
       <w:pPr>
-        <w:pStyle w:val="Listaszerbekezds"/>
+        <w:pStyle w:val="ListParagraph"/>
         <w:numPr>
           <w:ilvl w:val="0"/>
           <w:numId w:val="1"/>
         </w:numPr>
         <w:rPr>
           <w:b/>
+          <w:b/>
           <w:bCs/>
           <w:sz w:val="28"/>
           <w:szCs w:val="28"/>
@@ -236,13 +236,14 @@
     </w:p>
     <w:p>
       <w:pPr>
-        <w:pStyle w:val="Listaszerbekezds"/>
+        <w:pStyle w:val="ListParagraph"/>
         <w:numPr>
           <w:ilvl w:val="1"/>
           <w:numId w:val="1"/>
         </w:numPr>
         <w:rPr>
           <w:b/>
+          <w:b/>
           <w:bCs/>
           <w:sz w:val="28"/>
           <w:szCs w:val="28"/>
@@ -258,13 +259,14 @@
     </w:p>
     <w:p>
       <w:pPr>
-        <w:pStyle w:val="Listaszerbekezds"/>
+        <w:pStyle w:val="ListParagraph"/>
         <w:numPr>
           <w:ilvl w:val="1"/>
           <w:numId w:val="1"/>
         </w:numPr>
         <w:rPr>
           <w:b/>
+          <w:b/>
           <w:bCs/>
           <w:sz w:val="28"/>
           <w:szCs w:val="28"/>
@@ -280,13 +282,14 @@
     </w:p>
     <w:p>
       <w:pPr>
-        <w:pStyle w:val="Listaszerbekezds"/>
+        <w:pStyle w:val="ListParagraph"/>
         <w:numPr>
           <w:ilvl w:val="0"/>
           <w:numId w:val="1"/>
         </w:numPr>
         <w:rPr>
           <w:b/>
+          <w:b/>
           <w:bCs/>
           <w:sz w:val="28"/>
           <w:szCs w:val="28"/>
@@ -304,38 +307,30 @@
     </w:p>
     <w:p>
       <w:pPr>
-        <w:pStyle w:val="Listaszerbekezds"/>
-        <w:rPr>
-          <w:sz w:val="28"/>
-          <w:szCs w:val="28"/>
-        </w:rPr>
-      </w:pPr>
-      <w:r>
-        <w:rPr>
-          <w:sz w:val="28"/>
-          <w:szCs w:val="28"/>
-        </w:rPr>
-        <w:t xml:space="preserve">6.1 Docker </w:t>
-      </w:r>
-      <w:proofErr w:type="spellStart"/>
-      <w:r>
-        <w:rPr>
-          <w:sz w:val="28"/>
-          <w:szCs w:val="28"/>
-        </w:rPr>
-        <w:t>Konténerizálás</w:t>
-      </w:r>
-      <w:proofErr w:type="spellEnd"/>
-    </w:p>
-    <w:p>
-      <w:pPr>
-        <w:pStyle w:val="Listaszerbekezds"/>
+        <w:pStyle w:val="ListParagraph"/>
+        <w:rPr>
+          <w:sz w:val="28"/>
+          <w:szCs w:val="28"/>
+        </w:rPr>
+      </w:pPr>
+      <w:r>
+        <w:rPr>
+          <w:sz w:val="28"/>
+          <w:szCs w:val="28"/>
+        </w:rPr>
+        <w:t>6.1 Docker Konténerizálás</w:t>
+      </w:r>
+    </w:p>
+    <w:p>
+      <w:pPr>
+        <w:pStyle w:val="ListParagraph"/>
         <w:numPr>
           <w:ilvl w:val="0"/>
           <w:numId w:val="1"/>
         </w:numPr>
         <w:rPr>
           <w:b/>
+          <w:b/>
           <w:bCs/>
           <w:sz w:val="28"/>
           <w:szCs w:val="28"/>
@@ -353,44 +348,67 @@
     </w:p>
     <w:p>
       <w:pPr>
-        <w:rPr>
-          <w:sz w:val="28"/>
-          <w:szCs w:val="28"/>
-        </w:rPr>
-      </w:pPr>
-    </w:p>
-    <w:p>
-      <w:pPr>
-        <w:rPr>
+        <w:pStyle w:val="Normal"/>
+        <w:rPr>
+          <w:sz w:val="28"/>
+          <w:szCs w:val="28"/>
+        </w:rPr>
+      </w:pPr>
+      <w:r>
+        <w:rPr>
+          <w:sz w:val="28"/>
+          <w:szCs w:val="28"/>
+        </w:rPr>
+      </w:r>
+    </w:p>
+    <w:p>
+      <w:pPr>
+        <w:pStyle w:val="Normal"/>
+        <w:rPr>
+          <w:b/>
           <w:b/>
           <w:bCs/>
           <w:sz w:val="32"/>
           <w:szCs w:val="32"/>
         </w:rPr>
       </w:pPr>
-    </w:p>
-    <w:p>
-      <w:pPr>
+      <w:r>
         <w:rPr>
           <w:b/>
           <w:bCs/>
           <w:sz w:val="32"/>
           <w:szCs w:val="32"/>
         </w:rPr>
-      </w:pPr>
-      <w:r>
-        <w:rPr>
+      </w:r>
+    </w:p>
+    <w:p>
+      <w:pPr>
+        <w:pStyle w:val="Normal"/>
+        <w:rPr>
+          <w:b/>
           <w:b/>
           <w:bCs/>
           <w:sz w:val="32"/>
           <w:szCs w:val="32"/>
         </w:rPr>
+      </w:pPr>
+      <w:r>
+        <w:rPr>
+          <w:b/>
+          <w:bCs/>
+          <w:sz w:val="32"/>
+          <w:szCs w:val="32"/>
+        </w:rPr>
+      </w:r>
+      <w:r>
         <w:br w:type="page"/>
       </w:r>
     </w:p>
     <w:p>
       <w:pPr>
-        <w:rPr>
+        <w:pStyle w:val="Normal"/>
+        <w:rPr>
+          <w:b/>
           <w:b/>
           <w:bCs/>
           <w:sz w:val="40"/>
@@ -404,100 +422,31 @@
           <w:sz w:val="40"/>
           <w:szCs w:val="40"/>
         </w:rPr>
-        <w:lastRenderedPageBreak/>
-        <w:t xml:space="preserve">5.1 </w:t>
-      </w:r>
-      <w:r>
-        <w:rPr>
-          <w:b/>
-          <w:bCs/>
-          <w:sz w:val="40"/>
-          <w:szCs w:val="40"/>
-        </w:rPr>
-        <w:t>Backend tesztelés</w:t>
-      </w:r>
-    </w:p>
-    <w:p>
-      <w:pPr>
-        <w:rPr>
-          <w:sz w:val="28"/>
-          <w:szCs w:val="28"/>
-        </w:rPr>
-      </w:pPr>
-      <w:r>
-        <w:rPr>
-          <w:sz w:val="28"/>
-          <w:szCs w:val="28"/>
-        </w:rPr>
-        <w:t xml:space="preserve">Backend teszteléséhez </w:t>
-      </w:r>
-      <w:r>
-        <w:rPr>
-          <w:sz w:val="28"/>
-          <w:szCs w:val="28"/>
-        </w:rPr>
-        <w:t>Pest</w:t>
-      </w:r>
-      <w:r>
-        <w:rPr>
-          <w:sz w:val="28"/>
-          <w:szCs w:val="28"/>
-        </w:rPr>
-        <w:t xml:space="preserve"> tesztelési keretrendszert alkalmaztuk</w:t>
-      </w:r>
-      <w:r>
-        <w:rPr>
-          <w:sz w:val="28"/>
-          <w:szCs w:val="28"/>
-        </w:rPr>
-        <w:t xml:space="preserve">, </w:t>
-      </w:r>
-      <w:r>
-        <w:rPr>
-          <w:sz w:val="28"/>
-          <w:szCs w:val="28"/>
-        </w:rPr>
-        <w:t>a</w:t>
-      </w:r>
-      <w:r>
-        <w:rPr>
-          <w:sz w:val="28"/>
-          <w:szCs w:val="28"/>
-        </w:rPr>
-        <w:t xml:space="preserve"> tesztelés során sikeresen leteszteltü</w:t>
-      </w:r>
-      <w:r>
-        <w:rPr>
-          <w:sz w:val="28"/>
-          <w:szCs w:val="28"/>
-        </w:rPr>
-        <w:t>nk</w:t>
-      </w:r>
-      <w:r>
-        <w:rPr>
-          <w:sz w:val="28"/>
-          <w:szCs w:val="28"/>
-        </w:rPr>
-        <w:t xml:space="preserve"> 15 végpontot, a regisztrációt, bejelentkezést és a jogosultságok kezelését.</w:t>
-      </w:r>
-      <w:r>
-        <w:rPr>
-          <w:sz w:val="28"/>
-          <w:szCs w:val="28"/>
-        </w:rPr>
-        <w:t xml:space="preserve"> </w:t>
-      </w:r>
-      <w:r>
-        <w:rPr>
-          <w:noProof/>
-          <w:sz w:val="28"/>
-          <w:szCs w:val="28"/>
-        </w:rPr>
+        <w:t>5.1 Backend tesztelés</w:t>
+      </w:r>
+    </w:p>
+    <w:p>
+      <w:pPr>
+        <w:pStyle w:val="Normal"/>
+        <w:rPr>
+          <w:sz w:val="28"/>
+          <w:szCs w:val="28"/>
+        </w:rPr>
+      </w:pPr>
+      <w:r>
+        <w:rPr>
+          <w:sz w:val="28"/>
+          <w:szCs w:val="28"/>
+        </w:rPr>
+        <w:t xml:space="preserve">Backend teszteléséhez Pest tesztelési keretrendszert alkalmaztuk, a tesztelés során sikeresen leteszteltünk 15 végpontot, a regisztrációt, bejelentkezést és a jogosultságok kezelését. </w:t>
+      </w:r>
+      <w:r>
+        <w:rPr/>
         <w:drawing>
-          <wp:inline distT="0" distB="0" distL="0" distR="0" wp14:anchorId="421B4469" wp14:editId="20C0D71A">
+          <wp:inline distT="0" distB="0" distL="0" distR="0">
             <wp:extent cx="5762625" cy="3571875"/>
-            <wp:effectExtent l="0" t="0" r="9525" b="9525"/>
-            <wp:docPr id="1" name="Kép 1"/>
+            <wp:effectExtent l="0" t="0" r="0" b="0"/>
+            <wp:docPr id="1" name="Kép 1" descr=""/>
             <wp:cNvGraphicFramePr>
               <a:graphicFrameLocks xmlns:a="http://schemas.openxmlformats.org/drawingml/2006/main" noChangeAspect="1"/>
             </wp:cNvGraphicFramePr>
@@ -505,20 +454,13 @@
               <a:graphicData uri="http://schemas.openxmlformats.org/drawingml/2006/picture">
                 <pic:pic xmlns:pic="http://schemas.openxmlformats.org/drawingml/2006/picture">
                   <pic:nvPicPr>
-                    <pic:cNvPr id="0" name="Picture 1"/>
+                    <pic:cNvPr id="1" name="Kép 1" descr=""/>
                     <pic:cNvPicPr>
                       <a:picLocks noChangeAspect="1" noChangeArrowheads="1"/>
                     </pic:cNvPicPr>
                   </pic:nvPicPr>
                   <pic:blipFill>
-                    <a:blip r:embed="rId6">
-                      <a:extLst>
-                        <a:ext uri="{28A0092B-C50C-407E-A947-70E740481C1C}">
-                          <a14:useLocalDpi xmlns:a14="http://schemas.microsoft.com/office/drawing/2010/main" val="0"/>
-                        </a:ext>
-                      </a:extLst>
-                    </a:blip>
-                    <a:srcRect/>
+                    <a:blip r:embed="rId2"/>
                     <a:stretch>
                       <a:fillRect/>
                     </a:stretch>
@@ -531,10 +473,6 @@
                     <a:prstGeom prst="rect">
                       <a:avLst/>
                     </a:prstGeom>
-                    <a:noFill/>
-                    <a:ln>
-                      <a:noFill/>
-                    </a:ln>
                   </pic:spPr>
                 </pic:pic>
               </a:graphicData>
@@ -545,7 +483,9 @@
     </w:p>
     <w:p>
       <w:pPr>
-        <w:rPr>
+        <w:pStyle w:val="Normal"/>
+        <w:rPr>
+          <w:b/>
           <w:b/>
           <w:bCs/>
           <w:sz w:val="32"/>
@@ -557,172 +497,359 @@
           <w:sz w:val="28"/>
           <w:szCs w:val="28"/>
         </w:rPr>
-        <w:t xml:space="preserve">A backend tesztelésére összesen 18 </w:t>
-      </w:r>
-      <w:proofErr w:type="spellStart"/>
-      <w:r>
-        <w:rPr>
-          <w:sz w:val="28"/>
-          <w:szCs w:val="28"/>
-        </w:rPr>
-        <w:t>feature</w:t>
-      </w:r>
-      <w:proofErr w:type="spellEnd"/>
-      <w:r>
-        <w:rPr>
-          <w:sz w:val="28"/>
-          <w:szCs w:val="28"/>
-        </w:rPr>
-        <w:t xml:space="preserve"> és 2 unit tesztet írtunk.</w:t>
+        <w:t>A backend tesztelésére összesen 18 feature és 2 unit tesztet írtunk.</w:t>
+      </w:r>
+    </w:p>
+    <w:p>
+      <w:pPr>
+        <w:pStyle w:val="Normal"/>
+        <w:spacing w:before="0" w:after="160"/>
+        <w:rPr/>
+      </w:pPr>
+      <w:r>
+        <w:rPr>
+          <w:b/>
+          <w:bCs/>
+          <w:sz w:val="40"/>
+          <w:szCs w:val="40"/>
+        </w:rPr>
+        <w:t>5.2 Frontend Tesztelés</w:t>
+        <w:br/>
+      </w:r>
+      <w:r>
+        <w:rPr>
+          <w:b w:val="false"/>
+          <w:bCs w:val="false"/>
+          <w:sz w:val="28"/>
+          <w:szCs w:val="28"/>
+        </w:rPr>
+        <w:drawing>
+          <wp:anchor behindDoc="0" distT="0" distB="0" distL="0" distR="0" simplePos="0" locked="0" layoutInCell="0" allowOverlap="1" relativeHeight="3">
+            <wp:simplePos x="0" y="0"/>
+            <wp:positionH relativeFrom="column">
+              <wp:posOffset>0</wp:posOffset>
+            </wp:positionH>
+            <wp:positionV relativeFrom="paragraph">
+              <wp:posOffset>7070090</wp:posOffset>
+            </wp:positionV>
+            <wp:extent cx="5760720" cy="2719705"/>
+            <wp:effectExtent l="0" t="0" r="0" b="0"/>
+            <wp:wrapSquare wrapText="largest"/>
+            <wp:docPr id="2" name="Image1" descr=""/>
+            <wp:cNvGraphicFramePr>
+              <a:graphicFrameLocks xmlns:a="http://schemas.openxmlformats.org/drawingml/2006/main" noChangeAspect="1"/>
+            </wp:cNvGraphicFramePr>
+            <a:graphic xmlns:a="http://schemas.openxmlformats.org/drawingml/2006/main">
+              <a:graphicData uri="http://schemas.openxmlformats.org/drawingml/2006/picture">
+                <pic:pic xmlns:pic="http://schemas.openxmlformats.org/drawingml/2006/picture">
+                  <pic:nvPicPr>
+                    <pic:cNvPr id="2" name="Image1" descr=""/>
+                    <pic:cNvPicPr>
+                      <a:picLocks noChangeAspect="1" noChangeArrowheads="1"/>
+                    </pic:cNvPicPr>
+                  </pic:nvPicPr>
+                  <pic:blipFill>
+                    <a:blip r:embed="rId3"/>
+                    <a:stretch>
+                      <a:fillRect/>
+                    </a:stretch>
+                  </pic:blipFill>
+                  <pic:spPr bwMode="auto">
+                    <a:xfrm>
+                      <a:off x="0" y="0"/>
+                      <a:ext cx="5760720" cy="2719705"/>
+                    </a:xfrm>
+                    <a:prstGeom prst="rect">
+                      <a:avLst/>
+                    </a:prstGeom>
+                  </pic:spPr>
+                </pic:pic>
+              </a:graphicData>
+            </a:graphic>
+          </wp:anchor>
+        </w:drawing>
+      </w:r>
+      <w:r>
+        <w:rPr>
+          <w:b w:val="false"/>
+          <w:bCs w:val="false"/>
+          <w:sz w:val="28"/>
+          <w:szCs w:val="28"/>
+        </w:rPr>
+        <w:t xml:space="preserve">A frontend tesztelést a Cypress keretrendszerrel végeztük, és teszteltük a teljes bejelentkezési folyamatot. Ehhez a már létező JSX kódot kiegészítettük data-cy HTML attribútumokkal, amik segítik a mezők beazonosítását. A teszt során létrehozunk egy véletlenszerű e-mail-el egy felhasználót, majdbejelentkeztetjük. A frontend-be épített hibakezelés megfelelő működését is ellenőriztük. </w:t>
       </w:r>
     </w:p>
     <w:sectPr>
+      <w:type w:val="nextPage"/>
       <w:pgSz w:w="11906" w:h="16838"/>
-      <w:pgMar w:top="1417" w:right="1417" w:bottom="1417" w:left="1417" w:header="708" w:footer="708" w:gutter="0"/>
-      <w:cols w:space="708"/>
-      <w:docGrid w:linePitch="360"/>
+      <w:pgMar w:left="1417" w:right="1417" w:gutter="0" w:header="0" w:top="1417" w:footer="0" w:bottom="1417"/>
+      <w:pgNumType w:fmt="decimal"/>
+      <w:formProt w:val="false"/>
+      <w:textDirection w:val="lrTb"/>
+      <w:docGrid w:type="default" w:linePitch="360" w:charSpace="4096"/>
     </w:sectPr>
   </w:body>
 </w:document>
 </file>
 
 <file path=word/numbering.xml><?xml version="1.0" encoding="utf-8"?>
-<w:numbering xmlns:wpc="http://schemas.microsoft.com/office/word/2010/wordprocessingCanvas" xmlns:cx="http://schemas.microsoft.com/office/drawing/2014/chartex" xmlns:cx1="http://schemas.microsoft.com/office/drawing/2015/9/8/chartex" xmlns:cx2="http://schemas.microsoft.com/office/drawing/2015/10/21/chartex" xmlns:cx3="http://schemas.microsoft.com/office/drawing/2016/5/9/chartex" xmlns:cx4="http://schemas.microsoft.com/office/drawing/2016/5/10/chartex" xmlns:cx5="http://schemas.microsoft.com/office/drawing/2016/5/11/chartex" xmlns:cx6="http://schemas.microsoft.com/office/drawing/2016/5/12/chartex" xmlns:cx7="http://schemas.microsoft.com/office/drawing/2016/5/13/chartex" xmlns:cx8="http://schemas.microsoft.com/office/drawing/2016/5/14/chartex" xmlns:mc="http://schemas.openxmlformats.org/markup-compatibility/2006" xmlns:aink="http://schemas.microsoft.com/office/drawing/2016/ink" xmlns:am3d="http://schemas.microsoft.com/office/drawing/2017/model3d" xmlns:o="urn:schemas-microsoft-com:office:office" xmlns:r="http://schemas.openxmlformats.org/officeDocument/2006/relationships" xmlns:m="http://schemas.openxmlformats.org/officeDocument/2006/math" xmlns:v="urn:schemas-microsoft-com:vml" xmlns:wp14="http://schemas.microsoft.com/office/word/2010/wordprocessingDrawing" xmlns:wp="http://schemas.openxmlformats.org/drawingml/2006/wordprocessingDrawing" xmlns:w10="urn:schemas-microsoft-com:office:word" xmlns:w="http://schemas.openxmlformats.org/wordprocessingml/2006/main" xmlns:w14="http://schemas.microsoft.com/office/word/2010/wordml" xmlns:w15="http://schemas.microsoft.com/office/word/2012/wordml" xmlns:w16cex="http://schemas.microsoft.com/office/word/2018/wordml/cex" xmlns:w16cid="http://schemas.microsoft.com/office/word/2016/wordml/cid" xmlns:w16="http://schemas.microsoft.com/office/word/2018/wordml" xmlns:w16sdtdh="http://schemas.microsoft.com/office/word/2020/wordml/sdtdatahash" xmlns:w16se="http://schemas.microsoft.com/office/word/2015/wordml/symex" xmlns:wpg="http://schemas.microsoft.com/office/word/2010/wordprocessingGroup" xmlns:wpi="http://schemas.microsoft.com/office/word/2010/wordprocessingInk" xmlns:wne="http://schemas.microsoft.com/office/word/2006/wordml" xmlns:wps="http://schemas.microsoft.com/office/word/2010/wordprocessingShape" mc:Ignorable="w14 w15 w16se w16cid w16 w16cex w16sdtdh wp14">
-  <w:abstractNum w:abstractNumId="0" w15:restartNumberingAfterBreak="0">
-    <w:nsid w:val="164A3C2E"/>
-    <w:multiLevelType w:val="multilevel"/>
-    <w:tmpl w:val="EFC4CDC4"/>
+<w:numbering xmlns:w="http://schemas.openxmlformats.org/wordprocessingml/2006/main" xmlns:o="urn:schemas-microsoft-com:office:office" xmlns:r="http://schemas.openxmlformats.org/officeDocument/2006/relationships" xmlns:v="urn:schemas-microsoft-com:vml" xmlns:mc="http://schemas.openxmlformats.org/markup-compatibility/2006" xmlns:w14="http://schemas.microsoft.com/office/word/2010/wordml" mc:Ignorable="w14">
+  <w:abstractNum w:abstractNumId="1">
     <w:lvl w:ilvl="0">
       <w:start w:val="1"/>
       <w:numFmt w:val="decimal"/>
       <w:lvlText w:val="%1."/>
       <w:lvlJc w:val="left"/>
       <w:pPr>
+        <w:tabs>
+          <w:tab w:val="num" w:pos="0"/>
+        </w:tabs>
         <w:ind w:left="720" w:hanging="360"/>
       </w:pPr>
+      <w:rPr/>
+    </w:lvl>
+    <w:lvl w:ilvl="1">
+      <w:start w:val="1"/>
+      <w:numFmt w:val="decimal"/>
+      <w:lvlText w:val="%1.%2"/>
+      <w:lvlJc w:val="left"/>
+      <w:pPr>
+        <w:tabs>
+          <w:tab w:val="num" w:pos="0"/>
+        </w:tabs>
+        <w:ind w:left="1140" w:hanging="420"/>
+      </w:pPr>
       <w:rPr>
-        <w:rFonts w:hint="default"/>
+        <w:b w:val="false"/>
+        <w:bCs w:val="false"/>
       </w:rPr>
     </w:lvl>
+    <w:lvl w:ilvl="2">
+      <w:start w:val="1"/>
+      <w:numFmt w:val="decimal"/>
+      <w:lvlText w:val="%1.%2.%3"/>
+      <w:lvlJc w:val="left"/>
+      <w:pPr>
+        <w:tabs>
+          <w:tab w:val="num" w:pos="0"/>
+        </w:tabs>
+        <w:ind w:left="1800" w:hanging="720"/>
+      </w:pPr>
+      <w:rPr/>
+    </w:lvl>
+    <w:lvl w:ilvl="3">
+      <w:start w:val="1"/>
+      <w:numFmt w:val="decimal"/>
+      <w:lvlText w:val="%1.%2.%3.%4"/>
+      <w:lvlJc w:val="left"/>
+      <w:pPr>
+        <w:tabs>
+          <w:tab w:val="num" w:pos="0"/>
+        </w:tabs>
+        <w:ind w:left="2520" w:hanging="1080"/>
+      </w:pPr>
+      <w:rPr/>
+    </w:lvl>
+    <w:lvl w:ilvl="4">
+      <w:start w:val="1"/>
+      <w:numFmt w:val="decimal"/>
+      <w:lvlText w:val="%1.%2.%3.%4.%5"/>
+      <w:lvlJc w:val="left"/>
+      <w:pPr>
+        <w:tabs>
+          <w:tab w:val="num" w:pos="0"/>
+        </w:tabs>
+        <w:ind w:left="2880" w:hanging="1080"/>
+      </w:pPr>
+      <w:rPr/>
+    </w:lvl>
+    <w:lvl w:ilvl="5">
+      <w:start w:val="1"/>
+      <w:numFmt w:val="decimal"/>
+      <w:lvlText w:val="%1.%2.%3.%4.%5.%6"/>
+      <w:lvlJc w:val="left"/>
+      <w:pPr>
+        <w:tabs>
+          <w:tab w:val="num" w:pos="0"/>
+        </w:tabs>
+        <w:ind w:left="3600" w:hanging="1440"/>
+      </w:pPr>
+      <w:rPr/>
+    </w:lvl>
+    <w:lvl w:ilvl="6">
+      <w:start w:val="1"/>
+      <w:numFmt w:val="decimal"/>
+      <w:lvlText w:val="%1.%2.%3.%4.%5.%6.%7"/>
+      <w:lvlJc w:val="left"/>
+      <w:pPr>
+        <w:tabs>
+          <w:tab w:val="num" w:pos="0"/>
+        </w:tabs>
+        <w:ind w:left="3960" w:hanging="1440"/>
+      </w:pPr>
+      <w:rPr/>
+    </w:lvl>
+    <w:lvl w:ilvl="7">
+      <w:start w:val="1"/>
+      <w:numFmt w:val="decimal"/>
+      <w:lvlText w:val="%1.%2.%3.%4.%5.%6.%7.%8"/>
+      <w:lvlJc w:val="left"/>
+      <w:pPr>
+        <w:tabs>
+          <w:tab w:val="num" w:pos="0"/>
+        </w:tabs>
+        <w:ind w:left="4680" w:hanging="1800"/>
+      </w:pPr>
+      <w:rPr/>
+    </w:lvl>
+    <w:lvl w:ilvl="8">
+      <w:start w:val="1"/>
+      <w:numFmt w:val="decimal"/>
+      <w:lvlText w:val="%1.%2.%3.%4.%5.%6.%7.%8.%9"/>
+      <w:lvlJc w:val="left"/>
+      <w:pPr>
+        <w:tabs>
+          <w:tab w:val="num" w:pos="0"/>
+        </w:tabs>
+        <w:ind w:left="5400" w:hanging="2160"/>
+      </w:pPr>
+      <w:rPr/>
+    </w:lvl>
+  </w:abstractNum>
+  <w:abstractNum w:abstractNumId="2">
+    <w:lvl w:ilvl="0">
+      <w:start w:val="1"/>
+      <w:numFmt w:val="none"/>
+      <w:suff w:val="nothing"/>
+      <w:lvlText w:val=""/>
+      <w:lvlJc w:val="left"/>
+      <w:pPr>
+        <w:tabs>
+          <w:tab w:val="num" w:pos="0"/>
+        </w:tabs>
+        <w:ind w:left="0" w:hanging="0"/>
+      </w:pPr>
+    </w:lvl>
     <w:lvl w:ilvl="1">
       <w:start w:val="1"/>
-      <w:numFmt w:val="decimal"/>
-      <w:isLgl/>
-      <w:lvlText w:val="%1.%2"/>
-      <w:lvlJc w:val="left"/>
-      <w:pPr>
-        <w:ind w:left="1140" w:hanging="420"/>
-      </w:pPr>
-      <w:rPr>
-        <w:rFonts w:hint="default"/>
-        <w:b w:val="0"/>
-        <w:bCs w:val="0"/>
-      </w:rPr>
+      <w:numFmt w:val="none"/>
+      <w:suff w:val="nothing"/>
+      <w:lvlText w:val=""/>
+      <w:lvlJc w:val="left"/>
+      <w:pPr>
+        <w:tabs>
+          <w:tab w:val="num" w:pos="0"/>
+        </w:tabs>
+        <w:ind w:left="0" w:hanging="0"/>
+      </w:pPr>
     </w:lvl>
     <w:lvl w:ilvl="2">
       <w:start w:val="1"/>
-      <w:numFmt w:val="decimal"/>
-      <w:isLgl/>
-      <w:lvlText w:val="%1.%2.%3"/>
-      <w:lvlJc w:val="left"/>
-      <w:pPr>
-        <w:ind w:left="1800" w:hanging="720"/>
-      </w:pPr>
-      <w:rPr>
-        <w:rFonts w:hint="default"/>
-      </w:rPr>
+      <w:numFmt w:val="none"/>
+      <w:suff w:val="nothing"/>
+      <w:lvlText w:val=""/>
+      <w:lvlJc w:val="left"/>
+      <w:pPr>
+        <w:tabs>
+          <w:tab w:val="num" w:pos="0"/>
+        </w:tabs>
+        <w:ind w:left="0" w:hanging="0"/>
+      </w:pPr>
     </w:lvl>
     <w:lvl w:ilvl="3">
       <w:start w:val="1"/>
-      <w:numFmt w:val="decimal"/>
-      <w:isLgl/>
-      <w:lvlText w:val="%1.%2.%3.%4"/>
-      <w:lvlJc w:val="left"/>
-      <w:pPr>
-        <w:ind w:left="2520" w:hanging="1080"/>
-      </w:pPr>
-      <w:rPr>
-        <w:rFonts w:hint="default"/>
-      </w:rPr>
+      <w:numFmt w:val="none"/>
+      <w:suff w:val="nothing"/>
+      <w:lvlText w:val=""/>
+      <w:lvlJc w:val="left"/>
+      <w:pPr>
+        <w:tabs>
+          <w:tab w:val="num" w:pos="0"/>
+        </w:tabs>
+        <w:ind w:left="0" w:hanging="0"/>
+      </w:pPr>
     </w:lvl>
     <w:lvl w:ilvl="4">
       <w:start w:val="1"/>
-      <w:numFmt w:val="decimal"/>
-      <w:isLgl/>
-      <w:lvlText w:val="%1.%2.%3.%4.%5"/>
-      <w:lvlJc w:val="left"/>
-      <w:pPr>
-        <w:ind w:left="2880" w:hanging="1080"/>
-      </w:pPr>
-      <w:rPr>
-        <w:rFonts w:hint="default"/>
-      </w:rPr>
+      <w:numFmt w:val="none"/>
+      <w:suff w:val="nothing"/>
+      <w:lvlText w:val=""/>
+      <w:lvlJc w:val="left"/>
+      <w:pPr>
+        <w:tabs>
+          <w:tab w:val="num" w:pos="0"/>
+        </w:tabs>
+        <w:ind w:left="0" w:hanging="0"/>
+      </w:pPr>
     </w:lvl>
     <w:lvl w:ilvl="5">
       <w:start w:val="1"/>
-      <w:numFmt w:val="decimal"/>
-      <w:isLgl/>
-      <w:lvlText w:val="%1.%2.%3.%4.%5.%6"/>
-      <w:lvlJc w:val="left"/>
-      <w:pPr>
-        <w:ind w:left="3600" w:hanging="1440"/>
-      </w:pPr>
-      <w:rPr>
-        <w:rFonts w:hint="default"/>
-      </w:rPr>
+      <w:numFmt w:val="none"/>
+      <w:suff w:val="nothing"/>
+      <w:lvlText w:val=""/>
+      <w:lvlJc w:val="left"/>
+      <w:pPr>
+        <w:tabs>
+          <w:tab w:val="num" w:pos="0"/>
+        </w:tabs>
+        <w:ind w:left="0" w:hanging="0"/>
+      </w:pPr>
     </w:lvl>
     <w:lvl w:ilvl="6">
       <w:start w:val="1"/>
-      <w:numFmt w:val="decimal"/>
-      <w:isLgl/>
-      <w:lvlText w:val="%1.%2.%3.%4.%5.%6.%7"/>
-      <w:lvlJc w:val="left"/>
-      <w:pPr>
-        <w:ind w:left="3960" w:hanging="1440"/>
-      </w:pPr>
-      <w:rPr>
-        <w:rFonts w:hint="default"/>
-      </w:rPr>
+      <w:numFmt w:val="none"/>
+      <w:suff w:val="nothing"/>
+      <w:lvlText w:val=""/>
+      <w:lvlJc w:val="left"/>
+      <w:pPr>
+        <w:tabs>
+          <w:tab w:val="num" w:pos="0"/>
+        </w:tabs>
+        <w:ind w:left="0" w:hanging="0"/>
+      </w:pPr>
     </w:lvl>
     <w:lvl w:ilvl="7">
       <w:start w:val="1"/>
-      <w:numFmt w:val="decimal"/>
-      <w:isLgl/>
-      <w:lvlText w:val="%1.%2.%3.%4.%5.%6.%7.%8"/>
-      <w:lvlJc w:val="left"/>
-      <w:pPr>
-        <w:ind w:left="4680" w:hanging="1800"/>
-      </w:pPr>
-      <w:rPr>
-        <w:rFonts w:hint="default"/>
-      </w:rPr>
+      <w:numFmt w:val="none"/>
+      <w:suff w:val="nothing"/>
+      <w:lvlText w:val=""/>
+      <w:lvlJc w:val="left"/>
+      <w:pPr>
+        <w:tabs>
+          <w:tab w:val="num" w:pos="0"/>
+        </w:tabs>
+        <w:ind w:left="0" w:hanging="0"/>
+      </w:pPr>
     </w:lvl>
     <w:lvl w:ilvl="8">
       <w:start w:val="1"/>
-      <w:numFmt w:val="decimal"/>
-      <w:isLgl/>
-      <w:lvlText w:val="%1.%2.%3.%4.%5.%6.%7.%8.%9"/>
-      <w:lvlJc w:val="left"/>
-      <w:pPr>
-        <w:ind w:left="5400" w:hanging="2160"/>
-      </w:pPr>
-      <w:rPr>
-        <w:rFonts w:hint="default"/>
-      </w:rPr>
+      <w:numFmt w:val="none"/>
+      <w:suff w:val="nothing"/>
+      <w:lvlText w:val=""/>
+      <w:lvlJc w:val="left"/>
+      <w:pPr>
+        <w:tabs>
+          <w:tab w:val="num" w:pos="0"/>
+        </w:tabs>
+        <w:ind w:left="0" w:hanging="0"/>
+      </w:pPr>
     </w:lvl>
   </w:abstractNum>
   <w:num w:numId="1">
-    <w:abstractNumId w:val="0"/>
+    <w:abstractNumId w:val="1"/>
+  </w:num>
+  <w:num w:numId="2">
+    <w:abstractNumId w:val="2"/>
   </w:num>
 </w:numbering>
 </file>
 
 <file path=word/styles.xml><?xml version="1.0" encoding="utf-8"?>
-<w:styles xmlns:mc="http://schemas.openxmlformats.org/markup-compatibility/2006" xmlns:r="http://schemas.openxmlformats.org/officeDocument/2006/relationships" xmlns:w="http://schemas.openxmlformats.org/wordprocessingml/2006/main" xmlns:w14="http://schemas.microsoft.com/office/word/2010/wordml" xmlns:w15="http://schemas.microsoft.com/office/word/2012/wordml" xmlns:w16cex="http://schemas.microsoft.com/office/word/2018/wordml/cex" xmlns:w16cid="http://schemas.microsoft.com/office/word/2016/wordml/cid" xmlns:w16="http://schemas.microsoft.com/office/word/2018/wordml" xmlns:w16sdtdh="http://schemas.microsoft.com/office/word/2020/wordml/sdtdatahash" xmlns:w16se="http://schemas.microsoft.com/office/word/2015/wordml/symex" mc:Ignorable="w14 w15 w16se w16cid w16 w16cex w16sdtdh">
+<w:styles xmlns:w="http://schemas.openxmlformats.org/wordprocessingml/2006/main" xmlns:w14="http://schemas.microsoft.com/office/word/2010/wordml" xmlns:mc="http://schemas.openxmlformats.org/markup-compatibility/2006" mc:Ignorable="w14">
   <w:docDefaults>
     <w:rPrDefault>
       <w:rPr>
-        <w:rFonts w:asciiTheme="minorHAnsi" w:eastAsiaTheme="minorHAnsi" w:hAnsiTheme="minorHAnsi" w:cstheme="minorBidi"/>
+        <w:rFonts w:ascii="Calibri" w:hAnsi="Calibri" w:eastAsia="Calibri" w:cs="" w:asciiTheme="minorHAnsi" w:cstheme="minorBidi" w:eastAsiaTheme="minorHAnsi" w:hAnsiTheme="minorHAnsi"/>
         <w:sz w:val="22"/>
         <w:szCs w:val="22"/>
         <w:lang w:val="hu-HU" w:eastAsia="en-US" w:bidi="ar-SA"/>
@@ -730,21 +857,21 @@
     </w:rPrDefault>
     <w:pPrDefault>
       <w:pPr>
-        <w:spacing w:after="160" w:line="259" w:lineRule="auto"/>
+        <w:suppressAutoHyphens w:val="true"/>
       </w:pPr>
     </w:pPrDefault>
   </w:docDefaults>
   <w:latentStyles w:defLockedState="0" w:defUIPriority="99" w:defSemiHidden="0" w:defUnhideWhenUsed="0" w:defQFormat="0" w:count="376">
     <w:lsdException w:name="Normal" w:uiPriority="0" w:qFormat="1"/>
     <w:lsdException w:name="heading 1" w:uiPriority="9" w:qFormat="1"/>
-    <w:lsdException w:name="heading 2" w:semiHidden="1" w:uiPriority="9" w:unhideWhenUsed="1" w:qFormat="1"/>
-    <w:lsdException w:name="heading 3" w:semiHidden="1" w:uiPriority="9" w:unhideWhenUsed="1" w:qFormat="1"/>
-    <w:lsdException w:name="heading 4" w:semiHidden="1" w:uiPriority="9" w:unhideWhenUsed="1" w:qFormat="1"/>
-    <w:lsdException w:name="heading 5" w:semiHidden="1" w:uiPriority="9" w:unhideWhenUsed="1" w:qFormat="1"/>
-    <w:lsdException w:name="heading 6" w:semiHidden="1" w:uiPriority="9" w:unhideWhenUsed="1" w:qFormat="1"/>
-    <w:lsdException w:name="heading 7" w:semiHidden="1" w:uiPriority="9" w:unhideWhenUsed="1" w:qFormat="1"/>
-    <w:lsdException w:name="heading 8" w:semiHidden="1" w:uiPriority="9" w:unhideWhenUsed="1" w:qFormat="1"/>
-    <w:lsdException w:name="heading 9" w:semiHidden="1" w:uiPriority="9" w:unhideWhenUsed="1" w:qFormat="1"/>
+    <w:lsdException w:name="heading 2" w:uiPriority="9" w:semiHidden="1" w:unhideWhenUsed="1" w:qFormat="1"/>
+    <w:lsdException w:name="heading 3" w:uiPriority="9" w:semiHidden="1" w:unhideWhenUsed="1" w:qFormat="1"/>
+    <w:lsdException w:name="heading 4" w:uiPriority="9" w:semiHidden="1" w:unhideWhenUsed="1" w:qFormat="1"/>
+    <w:lsdException w:name="heading 5" w:uiPriority="9" w:semiHidden="1" w:unhideWhenUsed="1" w:qFormat="1"/>
+    <w:lsdException w:name="heading 6" w:uiPriority="9" w:semiHidden="1" w:unhideWhenUsed="1" w:qFormat="1"/>
+    <w:lsdException w:name="heading 7" w:uiPriority="9" w:semiHidden="1" w:unhideWhenUsed="1" w:qFormat="1"/>
+    <w:lsdException w:name="heading 8" w:uiPriority="9" w:semiHidden="1" w:unhideWhenUsed="1" w:qFormat="1"/>
+    <w:lsdException w:name="heading 9" w:uiPriority="9" w:semiHidden="1" w:unhideWhenUsed="1" w:qFormat="1"/>
     <w:lsdException w:name="index 1" w:semiHidden="1" w:unhideWhenUsed="1"/>
     <w:lsdException w:name="index 2" w:semiHidden="1" w:unhideWhenUsed="1"/>
     <w:lsdException w:name="index 3" w:semiHidden="1" w:unhideWhenUsed="1"/>
@@ -754,22 +881,22 @@
     <w:lsdException w:name="index 7" w:semiHidden="1" w:unhideWhenUsed="1"/>
     <w:lsdException w:name="index 8" w:semiHidden="1" w:unhideWhenUsed="1"/>
     <w:lsdException w:name="index 9" w:semiHidden="1" w:unhideWhenUsed="1"/>
-    <w:lsdException w:name="toc 1" w:semiHidden="1" w:uiPriority="39" w:unhideWhenUsed="1"/>
-    <w:lsdException w:name="toc 2" w:semiHidden="1" w:uiPriority="39" w:unhideWhenUsed="1"/>
-    <w:lsdException w:name="toc 3" w:semiHidden="1" w:uiPriority="39" w:unhideWhenUsed="1"/>
-    <w:lsdException w:name="toc 4" w:semiHidden="1" w:uiPriority="39" w:unhideWhenUsed="1"/>
-    <w:lsdException w:name="toc 5" w:semiHidden="1" w:uiPriority="39" w:unhideWhenUsed="1"/>
-    <w:lsdException w:name="toc 6" w:semiHidden="1" w:uiPriority="39" w:unhideWhenUsed="1"/>
-    <w:lsdException w:name="toc 7" w:semiHidden="1" w:uiPriority="39" w:unhideWhenUsed="1"/>
-    <w:lsdException w:name="toc 8" w:semiHidden="1" w:uiPriority="39" w:unhideWhenUsed="1"/>
-    <w:lsdException w:name="toc 9" w:semiHidden="1" w:uiPriority="39" w:unhideWhenUsed="1"/>
+    <w:lsdException w:name="toc 1" w:uiPriority="39" w:semiHidden="1" w:unhideWhenUsed="1"/>
+    <w:lsdException w:name="toc 2" w:uiPriority="39" w:semiHidden="1" w:unhideWhenUsed="1"/>
+    <w:lsdException w:name="toc 3" w:uiPriority="39" w:semiHidden="1" w:unhideWhenUsed="1"/>
+    <w:lsdException w:name="toc 4" w:uiPriority="39" w:semiHidden="1" w:unhideWhenUsed="1"/>
+    <w:lsdException w:name="toc 5" w:uiPriority="39" w:semiHidden="1" w:unhideWhenUsed="1"/>
+    <w:lsdException w:name="toc 6" w:uiPriority="39" w:semiHidden="1" w:unhideWhenUsed="1"/>
+    <w:lsdException w:name="toc 7" w:uiPriority="39" w:semiHidden="1" w:unhideWhenUsed="1"/>
+    <w:lsdException w:name="toc 8" w:uiPriority="39" w:semiHidden="1" w:unhideWhenUsed="1"/>
+    <w:lsdException w:name="toc 9" w:uiPriority="39" w:semiHidden="1" w:unhideWhenUsed="1"/>
     <w:lsdException w:name="Normal Indent" w:semiHidden="1" w:unhideWhenUsed="1"/>
     <w:lsdException w:name="footnote text" w:semiHidden="1" w:unhideWhenUsed="1"/>
     <w:lsdException w:name="annotation text" w:semiHidden="1" w:unhideWhenUsed="1"/>
     <w:lsdException w:name="header" w:semiHidden="1" w:unhideWhenUsed="1"/>
     <w:lsdException w:name="footer" w:semiHidden="1" w:unhideWhenUsed="1"/>
     <w:lsdException w:name="index heading" w:semiHidden="1" w:unhideWhenUsed="1"/>
-    <w:lsdException w:name="caption" w:semiHidden="1" w:uiPriority="35" w:unhideWhenUsed="1" w:qFormat="1"/>
+    <w:lsdException w:name="caption" w:uiPriority="35" w:semiHidden="1" w:unhideWhenUsed="1" w:qFormat="1"/>
     <w:lsdException w:name="table of figures" w:semiHidden="1" w:unhideWhenUsed="1"/>
     <w:lsdException w:name="envelope address" w:semiHidden="1" w:unhideWhenUsed="1"/>
     <w:lsdException w:name="envelope return" w:semiHidden="1" w:unhideWhenUsed="1"/>
@@ -800,7 +927,7 @@
     <w:lsdException w:name="Title" w:uiPriority="10" w:qFormat="1"/>
     <w:lsdException w:name="Closing" w:semiHidden="1" w:unhideWhenUsed="1"/>
     <w:lsdException w:name="Signature" w:semiHidden="1" w:unhideWhenUsed="1"/>
-    <w:lsdException w:name="Default Paragraph Font" w:semiHidden="1" w:uiPriority="1" w:unhideWhenUsed="1"/>
+    <w:lsdException w:name="Default Paragraph Font" w:uiPriority="1" w:semiHidden="1" w:unhideWhenUsed="1"/>
     <w:lsdException w:name="Body Text" w:semiHidden="1" w:unhideWhenUsed="1"/>
     <w:lsdException w:name="Body Text Indent" w:semiHidden="1" w:unhideWhenUsed="1"/>
     <w:lsdException w:name="List Continue" w:semiHidden="1" w:unhideWhenUsed="1"/>
@@ -1000,8 +1127,8 @@
     <w:lsdException w:name="Subtle Reference" w:uiPriority="31" w:qFormat="1"/>
     <w:lsdException w:name="Intense Reference" w:uiPriority="32" w:qFormat="1"/>
     <w:lsdException w:name="Book Title" w:uiPriority="33" w:qFormat="1"/>
-    <w:lsdException w:name="Bibliography" w:semiHidden="1" w:uiPriority="37" w:unhideWhenUsed="1"/>
-    <w:lsdException w:name="TOC Heading" w:semiHidden="1" w:uiPriority="39" w:unhideWhenUsed="1" w:qFormat="1"/>
+    <w:lsdException w:name="Bibliography" w:uiPriority="37" w:semiHidden="1" w:unhideWhenUsed="1"/>
+    <w:lsdException w:name="TOC Heading" w:uiPriority="39" w:semiHidden="1" w:unhideWhenUsed="1" w:qFormat="1"/>
     <w:lsdException w:name="Plain Table 1" w:uiPriority="41"/>
     <w:lsdException w:name="Plain Table 2" w:uiPriority="42"/>
     <w:lsdException w:name="Plain Table 3" w:uiPriority="43"/>
@@ -1112,16 +1239,110 @@
     <w:lsdException w:name="Unresolved Mention" w:semiHidden="1" w:unhideWhenUsed="1"/>
     <w:lsdException w:name="Smart Link" w:semiHidden="1" w:unhideWhenUsed="1"/>
   </w:latentStyles>
-  <w:style w:type="paragraph" w:default="1" w:styleId="Norml">
+  <w:style w:type="paragraph" w:styleId="Normal" w:default="1">
     <w:name w:val="Normal"/>
     <w:qFormat/>
-    <w:rsid w:val="0086793C"/>
+    <w:rsid w:val="0086793c"/>
+    <w:pPr>
+      <w:widowControl/>
+      <w:bidi w:val="0"/>
+      <w:spacing w:lineRule="auto" w:line="259" w:before="0" w:after="160"/>
+      <w:jc w:val="left"/>
+    </w:pPr>
+    <w:rPr>
+      <w:rFonts w:ascii="Calibri" w:hAnsi="Calibri" w:eastAsia="Calibri" w:cs="" w:asciiTheme="minorHAnsi" w:cstheme="minorBidi" w:eastAsiaTheme="minorHAnsi" w:hAnsiTheme="minorHAnsi"/>
+      <w:color w:val="auto"/>
+      <w:kern w:val="0"/>
+      <w:sz w:val="22"/>
+      <w:szCs w:val="22"/>
+      <w:lang w:val="hu-HU" w:eastAsia="en-US" w:bidi="ar-SA"/>
+    </w:rPr>
   </w:style>
-  <w:style w:type="character" w:default="1" w:styleId="Bekezdsalapbettpusa">
+  <w:style w:type="character" w:styleId="DefaultParagraphFont" w:default="1">
     <w:name w:val="Default Paragraph Font"/>
     <w:uiPriority w:val="1"/>
     <w:semiHidden/>
     <w:unhideWhenUsed/>
+    <w:qFormat/>
+    <w:rPr/>
+  </w:style>
+  <w:style w:type="paragraph" w:styleId="Heading">
+    <w:name w:val="Heading"/>
+    <w:basedOn w:val="Normal"/>
+    <w:next w:val="TextBody"/>
+    <w:qFormat/>
+    <w:pPr>
+      <w:keepNext w:val="true"/>
+      <w:spacing w:before="240" w:after="120"/>
+    </w:pPr>
+    <w:rPr>
+      <w:rFonts w:ascii="Liberation Sans" w:hAnsi="Liberation Sans" w:eastAsia="WenQuanYi Micro Hei" w:cs="FreeSans"/>
+      <w:sz w:val="28"/>
+      <w:szCs w:val="28"/>
+    </w:rPr>
+  </w:style>
+  <w:style w:type="paragraph" w:styleId="TextBody">
+    <w:name w:val="Body Text"/>
+    <w:basedOn w:val="Normal"/>
+    <w:pPr>
+      <w:spacing w:lineRule="auto" w:line="276" w:before="0" w:after="140"/>
+    </w:pPr>
+    <w:rPr/>
+  </w:style>
+  <w:style w:type="paragraph" w:styleId="List">
+    <w:name w:val="List"/>
+    <w:basedOn w:val="TextBody"/>
+    <w:pPr/>
+    <w:rPr>
+      <w:rFonts w:cs="FreeSans"/>
+    </w:rPr>
+  </w:style>
+  <w:style w:type="paragraph" w:styleId="Caption">
+    <w:name w:val="Caption"/>
+    <w:basedOn w:val="Normal"/>
+    <w:qFormat/>
+    <w:pPr>
+      <w:suppressLineNumbers/>
+      <w:spacing w:before="120" w:after="120"/>
+    </w:pPr>
+    <w:rPr>
+      <w:rFonts w:cs="FreeSans"/>
+      <w:i/>
+      <w:iCs/>
+      <w:sz w:val="24"/>
+      <w:szCs w:val="24"/>
+    </w:rPr>
+  </w:style>
+  <w:style w:type="paragraph" w:styleId="Index">
+    <w:name w:val="Index"/>
+    <w:basedOn w:val="Normal"/>
+    <w:qFormat/>
+    <w:pPr>
+      <w:suppressLineNumbers/>
+    </w:pPr>
+    <w:rPr>
+      <w:rFonts w:cs="FreeSans"/>
+    </w:rPr>
+  </w:style>
+  <w:style w:type="paragraph" w:styleId="ListParagraph">
+    <w:name w:val="List Paragraph"/>
+    <w:basedOn w:val="Normal"/>
+    <w:uiPriority w:val="34"/>
+    <w:qFormat/>
+    <w:rsid w:val="00db5baa"/>
+    <w:pPr>
+      <w:spacing w:before="0" w:after="160"/>
+      <w:ind w:left="720" w:hanging="0"/>
+      <w:contextualSpacing/>
+    </w:pPr>
+    <w:rPr/>
+  </w:style>
+  <w:style w:type="numbering" w:styleId="NoList" w:default="1">
+    <w:name w:val="No List"/>
+    <w:uiPriority w:val="99"/>
+    <w:semiHidden/>
+    <w:unhideWhenUsed/>
+    <w:qFormat/>
   </w:style>
   <w:style w:type="table" w:default="1" w:styleId="Normltblzat">
     <w:name w:val="Normal Table"/>
@@ -1129,7 +1350,6 @@
     <w:semiHidden/>
     <w:unhideWhenUsed/>
     <w:tblPr>
-      <w:tblInd w:w="0" w:type="dxa"/>
       <w:tblCellMar>
         <w:top w:w="0" w:type="dxa"/>
         <w:left w:w="108" w:type="dxa"/>
@@ -1137,23 +1357,6 @@
         <w:right w:w="108" w:type="dxa"/>
       </w:tblCellMar>
     </w:tblPr>
-  </w:style>
-  <w:style w:type="numbering" w:default="1" w:styleId="Nemlista">
-    <w:name w:val="No List"/>
-    <w:uiPriority w:val="99"/>
-    <w:semiHidden/>
-    <w:unhideWhenUsed/>
-  </w:style>
-  <w:style w:type="paragraph" w:styleId="Listaszerbekezds">
-    <w:name w:val="List Paragraph"/>
-    <w:basedOn w:val="Norml"/>
-    <w:uiPriority w:val="34"/>
-    <w:qFormat/>
-    <w:rsid w:val="00DB5BAA"/>
-    <w:pPr>
-      <w:ind w:left="720"/>
-      <w:contextualSpacing/>
-    </w:pPr>
   </w:style>
 </w:styles>
 </file>

--- a/dokumentacio_osszes.docx
+++ b/dokumentacio_osszes.docx
@@ -1,457 +1,503 @@
 
 <file path=word/document.xml><?xml version="1.0" encoding="utf-8"?>
-<w:document xmlns:o="urn:schemas-microsoft-com:office:office" xmlns:r="http://schemas.openxmlformats.org/officeDocument/2006/relationships" xmlns:v="urn:schemas-microsoft-com:vml" xmlns:w="http://schemas.openxmlformats.org/wordprocessingml/2006/main" xmlns:w10="urn:schemas-microsoft-com:office:word" xmlns:wp="http://schemas.openxmlformats.org/drawingml/2006/wordprocessingDrawing" xmlns:wps="http://schemas.microsoft.com/office/word/2010/wordprocessingShape" xmlns:wpg="http://schemas.microsoft.com/office/word/2010/wordprocessingGroup" xmlns:mc="http://schemas.openxmlformats.org/markup-compatibility/2006" xmlns:wp14="http://schemas.microsoft.com/office/word/2010/wordprocessingDrawing" xmlns:w14="http://schemas.microsoft.com/office/word/2010/wordml" xmlns:w15="http://schemas.microsoft.com/office/word/2012/wordml" mc:Ignorable="w14 wp14 w15">
+<w:document xmlns:o="urn:schemas-microsoft-com:office:office" xmlns:r="http://schemas.openxmlformats.org/officeDocument/2006/relationships" xmlns:v="urn:schemas-microsoft-com:vml" xmlns:w="http://schemas.openxmlformats.org/wordprocessingml/2006/main" xmlns:w10="urn:schemas-microsoft-com:office:word" xmlns:wp="http://schemas.openxmlformats.org/drawingml/2006/wordprocessingDrawing" xmlns:wps="http://schemas.microsoft.com/office/word/2010/wordprocessingShape" xmlns:wpg="http://schemas.microsoft.com/office/word/2010/wordprocessingGroup" xmlns:mc="http://schemas.openxmlformats.org/markup-compatibility/2006" xmlns:wp14="http://schemas.microsoft.com/office/word/2010/wordprocessingDrawing" xmlns:w14="http://schemas.microsoft.com/office/word/2010/wordml" xmlns:w15="http://schemas.microsoft.com/office/word/2012/wordml" xmlns:a="http://schemas.openxmlformats.org/drawingml/2006/main" xmlns:pic="http://schemas.openxmlformats.org/drawingml/2006/picture" mc:Ignorable="w14 wp14 w15">
   <w:body>
-    <w:p>
+    <w:p xmlns:wp14="http://schemas.microsoft.com/office/word/2010/wordml" wp14:textId="77777777">
       <w:pPr>
         <w:pStyle w:val="Normal"/>
-        <w:rPr>
+        <w:spacing w:line="360" w:lineRule="auto"/>
+        <w:jc w:val="both"/>
+        <w:rPr>
+          <w:b w:val="1"/>
           <w:b/>
-          <w:b/>
-          <w:bCs/>
-          <w:sz w:val="40"/>
-          <w:szCs w:val="40"/>
-        </w:rPr>
-      </w:pPr>
-      <w:r>
-        <w:rPr>
-          <w:b/>
-          <w:bCs/>
-          <w:sz w:val="40"/>
-          <w:szCs w:val="40"/>
+          <w:bCs w:val="1"/>
+          <w:sz w:val="36"/>
+          <w:szCs w:val="36"/>
+        </w:rPr>
+      </w:pPr>
+      <w:r>
+        <w:rPr>
+          <w:b w:val="1"/>
+          <w:bCs w:val="1"/>
+          <w:sz w:val="36"/>
+          <w:szCs w:val="36"/>
         </w:rPr>
         <w:t>Tartalomjegyzék</w:t>
       </w:r>
     </w:p>
-    <w:p>
+    <w:p xmlns:wp14="http://schemas.microsoft.com/office/word/2010/wordml" wp14:textId="77777777">
       <w:pPr>
         <w:pStyle w:val="ListParagraph"/>
         <w:numPr>
           <w:ilvl w:val="0"/>
           <w:numId w:val="1"/>
         </w:numPr>
-        <w:rPr>
+        <w:spacing w:line="360" w:lineRule="auto"/>
+        <w:contextualSpacing w:val="0"/>
+        <w:jc w:val="both"/>
+        <w:rPr>
+          <w:b w:val="1"/>
           <w:b/>
-          <w:b/>
-          <w:bCs/>
-          <w:sz w:val="28"/>
-          <w:szCs w:val="28"/>
-        </w:rPr>
-      </w:pPr>
-      <w:r>
-        <w:rPr>
-          <w:b/>
-          <w:bCs/>
-          <w:sz w:val="28"/>
-          <w:szCs w:val="28"/>
+          <w:bCs w:val="1"/>
+          <w:sz w:val="24"/>
+          <w:szCs w:val="24"/>
+        </w:rPr>
+      </w:pPr>
+      <w:r>
+        <w:rPr>
+          <w:b w:val="1"/>
+          <w:bCs w:val="1"/>
+          <w:sz w:val="24"/>
+          <w:szCs w:val="24"/>
         </w:rPr>
         <w:t>Bevezetés</w:t>
       </w:r>
     </w:p>
-    <w:p>
+    <w:p xmlns:wp14="http://schemas.microsoft.com/office/word/2010/wordml" wp14:textId="77777777">
       <w:pPr>
         <w:pStyle w:val="ListParagraph"/>
         <w:numPr>
           <w:ilvl w:val="1"/>
           <w:numId w:val="1"/>
         </w:numPr>
-        <w:rPr>
-          <w:sz w:val="28"/>
-          <w:szCs w:val="28"/>
-        </w:rPr>
-      </w:pPr>
-      <w:r>
-        <w:rPr>
-          <w:sz w:val="28"/>
-          <w:szCs w:val="28"/>
+        <w:spacing w:line="360" w:lineRule="auto"/>
+        <w:contextualSpacing w:val="0"/>
+        <w:jc w:val="both"/>
+        <w:rPr>
+          <w:sz w:val="24"/>
+          <w:szCs w:val="24"/>
+        </w:rPr>
+      </w:pPr>
+      <w:r>
+        <w:rPr>
+          <w:sz w:val="24"/>
+          <w:szCs w:val="24"/>
         </w:rPr>
         <w:t>Projekt röviden összefoglalva</w:t>
       </w:r>
     </w:p>
-    <w:p>
+    <w:p xmlns:wp14="http://schemas.microsoft.com/office/word/2010/wordml" wp14:textId="77777777">
       <w:pPr>
         <w:pStyle w:val="ListParagraph"/>
         <w:numPr>
           <w:ilvl w:val="1"/>
           <w:numId w:val="1"/>
         </w:numPr>
-        <w:rPr>
-          <w:sz w:val="28"/>
-          <w:szCs w:val="28"/>
-        </w:rPr>
-      </w:pPr>
-      <w:r>
-        <w:rPr>
-          <w:sz w:val="28"/>
-          <w:szCs w:val="28"/>
+        <w:spacing w:line="360" w:lineRule="auto"/>
+        <w:contextualSpacing w:val="0"/>
+        <w:jc w:val="both"/>
+        <w:rPr>
+          <w:sz w:val="24"/>
+          <w:szCs w:val="24"/>
+        </w:rPr>
+      </w:pPr>
+      <w:r>
+        <w:rPr>
+          <w:sz w:val="24"/>
+          <w:szCs w:val="24"/>
         </w:rPr>
         <w:t>Használt technológiák</w:t>
       </w:r>
     </w:p>
-    <w:p>
+    <w:p xmlns:wp14="http://schemas.microsoft.com/office/word/2010/wordml" wp14:textId="77777777">
       <w:pPr>
         <w:pStyle w:val="ListParagraph"/>
         <w:numPr>
           <w:ilvl w:val="0"/>
           <w:numId w:val="1"/>
         </w:numPr>
-        <w:rPr>
+        <w:spacing w:line="360" w:lineRule="auto"/>
+        <w:contextualSpacing w:val="0"/>
+        <w:jc w:val="both"/>
+        <w:rPr>
+          <w:b w:val="1"/>
           <w:b/>
-          <w:b/>
-          <w:bCs/>
-          <w:sz w:val="28"/>
-          <w:szCs w:val="28"/>
-        </w:rPr>
-      </w:pPr>
-      <w:r>
-        <w:rPr>
-          <w:b/>
-          <w:bCs/>
-          <w:sz w:val="28"/>
-          <w:szCs w:val="28"/>
+          <w:bCs w:val="1"/>
+          <w:sz w:val="24"/>
+          <w:szCs w:val="24"/>
+        </w:rPr>
+      </w:pPr>
+      <w:r>
+        <w:rPr>
+          <w:b w:val="1"/>
+          <w:bCs w:val="1"/>
+          <w:sz w:val="24"/>
+          <w:szCs w:val="24"/>
         </w:rPr>
         <w:t>Csapatmunka</w:t>
       </w:r>
     </w:p>
-    <w:p>
+    <w:p xmlns:wp14="http://schemas.microsoft.com/office/word/2010/wordml" wp14:textId="77777777">
       <w:pPr>
         <w:pStyle w:val="ListParagraph"/>
         <w:numPr>
           <w:ilvl w:val="1"/>
           <w:numId w:val="1"/>
         </w:numPr>
-        <w:rPr>
+        <w:spacing w:line="360" w:lineRule="auto"/>
+        <w:contextualSpacing w:val="0"/>
+        <w:jc w:val="both"/>
+        <w:rPr>
+          <w:b w:val="1"/>
           <w:b/>
-          <w:b/>
-          <w:bCs/>
-          <w:sz w:val="28"/>
-          <w:szCs w:val="28"/>
-        </w:rPr>
-      </w:pPr>
-      <w:r>
-        <w:rPr>
-          <w:sz w:val="28"/>
-          <w:szCs w:val="28"/>
+          <w:bCs w:val="1"/>
+          <w:sz w:val="24"/>
+          <w:szCs w:val="24"/>
+        </w:rPr>
+      </w:pPr>
+      <w:r>
+        <w:rPr>
+          <w:sz w:val="24"/>
+          <w:szCs w:val="24"/>
         </w:rPr>
         <w:t>Feladatok elosztása</w:t>
       </w:r>
     </w:p>
-    <w:p>
+    <w:p xmlns:wp14="http://schemas.microsoft.com/office/word/2010/wordml" wp14:textId="77777777">
       <w:pPr>
         <w:pStyle w:val="ListParagraph"/>
         <w:numPr>
           <w:ilvl w:val="1"/>
           <w:numId w:val="1"/>
         </w:numPr>
-        <w:rPr>
+        <w:spacing w:line="360" w:lineRule="auto"/>
+        <w:contextualSpacing w:val="0"/>
+        <w:jc w:val="both"/>
+        <w:rPr>
+          <w:b w:val="1"/>
           <w:b/>
-          <w:b/>
-          <w:bCs/>
-          <w:sz w:val="28"/>
-          <w:szCs w:val="28"/>
-        </w:rPr>
-      </w:pPr>
-      <w:r>
-        <w:rPr>
-          <w:sz w:val="28"/>
-          <w:szCs w:val="28"/>
-        </w:rPr>
-        <w:t>Github használata</w:t>
-      </w:r>
-    </w:p>
-    <w:p>
+          <w:bCs w:val="1"/>
+          <w:sz w:val="24"/>
+          <w:szCs w:val="24"/>
+        </w:rPr>
+      </w:pPr>
+      <w:r>
+        <w:rPr>
+          <w:sz w:val="24"/>
+          <w:szCs w:val="24"/>
+        </w:rPr>
+        <w:t>Github</w:t>
+      </w:r>
+      <w:r>
+        <w:rPr>
+          <w:sz w:val="24"/>
+          <w:szCs w:val="24"/>
+        </w:rPr>
+        <w:t xml:space="preserve"> használata</w:t>
+      </w:r>
+    </w:p>
+    <w:p xmlns:wp14="http://schemas.microsoft.com/office/word/2010/wordml" wp14:textId="77777777">
       <w:pPr>
         <w:pStyle w:val="ListParagraph"/>
         <w:numPr>
           <w:ilvl w:val="0"/>
           <w:numId w:val="1"/>
         </w:numPr>
-        <w:rPr>
+        <w:spacing w:line="360" w:lineRule="auto"/>
+        <w:contextualSpacing w:val="0"/>
+        <w:jc w:val="both"/>
+        <w:rPr>
+          <w:b w:val="1"/>
           <w:b/>
-          <w:b/>
-          <w:bCs/>
-          <w:sz w:val="28"/>
-          <w:szCs w:val="28"/>
-        </w:rPr>
-      </w:pPr>
-      <w:r>
-        <w:rPr>
-          <w:b/>
-          <w:bCs/>
-          <w:sz w:val="28"/>
-          <w:szCs w:val="28"/>
+          <w:bCs w:val="1"/>
+          <w:sz w:val="24"/>
+          <w:szCs w:val="24"/>
+        </w:rPr>
+      </w:pPr>
+      <w:r>
+        <w:rPr>
+          <w:b w:val="1"/>
+          <w:bCs w:val="1"/>
+          <w:sz w:val="24"/>
+          <w:szCs w:val="24"/>
         </w:rPr>
         <w:t>Backend</w:t>
       </w:r>
     </w:p>
-    <w:p>
+    <w:p xmlns:wp14="http://schemas.microsoft.com/office/word/2010/wordml" wp14:textId="77777777">
       <w:pPr>
         <w:pStyle w:val="ListParagraph"/>
         <w:numPr>
           <w:ilvl w:val="0"/>
           <w:numId w:val="1"/>
         </w:numPr>
-        <w:rPr>
+        <w:spacing w:line="360" w:lineRule="auto"/>
+        <w:contextualSpacing w:val="0"/>
+        <w:jc w:val="both"/>
+        <w:rPr>
+          <w:b w:val="1"/>
           <w:b/>
-          <w:b/>
-          <w:bCs/>
-          <w:sz w:val="28"/>
-          <w:szCs w:val="28"/>
-        </w:rPr>
-      </w:pPr>
-      <w:r>
-        <w:rPr>
-          <w:b/>
-          <w:bCs/>
-          <w:sz w:val="28"/>
-          <w:szCs w:val="28"/>
+          <w:bCs w:val="1"/>
+          <w:sz w:val="24"/>
+          <w:szCs w:val="24"/>
+        </w:rPr>
+      </w:pPr>
+      <w:r>
+        <w:rPr>
+          <w:b w:val="1"/>
+          <w:bCs w:val="1"/>
+          <w:sz w:val="24"/>
+          <w:szCs w:val="24"/>
         </w:rPr>
         <w:t>Frontend</w:t>
       </w:r>
     </w:p>
-    <w:p>
+    <w:p xmlns:wp14="http://schemas.microsoft.com/office/word/2010/wordml" wp14:textId="77777777">
       <w:pPr>
         <w:pStyle w:val="ListParagraph"/>
         <w:numPr>
           <w:ilvl w:val="0"/>
           <w:numId w:val="1"/>
         </w:numPr>
-        <w:rPr>
+        <w:spacing w:line="360" w:lineRule="auto"/>
+        <w:contextualSpacing w:val="0"/>
+        <w:jc w:val="both"/>
+        <w:rPr>
+          <w:b w:val="1"/>
           <w:b/>
-          <w:b/>
-          <w:bCs/>
-          <w:sz w:val="28"/>
-          <w:szCs w:val="28"/>
-        </w:rPr>
-      </w:pPr>
-      <w:r>
-        <w:rPr>
-          <w:b/>
-          <w:bCs/>
-          <w:sz w:val="28"/>
-          <w:szCs w:val="28"/>
+          <w:bCs w:val="1"/>
+          <w:sz w:val="24"/>
+          <w:szCs w:val="24"/>
+        </w:rPr>
+      </w:pPr>
+      <w:r>
+        <w:rPr>
+          <w:b w:val="1"/>
+          <w:bCs w:val="1"/>
+          <w:sz w:val="24"/>
+          <w:szCs w:val="24"/>
         </w:rPr>
         <w:t>Tesztelés</w:t>
       </w:r>
     </w:p>
-    <w:p>
+    <w:p xmlns:wp14="http://schemas.microsoft.com/office/word/2010/wordml" wp14:textId="77777777">
       <w:pPr>
         <w:pStyle w:val="ListParagraph"/>
         <w:numPr>
           <w:ilvl w:val="1"/>
           <w:numId w:val="1"/>
         </w:numPr>
-        <w:rPr>
+        <w:spacing w:line="360" w:lineRule="auto"/>
+        <w:contextualSpacing w:val="0"/>
+        <w:jc w:val="both"/>
+        <w:rPr>
+          <w:b w:val="1"/>
           <w:b/>
-          <w:b/>
-          <w:bCs/>
-          <w:sz w:val="28"/>
-          <w:szCs w:val="28"/>
-        </w:rPr>
-      </w:pPr>
-      <w:r>
-        <w:rPr>
-          <w:sz w:val="28"/>
-          <w:szCs w:val="28"/>
+          <w:bCs w:val="1"/>
+          <w:sz w:val="24"/>
+          <w:szCs w:val="24"/>
+        </w:rPr>
+      </w:pPr>
+      <w:r>
+        <w:rPr>
+          <w:sz w:val="24"/>
+          <w:szCs w:val="24"/>
         </w:rPr>
         <w:t>Backend tesztelés</w:t>
       </w:r>
     </w:p>
-    <w:p>
+    <w:p xmlns:wp14="http://schemas.microsoft.com/office/word/2010/wordml" wp14:textId="77777777">
       <w:pPr>
         <w:pStyle w:val="ListParagraph"/>
         <w:numPr>
           <w:ilvl w:val="1"/>
           <w:numId w:val="1"/>
         </w:numPr>
-        <w:rPr>
+        <w:spacing w:line="360" w:lineRule="auto"/>
+        <w:contextualSpacing w:val="0"/>
+        <w:jc w:val="both"/>
+        <w:rPr>
+          <w:b w:val="1"/>
           <w:b/>
-          <w:b/>
-          <w:bCs/>
-          <w:sz w:val="28"/>
-          <w:szCs w:val="28"/>
-        </w:rPr>
-      </w:pPr>
-      <w:r>
-        <w:rPr>
-          <w:sz w:val="28"/>
-          <w:szCs w:val="28"/>
+          <w:bCs w:val="1"/>
+          <w:sz w:val="24"/>
+          <w:szCs w:val="24"/>
+        </w:rPr>
+      </w:pPr>
+      <w:r>
+        <w:rPr>
+          <w:sz w:val="24"/>
+          <w:szCs w:val="24"/>
         </w:rPr>
         <w:t>Frontend tesztelés</w:t>
       </w:r>
     </w:p>
-    <w:p>
+    <w:p xmlns:wp14="http://schemas.microsoft.com/office/word/2010/wordml" wp14:textId="77777777">
       <w:pPr>
         <w:pStyle w:val="ListParagraph"/>
         <w:numPr>
           <w:ilvl w:val="0"/>
           <w:numId w:val="1"/>
         </w:numPr>
-        <w:rPr>
+        <w:spacing w:line="360" w:lineRule="auto"/>
+        <w:contextualSpacing w:val="0"/>
+        <w:jc w:val="both"/>
+        <w:rPr>
+          <w:b w:val="1"/>
           <w:b/>
-          <w:b/>
-          <w:bCs/>
-          <w:sz w:val="28"/>
-          <w:szCs w:val="28"/>
-        </w:rPr>
-      </w:pPr>
-      <w:r>
-        <w:rPr>
-          <w:b/>
-          <w:bCs/>
-          <w:sz w:val="28"/>
-          <w:szCs w:val="28"/>
+          <w:bCs w:val="1"/>
+          <w:sz w:val="24"/>
+          <w:szCs w:val="24"/>
+        </w:rPr>
+      </w:pPr>
+      <w:r>
+        <w:rPr>
+          <w:b w:val="1"/>
+          <w:bCs w:val="1"/>
+          <w:sz w:val="24"/>
+          <w:szCs w:val="24"/>
         </w:rPr>
         <w:t>Docker</w:t>
       </w:r>
     </w:p>
-    <w:p>
+    <w:p xmlns:wp14="http://schemas.microsoft.com/office/word/2010/wordml" wp14:textId="77777777">
       <w:pPr>
         <w:pStyle w:val="ListParagraph"/>
-        <w:rPr>
-          <w:sz w:val="28"/>
-          <w:szCs w:val="28"/>
-        </w:rPr>
-      </w:pPr>
-      <w:r>
-        <w:rPr>
-          <w:sz w:val="28"/>
-          <w:szCs w:val="28"/>
-        </w:rPr>
-        <w:t>6.1 Docker Konténerizálás</w:t>
-      </w:r>
-    </w:p>
-    <w:p>
+        <w:spacing w:line="360" w:lineRule="auto"/>
+        <w:contextualSpacing w:val="0"/>
+        <w:jc w:val="both"/>
+        <w:rPr>
+          <w:sz w:val="24"/>
+          <w:szCs w:val="24"/>
+        </w:rPr>
+      </w:pPr>
+      <w:r>
+        <w:rPr>
+          <w:sz w:val="24"/>
+          <w:szCs w:val="24"/>
+        </w:rPr>
+        <w:t xml:space="preserve">6.1 Docker </w:t>
+      </w:r>
+      <w:r>
+        <w:rPr>
+          <w:sz w:val="24"/>
+          <w:szCs w:val="24"/>
+        </w:rPr>
+        <w:t>Konténerizálás</w:t>
+      </w:r>
+    </w:p>
+    <w:p xmlns:wp14="http://schemas.microsoft.com/office/word/2010/wordml" wp14:textId="77777777">
       <w:pPr>
         <w:pStyle w:val="ListParagraph"/>
         <w:numPr>
           <w:ilvl w:val="0"/>
           <w:numId w:val="1"/>
         </w:numPr>
-        <w:rPr>
+        <w:spacing w:line="360" w:lineRule="auto"/>
+        <w:contextualSpacing w:val="0"/>
+        <w:jc w:val="both"/>
+        <w:rPr>
+          <w:b w:val="1"/>
           <w:b/>
+          <w:bCs w:val="1"/>
+          <w:sz w:val="24"/>
+          <w:szCs w:val="24"/>
+        </w:rPr>
+      </w:pPr>
+      <w:r>
+        <w:rPr>
+          <w:b w:val="1"/>
+          <w:bCs w:val="1"/>
+          <w:sz w:val="24"/>
+          <w:szCs w:val="24"/>
+        </w:rPr>
+        <w:t>Felhasználói útmutató</w:t>
+      </w:r>
+    </w:p>
+    <w:p xmlns:wp14="http://schemas.microsoft.com/office/word/2010/wordml" wp14:textId="77777777">
+      <w:pPr>
+        <w:pStyle w:val="Normal"/>
+        <w:spacing w:line="360" w:lineRule="auto"/>
+        <w:rPr>
+          <w:sz w:val="24"/>
+          <w:szCs w:val="24"/>
+        </w:rPr>
+      </w:pPr>
+    </w:p>
+    <w:p xmlns:wp14="http://schemas.microsoft.com/office/word/2010/wordml" wp14:textId="77777777">
+      <w:pPr>
+        <w:pStyle w:val="Normal"/>
+        <w:spacing w:line="360" w:lineRule="auto"/>
+        <w:rPr>
+          <w:b w:val="1"/>
           <w:b/>
-          <w:bCs/>
-          <w:sz w:val="28"/>
-          <w:szCs w:val="28"/>
-        </w:rPr>
-      </w:pPr>
-      <w:r>
-        <w:rPr>
+          <w:bCs w:val="1"/>
+          <w:sz w:val="24"/>
+          <w:szCs w:val="24"/>
+        </w:rPr>
+      </w:pPr>
+    </w:p>
+    <w:p xmlns:wp14="http://schemas.microsoft.com/office/word/2010/wordml" wp14:textId="77777777">
+      <w:pPr>
+        <w:pStyle w:val="Normal"/>
+        <w:spacing w:line="360" w:lineRule="auto"/>
+        <w:rPr>
+          <w:b w:val="1"/>
           <w:b/>
-          <w:bCs/>
-          <w:sz w:val="28"/>
-          <w:szCs w:val="28"/>
-        </w:rPr>
-        <w:t>Felhasználói útmutató</w:t>
-      </w:r>
-    </w:p>
-    <w:p>
+          <w:bCs w:val="1"/>
+          <w:sz w:val="24"/>
+          <w:szCs w:val="24"/>
+        </w:rPr>
+      </w:pPr>
+      <w:r>
+        <w:rPr>
+          <w:sz w:val="24"/>
+          <w:szCs w:val="24"/>
+        </w:rPr>
+        <w:br w:type="page"/>
+      </w:r>
+    </w:p>
+    <w:p xmlns:wp14="http://schemas.microsoft.com/office/word/2010/wordml" wp14:textId="77777777">
       <w:pPr>
         <w:pStyle w:val="Normal"/>
-        <w:rPr>
-          <w:sz w:val="28"/>
-          <w:szCs w:val="28"/>
-        </w:rPr>
-      </w:pPr>
-      <w:r>
-        <w:rPr>
-          <w:sz w:val="28"/>
-          <w:szCs w:val="28"/>
-        </w:rPr>
-      </w:r>
-    </w:p>
-    <w:p>
+        <w:spacing w:line="360" w:lineRule="auto"/>
+        <w:jc w:val="both"/>
+        <w:rPr>
+          <w:b w:val="1"/>
+          <w:b/>
+          <w:bCs w:val="1"/>
+          <w:sz w:val="36"/>
+          <w:szCs w:val="36"/>
+        </w:rPr>
+      </w:pPr>
+      <w:r>
+        <w:rPr>
+          <w:b w:val="1"/>
+          <w:bCs w:val="1"/>
+          <w:sz w:val="36"/>
+          <w:szCs w:val="36"/>
+        </w:rPr>
+        <w:t>5.1 Backend tesztelés</w:t>
+      </w:r>
+    </w:p>
+    <w:p xmlns:wp14="http://schemas.microsoft.com/office/word/2010/wordml" wp14:textId="77777777">
       <w:pPr>
         <w:pStyle w:val="Normal"/>
-        <w:rPr>
-          <w:b/>
-          <w:b/>
-          <w:bCs/>
-          <w:sz w:val="32"/>
-          <w:szCs w:val="32"/>
-        </w:rPr>
-      </w:pPr>
-      <w:r>
-        <w:rPr>
-          <w:b/>
-          <w:bCs/>
-          <w:sz w:val="32"/>
-          <w:szCs w:val="32"/>
-        </w:rPr>
-      </w:r>
-    </w:p>
-    <w:p>
-      <w:pPr>
-        <w:pStyle w:val="Normal"/>
-        <w:rPr>
-          <w:b/>
-          <w:b/>
-          <w:bCs/>
-          <w:sz w:val="32"/>
-          <w:szCs w:val="32"/>
-        </w:rPr>
-      </w:pPr>
-      <w:r>
-        <w:rPr>
-          <w:b/>
-          <w:bCs/>
-          <w:sz w:val="32"/>
-          <w:szCs w:val="32"/>
-        </w:rPr>
-      </w:r>
-      <w:r>
-        <w:br w:type="page"/>
-      </w:r>
-    </w:p>
-    <w:p>
-      <w:pPr>
-        <w:pStyle w:val="Normal"/>
-        <w:rPr>
-          <w:b/>
-          <w:b/>
-          <w:bCs/>
-          <w:sz w:val="40"/>
-          <w:szCs w:val="40"/>
-        </w:rPr>
-      </w:pPr>
-      <w:r>
-        <w:rPr>
-          <w:b/>
-          <w:bCs/>
-          <w:sz w:val="40"/>
-          <w:szCs w:val="40"/>
-        </w:rPr>
-        <w:t>5.1 Backend tesztelés</w:t>
-      </w:r>
-    </w:p>
-    <w:p>
-      <w:pPr>
-        <w:pStyle w:val="Normal"/>
-        <w:rPr>
-          <w:sz w:val="28"/>
-          <w:szCs w:val="28"/>
-        </w:rPr>
-      </w:pPr>
-      <w:r>
-        <w:rPr>
-          <w:sz w:val="28"/>
-          <w:szCs w:val="28"/>
+        <w:spacing w:line="360" w:lineRule="auto"/>
+        <w:jc w:val="both"/>
+        <w:rPr>
+          <w:sz w:val="24"/>
+          <w:szCs w:val="24"/>
+        </w:rPr>
+      </w:pPr>
+      <w:r>
+        <w:rPr>
+          <w:sz w:val="24"/>
+          <w:szCs w:val="24"/>
         </w:rPr>
         <w:t xml:space="preserve">Backend teszteléséhez Pest tesztelési keretrendszert alkalmaztuk, a tesztelés során sikeresen leteszteltünk 15 végpontot, a regisztrációt, bejelentkezést és a jogosultságok kezelését. </w:t>
       </w:r>
       <w:r>
-        <w:rPr/>
         <w:drawing>
-          <wp:inline distT="0" distB="0" distL="0" distR="0">
+          <wp:inline xmlns:wp14="http://schemas.microsoft.com/office/word/2010/wordprocessingDrawing" wp14:editId="3C3E423E" wp14:anchorId="6ABA3A02">
             <wp:extent cx="5762625" cy="3571875"/>
             <wp:effectExtent l="0" t="0" r="0" b="0"/>
-            <wp:docPr id="1" name="Kép 1" descr=""/>
+            <wp:docPr id="1" name="Kép 1"/>
             <wp:cNvGraphicFramePr>
-              <a:graphicFrameLocks xmlns:a="http://schemas.openxmlformats.org/drawingml/2006/main" noChangeAspect="1"/>
+              <a:graphicFrameLocks noChangeAspect="1"/>
             </wp:cNvGraphicFramePr>
-            <a:graphic xmlns:a="http://schemas.openxmlformats.org/drawingml/2006/main">
-              <a:graphicData uri="http://schemas.openxmlformats.org/drawingml/2006/picture">
+            <a:graphic>
+              <a:graphicData xmlns:a="http://schemas.openxmlformats.org/drawingml/2006/main" uri="http://schemas.openxmlformats.org/drawingml/2006/picture">
                 <pic:pic xmlns:pic="http://schemas.openxmlformats.org/drawingml/2006/picture">
                   <pic:nvPicPr>
                     <pic:cNvPr id="1" name="Kép 1" descr=""/>
@@ -460,7 +506,7 @@
                     </pic:cNvPicPr>
                   </pic:nvPicPr>
                   <pic:blipFill>
-                    <a:blip r:embed="rId2"/>
+                    <a:blip xmlns:r="http://schemas.openxmlformats.org/officeDocument/2006/relationships" r:embed="rId2"/>
                     <a:stretch>
                       <a:fillRect/>
                     </a:stretch>
@@ -481,31 +527,62 @@
         </w:drawing>
       </w:r>
     </w:p>
-    <w:p>
+    <w:p xmlns:wp14="http://schemas.microsoft.com/office/word/2010/wordml" wp14:textId="77777777">
       <w:pPr>
         <w:pStyle w:val="Normal"/>
-        <w:rPr>
+        <w:spacing w:line="360" w:lineRule="auto"/>
+        <w:jc w:val="both"/>
+        <w:rPr>
+          <w:b w:val="1"/>
           <w:b/>
-          <w:b/>
-          <w:bCs/>
-          <w:sz w:val="32"/>
-          <w:szCs w:val="32"/>
-        </w:rPr>
-      </w:pPr>
-      <w:r>
-        <w:rPr>
-          <w:sz w:val="28"/>
-          <w:szCs w:val="28"/>
-        </w:rPr>
-        <w:t>A backend tesztelésére összesen 18 feature és 2 unit tesztet írtunk.</w:t>
-      </w:r>
-    </w:p>
-    <w:p>
+          <w:bCs w:val="1"/>
+          <w:sz w:val="24"/>
+          <w:szCs w:val="24"/>
+        </w:rPr>
+      </w:pPr>
+      <w:r>
+        <w:rPr>
+          <w:sz w:val="24"/>
+          <w:szCs w:val="24"/>
+        </w:rPr>
+        <w:t xml:space="preserve">A backend tesztelésére összesen 18 </w:t>
+      </w:r>
+      <w:r>
+        <w:rPr>
+          <w:sz w:val="24"/>
+          <w:szCs w:val="24"/>
+        </w:rPr>
+        <w:t>feature</w:t>
+      </w:r>
+      <w:r>
+        <w:rPr>
+          <w:sz w:val="24"/>
+          <w:szCs w:val="24"/>
+        </w:rPr>
+        <w:t xml:space="preserve"> és 2 unit tesztet írtunk.</w:t>
+      </w:r>
+    </w:p>
+    <w:p xmlns:wp14="http://schemas.microsoft.com/office/word/2010/wordml" wp14:textId="2EF8D799">
       <w:pPr>
         <w:pStyle w:val="Normal"/>
-        <w:spacing w:before="0" w:after="160"/>
-        <w:rPr/>
-      </w:pPr>
+        <w:spacing w:before="0" w:after="160" w:line="360" w:lineRule="auto"/>
+        <w:jc w:val="both"/>
+        <w:rPr>
+          <w:b w:val="0"/>
+          <w:bCs w:val="0"/>
+          <w:sz w:val="24"/>
+          <w:szCs w:val="24"/>
+        </w:rPr>
+      </w:pPr>
+      <w:r>
+        <w:rPr>
+          <w:b w:val="1"/>
+          <w:bCs w:val="1"/>
+          <w:sz w:val="36"/>
+          <w:szCs w:val="36"/>
+        </w:rPr>
+        <w:t>5.2 Frontend Tesztelés</w:t>
+      </w:r>
       <w:r>
         <w:rPr>
           <w:b/>
@@ -513,7 +590,6 @@
           <w:sz w:val="40"/>
           <w:szCs w:val="40"/>
         </w:rPr>
-        <w:t>5.2 Frontend Tesztelés</w:t>
         <w:br/>
       </w:r>
       <w:r>
@@ -524,7 +600,7 @@
           <w:szCs w:val="28"/>
         </w:rPr>
         <w:drawing>
-          <wp:anchor behindDoc="0" distT="0" distB="0" distL="0" distR="0" simplePos="0" locked="0" layoutInCell="0" allowOverlap="1" relativeHeight="3">
+          <wp:anchor xmlns:wp14="http://schemas.microsoft.com/office/word/2010/wordprocessingDrawing" distT="0" distB="0" distL="0" distR="0" simplePos="0" relativeHeight="3" behindDoc="0" locked="0" layoutInCell="0" allowOverlap="1" wp14:anchorId="2934E451" wp14:editId="7777777">
             <wp:simplePos x="0" y="0"/>
             <wp:positionH relativeFrom="column">
               <wp:posOffset>0</wp:posOffset>
@@ -571,25 +647,265 @@
       </w:r>
       <w:r>
         <w:rPr>
-          <w:b w:val="false"/>
-          <w:bCs w:val="false"/>
-          <w:sz w:val="28"/>
-          <w:szCs w:val="28"/>
-        </w:rPr>
-        <w:t xml:space="preserve">A frontend tesztelést a Cypress keretrendszerrel végeztük, és teszteltük a teljes bejelentkezési folyamatot. Ehhez a már létező JSX kódot kiegészítettük data-cy HTML attribútumokkal, amik segítik a mezők beazonosítását. A teszt során létrehozunk egy véletlenszerű e-mail-el egy felhasználót, majdbejelentkeztetjük. A frontend-be épített hibakezelés megfelelő működését is ellenőriztük. </w:t>
+          <w:b w:val="0"/>
+          <w:bCs w:val="0"/>
+          <w:sz w:val="24"/>
+          <w:szCs w:val="24"/>
+        </w:rPr>
+        <w:t xml:space="preserve">A frontend tesztelést a </w:t>
+      </w:r>
+      <w:r>
+        <w:rPr>
+          <w:b w:val="0"/>
+          <w:bCs w:val="0"/>
+          <w:sz w:val="24"/>
+          <w:szCs w:val="24"/>
+        </w:rPr>
+        <w:t xml:space="preserve">Cypress</w:t>
+      </w:r>
+      <w:r>
+        <w:rPr>
+          <w:b w:val="0"/>
+          <w:bCs w:val="0"/>
+          <w:sz w:val="24"/>
+          <w:szCs w:val="24"/>
+        </w:rPr>
+        <w:t xml:space="preserve"> keretrendszerrel végeztük, és teszteltük a teljes bejelentkezési folyamatot. Ehhez a már létező JSX kódot kiegészítettük </w:t>
+      </w:r>
+      <w:r>
+        <w:rPr>
+          <w:b w:val="0"/>
+          <w:bCs w:val="0"/>
+          <w:sz w:val="24"/>
+          <w:szCs w:val="24"/>
+        </w:rPr>
+        <w:t xml:space="preserve">data-cy</w:t>
+      </w:r>
+      <w:r>
+        <w:rPr>
+          <w:b w:val="0"/>
+          <w:bCs w:val="0"/>
+          <w:sz w:val="24"/>
+          <w:szCs w:val="24"/>
+        </w:rPr>
+        <w:t xml:space="preserve"> HTML attribútumokkal, amik segítik a mezők beazonosítását. A teszt során létrehozunk egy véletlenszerű e-mail-el egy felhasználót, </w:t>
+      </w:r>
+      <w:r>
+        <w:rPr>
+          <w:b w:val="0"/>
+          <w:bCs w:val="0"/>
+          <w:sz w:val="24"/>
+          <w:szCs w:val="24"/>
+        </w:rPr>
+        <w:t xml:space="preserve">majdbejelentkeztetjük</w:t>
+      </w:r>
+      <w:r>
+        <w:rPr>
+          <w:b w:val="0"/>
+          <w:bCs w:val="0"/>
+          <w:sz w:val="24"/>
+          <w:szCs w:val="24"/>
+        </w:rPr>
+        <w:t xml:space="preserve">. A frontend-be épített hibakezelés megfelelő működését is ellenőriztük. </w:t>
       </w:r>
     </w:p>
     <w:sectPr>
       <w:type w:val="nextPage"/>
-      <w:pgSz w:w="11906" w:h="16838"/>
-      <w:pgMar w:left="1417" w:right="1417" w:gutter="0" w:header="0" w:top="1417" w:footer="0" w:bottom="1417"/>
+      <w:pgSz w:w="11906" w:h="16838" w:orient="portrait"/>
+      <w:pgMar w:top="1417" w:right="1417" w:bottom="1417" w:left="1417" w:header="0" w:footer="0" w:gutter="0"/>
       <w:pgNumType w:fmt="decimal"/>
       <w:formProt w:val="false"/>
       <w:textDirection w:val="lrTb"/>
       <w:docGrid w:type="default" w:linePitch="360" w:charSpace="4096"/>
+      <w:cols w:num="1"/>
+      <w:headerReference w:type="default" r:id="R613a35d587a2431a"/>
+      <w:footerReference w:type="default" r:id="Ref49b6516e094ee4"/>
     </w:sectPr>
   </w:body>
 </w:document>
+</file>
+
+<file path=word/footer.xml><?xml version="1.0" encoding="utf-8"?>
+<w:ftr xmlns:w14="http://schemas.microsoft.com/office/word/2010/wordml" xmlns:w="http://schemas.openxmlformats.org/wordprocessingml/2006/main">
+  <w:tbl>
+    <w:tblPr>
+      <w:tblStyle w:val="Normltblzat"/>
+      <w:bidiVisual w:val="0"/>
+      <w:tblW w:w="0" w:type="auto"/>
+      <w:tblLook w:val="06A0" w:firstRow="1" w:lastRow="0" w:firstColumn="1" w:lastColumn="0" w:noHBand="1" w:noVBand="1"/>
+    </w:tblPr>
+    <w:tblGrid>
+      <w:gridCol w:w="3020"/>
+      <w:gridCol w:w="3020"/>
+      <w:gridCol w:w="3020"/>
+    </w:tblGrid>
+    <w:tr>
+      <w:trPr>
+        <w:trHeight w:val="300"/>
+      </w:trPr>
+      <w:tc>
+        <w:tcPr>
+          <w:tcW w:w="3020" w:type="dxa"/>
+          <w:tcMar/>
+        </w:tcPr>
+        <w:p>
+          <w:pPr>
+            <w:pStyle w:val="Header"/>
+            <w:bidi w:val="0"/>
+            <w:ind w:left="-115"/>
+            <w:jc w:val="left"/>
+          </w:pPr>
+        </w:p>
+      </w:tc>
+      <w:tc>
+        <w:tcPr>
+          <w:tcW w:w="3020" w:type="dxa"/>
+          <w:tcMar/>
+        </w:tcPr>
+        <w:p>
+          <w:pPr>
+            <w:pStyle w:val="Header"/>
+            <w:bidi w:val="0"/>
+            <w:jc w:val="center"/>
+          </w:pPr>
+        </w:p>
+      </w:tc>
+      <w:tc>
+        <w:tcPr>
+          <w:tcW w:w="3020" w:type="dxa"/>
+          <w:tcMar/>
+        </w:tcPr>
+        <w:p>
+          <w:pPr>
+            <w:pStyle w:val="Header"/>
+            <w:bidi w:val="0"/>
+            <w:ind w:right="-115"/>
+            <w:jc w:val="right"/>
+          </w:pPr>
+        </w:p>
+      </w:tc>
+    </w:tr>
+  </w:tbl>
+  <w:p>
+    <w:pPr>
+      <w:pStyle w:val="Footer"/>
+      <w:bidi w:val="0"/>
+    </w:pPr>
+  </w:p>
+</w:ftr>
+</file>
+
+<file path=word/header.xml><?xml version="1.0" encoding="utf-8"?>
+<w:hdr xmlns:w14="http://schemas.microsoft.com/office/word/2010/wordml" xmlns:wp="http://schemas.openxmlformats.org/drawingml/2006/wordprocessingDrawing" xmlns:wp14="http://schemas.microsoft.com/office/word/2010/wordprocessingDrawing" xmlns:a="http://schemas.openxmlformats.org/drawingml/2006/main" xmlns:pic="http://schemas.openxmlformats.org/drawingml/2006/picture" xmlns:r="http://schemas.openxmlformats.org/officeDocument/2006/relationships" xmlns:a14="http://schemas.microsoft.com/office/drawing/2010/main" xmlns:w="http://schemas.openxmlformats.org/wordprocessingml/2006/main">
+  <w:tbl>
+    <w:tblPr>
+      <w:tblStyle w:val="Normltblzat"/>
+      <w:bidiVisual w:val="0"/>
+      <w:tblW w:w="0" w:type="auto"/>
+      <w:tblLook w:val="06A0" w:firstRow="1" w:lastRow="0" w:firstColumn="1" w:lastColumn="0" w:noHBand="1" w:noVBand="1"/>
+    </w:tblPr>
+    <w:tblGrid>
+      <w:gridCol w:w="3020"/>
+      <w:gridCol w:w="3020"/>
+      <w:gridCol w:w="3020"/>
+    </w:tblGrid>
+    <w:tr>
+      <w:trPr>
+        <w:trHeight w:val="300"/>
+      </w:trPr>
+      <w:tc>
+        <w:tcPr>
+          <w:tcW w:w="3020" w:type="dxa"/>
+          <w:tcMar/>
+        </w:tcPr>
+        <w:p>
+          <w:pPr>
+            <w:pStyle w:val="Header"/>
+            <w:bidi w:val="0"/>
+            <w:ind w:left="-115"/>
+            <w:jc w:val="left"/>
+          </w:pPr>
+          <w:r>
+            <w:drawing>
+              <wp:inline wp14:editId="684114BA" wp14:anchorId="2D09E5D6">
+                <wp:extent cx="5753100" cy="1419225"/>
+                <wp:effectExtent l="0" t="0" r="0" b="0"/>
+                <wp:docPr id="824421713" name="drawing"/>
+                <wp:cNvGraphicFramePr>
+                  <a:graphicFrameLocks noChangeAspect="1"/>
+                </wp:cNvGraphicFramePr>
+                <a:graphic>
+                  <a:graphicData xmlns:a="http://schemas.openxmlformats.org/drawingml/2006/main" uri="http://schemas.openxmlformats.org/drawingml/2006/picture">
+                    <pic:pic xmlns:pic="http://schemas.openxmlformats.org/drawingml/2006/picture">
+                      <pic:nvPicPr xmlns:pic="http://schemas.openxmlformats.org/drawingml/2006/picture">
+                        <pic:cNvPr xmlns:pic="http://schemas.openxmlformats.org/drawingml/2006/picture" id="824421713" name="Picture 824421713"/>
+                        <pic:cNvPicPr xmlns:pic="http://schemas.openxmlformats.org/drawingml/2006/picture"/>
+                      </pic:nvPicPr>
+                      <pic:blipFill xmlns:pic="http://schemas.openxmlformats.org/drawingml/2006/picture">
+                        <a:blip xmlns:r="http://schemas.openxmlformats.org/officeDocument/2006/relationships" xmlns:a="http://schemas.openxmlformats.org/drawingml/2006/main" r:embed="rId1630904734">
+                          <a:extLst xmlns:a="http://schemas.openxmlformats.org/drawingml/2006/main">
+                            <a:ext xmlns:a="http://schemas.openxmlformats.org/drawingml/2006/main" uri="{28A0092B-C50C-407E-A947-70E740481C1C}">
+                              <a14:useLocalDpi xmlns:a14="http://schemas.microsoft.com/office/drawing/2010/main"/>
+                            </a:ext>
+                          </a:extLst>
+                        </a:blip>
+                        <a:stretch xmlns:a="http://schemas.openxmlformats.org/drawingml/2006/main">
+                          <a:fillRect xmlns:a="http://schemas.openxmlformats.org/drawingml/2006/main"/>
+                        </a:stretch>
+                      </pic:blipFill>
+                      <pic:spPr xmlns:pic="http://schemas.openxmlformats.org/drawingml/2006/picture">
+                        <a:xfrm xmlns:a="http://schemas.openxmlformats.org/drawingml/2006/main">
+                          <a:off xmlns:a="http://schemas.openxmlformats.org/drawingml/2006/main" x="0" y="0"/>
+                          <a:ext xmlns:a="http://schemas.openxmlformats.org/drawingml/2006/main" cx="5753100" cy="1419225"/>
+                        </a:xfrm>
+                        <a:prstGeom xmlns:a="http://schemas.openxmlformats.org/drawingml/2006/main" prst="rect">
+                          <a:avLst xmlns:a="http://schemas.openxmlformats.org/drawingml/2006/main"/>
+                        </a:prstGeom>
+                      </pic:spPr>
+                    </pic:pic>
+                  </a:graphicData>
+                </a:graphic>
+              </wp:inline>
+            </w:drawing>
+          </w:r>
+        </w:p>
+      </w:tc>
+      <w:tc>
+        <w:tcPr>
+          <w:tcW w:w="3020" w:type="dxa"/>
+          <w:tcMar/>
+        </w:tcPr>
+        <w:p>
+          <w:pPr>
+            <w:pStyle w:val="Header"/>
+            <w:bidi w:val="0"/>
+            <w:jc w:val="center"/>
+          </w:pPr>
+        </w:p>
+      </w:tc>
+      <w:tc>
+        <w:tcPr>
+          <w:tcW w:w="3020" w:type="dxa"/>
+          <w:tcMar/>
+        </w:tcPr>
+        <w:p>
+          <w:pPr>
+            <w:pStyle w:val="Header"/>
+            <w:bidi w:val="0"/>
+            <w:ind w:right="-115"/>
+            <w:jc w:val="right"/>
+          </w:pPr>
+        </w:p>
+      </w:tc>
+    </w:tr>
+  </w:tbl>
+  <w:p>
+    <w:pPr>
+      <w:pStyle w:val="Header"/>
+      <w:bidi w:val="0"/>
+    </w:pPr>
+  </w:p>
+</w:hdr>
 </file>
 
 <file path=word/numbering.xml><?xml version="1.0" encoding="utf-8"?>
@@ -715,6 +1031,7 @@
       </w:pPr>
       <w:rPr/>
     </w:lvl>
+    <w:nsid w:val="718dcf59"/>
   </w:abstractNum>
   <w:abstractNum w:abstractNumId="2">
     <w:lvl w:ilvl="0">
@@ -834,6 +1151,7 @@
         <w:ind w:left="0" w:hanging="0"/>
       </w:pPr>
     </w:lvl>
+    <w:nsid w:val="78e084b2"/>
   </w:abstractNum>
   <w:num w:numId="1">
     <w:abstractNumId w:val="1"/>
@@ -845,11 +1163,11 @@
 </file>
 
 <file path=word/styles.xml><?xml version="1.0" encoding="utf-8"?>
-<w:styles xmlns:w="http://schemas.openxmlformats.org/wordprocessingml/2006/main" xmlns:w14="http://schemas.microsoft.com/office/word/2010/wordml" xmlns:mc="http://schemas.openxmlformats.org/markup-compatibility/2006" mc:Ignorable="w14">
+<w:styles xmlns:wp14="http://schemas.microsoft.com/office/word/2010/wordprocessingDrawing" xmlns:w="http://schemas.openxmlformats.org/wordprocessingml/2006/main" xmlns:w14="http://schemas.microsoft.com/office/word/2010/wordml" xmlns:mc="http://schemas.openxmlformats.org/markup-compatibility/2006" mc:Ignorable="w14 wp14">
   <w:docDefaults>
     <w:rPrDefault>
       <w:rPr>
-        <w:rFonts w:ascii="Calibri" w:hAnsi="Calibri" w:eastAsia="Calibri" w:cs="" w:asciiTheme="minorHAnsi" w:cstheme="minorBidi" w:eastAsiaTheme="minorHAnsi" w:hAnsiTheme="minorHAnsi"/>
+        <w:rFonts w:ascii="Calibri" w:hAnsi="Calibri" w:eastAsia="Calibri" w:cs="" w:asciiTheme="minorHAnsi" w:hAnsiTheme="minorHAnsi" w:eastAsiaTheme="minorHAnsi" w:cstheme="minorBidi"/>
         <w:sz w:val="22"/>
         <w:szCs w:val="22"/>
         <w:lang w:val="hu-HU" w:eastAsia="en-US" w:bidi="ar-SA"/>
@@ -1246,11 +1564,11 @@
     <w:pPr>
       <w:widowControl/>
       <w:bidi w:val="0"/>
-      <w:spacing w:lineRule="auto" w:line="259" w:before="0" w:after="160"/>
+      <w:spacing w:before="0" w:after="160" w:line="259" w:lineRule="auto"/>
       <w:jc w:val="left"/>
     </w:pPr>
     <w:rPr>
-      <w:rFonts w:ascii="Calibri" w:hAnsi="Calibri" w:eastAsia="Calibri" w:cs="" w:asciiTheme="minorHAnsi" w:cstheme="minorBidi" w:eastAsiaTheme="minorHAnsi" w:hAnsiTheme="minorHAnsi"/>
+      <w:rFonts w:ascii="Calibri" w:hAnsi="Calibri" w:eastAsia="Calibri" w:cs="" w:asciiTheme="minorHAnsi" w:hAnsiTheme="minorHAnsi" w:eastAsiaTheme="minorHAnsi" w:cstheme="minorBidi"/>
       <w:color w:val="auto"/>
       <w:kern w:val="0"/>
       <w:sz w:val="22"/>
@@ -1285,7 +1603,7 @@
     <w:name w:val="Body Text"/>
     <w:basedOn w:val="Normal"/>
     <w:pPr>
-      <w:spacing w:lineRule="auto" w:line="276" w:before="0" w:after="140"/>
+      <w:spacing w:before="0" w:after="140" w:line="276" w:lineRule="auto"/>
     </w:pPr>
     <w:rPr/>
   </w:style>
@@ -1344,7 +1662,7 @@
     <w:unhideWhenUsed/>
     <w:qFormat/>
   </w:style>
-  <w:style w:type="table" w:default="1" w:styleId="Normltblzat">
+  <w:style w:type="table" w:styleId="Normltblzat" w:default="1">
     <w:name w:val="Normal Table"/>
     <w:uiPriority w:val="99"/>
     <w:semiHidden/>
@@ -1358,11 +1676,65 @@
       </w:tblCellMar>
     </w:tblPr>
   </w:style>
+  <w:style w:type="paragraph" w:styleId="Header">
+    <w:uiPriority w:val="99"/>
+    <w:name w:val="header"/>
+    <w:basedOn w:val="Normal"/>
+    <w:unhideWhenUsed/>
+    <w:rsid w:val="6A311081"/>
+    <w:pPr>
+      <w:tabs>
+        <w:tab w:val="center" w:leader="none" w:pos="4680"/>
+        <w:tab w:val="right" w:leader="none" w:pos="9360"/>
+      </w:tabs>
+      <w:spacing w:after="0"/>
+    </w:pPr>
+  </w:style>
+  <w:style w:type="paragraph" w:styleId="Footer">
+    <w:uiPriority w:val="99"/>
+    <w:name w:val="footer"/>
+    <w:basedOn w:val="Normal"/>
+    <w:unhideWhenUsed/>
+    <w:rsid w:val="6A311081"/>
+    <w:pPr>
+      <w:tabs>
+        <w:tab w:val="center" w:leader="none" w:pos="4680"/>
+        <w:tab w:val="right" w:leader="none" w:pos="9360"/>
+      </w:tabs>
+      <w:spacing w:after="0"/>
+    </w:pPr>
+  </w:style>
+  <w:style xmlns:w="http://schemas.openxmlformats.org/wordprocessingml/2006/main" w:type="table" w:styleId="TableGrid">
+    <w:name xmlns:w="http://schemas.openxmlformats.org/wordprocessingml/2006/main" w:val="Table Grid"/>
+    <w:basedOn xmlns:w="http://schemas.openxmlformats.org/wordprocessingml/2006/main" w:val="Normltblzat"/>
+    <w:uiPriority xmlns:w="http://schemas.openxmlformats.org/wordprocessingml/2006/main" w:val="59"/>
+    <w:rsid xmlns:w="http://schemas.openxmlformats.org/wordprocessingml/2006/main" w:val="00FB4123"/>
+    <w:pPr xmlns:w="http://schemas.openxmlformats.org/wordprocessingml/2006/main">
+      <w:spacing w:after="0" w:line="240" w:lineRule="auto"/>
+    </w:pPr>
+    <w:tblPr xmlns:w="http://schemas.openxmlformats.org/wordprocessingml/2006/main">
+      <w:tblInd w:w="0" w:type="dxa"/>
+      <w:tblBorders>
+        <w:top w:val="single" w:color="000000" w:themeColor="text1" w:sz="4" w:space="0"/>
+        <w:left w:val="single" w:color="000000" w:themeColor="text1" w:sz="4" w:space="0"/>
+        <w:bottom w:val="single" w:color="000000" w:themeColor="text1" w:sz="4" w:space="0"/>
+        <w:right w:val="single" w:color="000000" w:themeColor="text1" w:sz="4" w:space="0"/>
+        <w:insideH w:val="single" w:color="000000" w:themeColor="text1" w:sz="4" w:space="0"/>
+        <w:insideV w:val="single" w:color="000000" w:themeColor="text1" w:sz="4" w:space="0"/>
+      </w:tblBorders>
+      <w:tblCellMar>
+        <w:top w:w="0" w:type="dxa"/>
+        <w:left w:w="108" w:type="dxa"/>
+        <w:bottom w:w="0" w:type="dxa"/>
+        <w:right w:w="108" w:type="dxa"/>
+      </w:tblCellMar>
+    </w:tblPr>
+  </w:style>
 </w:styles>
 </file>
 
 <file path=word/theme/theme1.xml><?xml version="1.0" encoding="utf-8"?>
-<a:theme xmlns:a="http://schemas.openxmlformats.org/drawingml/2006/main" name="Office-téma">
+<a:theme xmlns:a="http://schemas.openxmlformats.org/drawingml/2006/main" xmlns:thm15="http://schemas.microsoft.com/office/thememl/2012/main" name="Office-téma">
   <a:themeElements>
     <a:clrScheme name="Office">
       <a:dk1>

--- a/dokumentacio_osszes.docx
+++ b/dokumentacio_osszes.docx
@@ -1,8 +1,2641 @@
 
 <file path=word/document.xml><?xml version="1.0" encoding="utf-8"?>
-<w:document xmlns:o="urn:schemas-microsoft-com:office:office" xmlns:r="http://schemas.openxmlformats.org/officeDocument/2006/relationships" xmlns:v="urn:schemas-microsoft-com:vml" xmlns:w="http://schemas.openxmlformats.org/wordprocessingml/2006/main" xmlns:w10="urn:schemas-microsoft-com:office:word" xmlns:wp="http://schemas.openxmlformats.org/drawingml/2006/wordprocessingDrawing" xmlns:wps="http://schemas.microsoft.com/office/word/2010/wordprocessingShape" xmlns:wpg="http://schemas.microsoft.com/office/word/2010/wordprocessingGroup" xmlns:mc="http://schemas.openxmlformats.org/markup-compatibility/2006" xmlns:wp14="http://schemas.microsoft.com/office/word/2010/wordprocessingDrawing" xmlns:w14="http://schemas.microsoft.com/office/word/2010/wordml" xmlns:w15="http://schemas.microsoft.com/office/word/2012/wordml" xmlns:a="http://schemas.openxmlformats.org/drawingml/2006/main" xmlns:pic="http://schemas.openxmlformats.org/drawingml/2006/picture" mc:Ignorable="w14 wp14 w15">
+<w:document xmlns:o="urn:schemas-microsoft-com:office:office" xmlns:r="http://schemas.openxmlformats.org/officeDocument/2006/relationships" xmlns:v="urn:schemas-microsoft-com:vml" xmlns:w="http://schemas.openxmlformats.org/wordprocessingml/2006/main" xmlns:w10="urn:schemas-microsoft-com:office:word" xmlns:wp="http://schemas.openxmlformats.org/drawingml/2006/wordprocessingDrawing" xmlns:wps="http://schemas.microsoft.com/office/word/2010/wordprocessingShape" xmlns:wpg="http://schemas.microsoft.com/office/word/2010/wordprocessingGroup" xmlns:mc="http://schemas.openxmlformats.org/markup-compatibility/2006" xmlns:wp14="http://schemas.microsoft.com/office/word/2010/wordprocessingDrawing" xmlns:w14="http://schemas.microsoft.com/office/word/2010/wordml" xmlns:w15="http://schemas.microsoft.com/office/word/2012/wordml" xmlns:a="http://schemas.openxmlformats.org/drawingml/2006/main" xmlns:pic="http://schemas.openxmlformats.org/drawingml/2006/picture" xmlns:a14="http://schemas.microsoft.com/office/drawing/2010/main" mc:Ignorable="w14 wp14 w15">
   <w:body>
-    <w:p xmlns:wp14="http://schemas.microsoft.com/office/word/2010/wordml" wp14:textId="77777777">
+    <w:p xmlns:wp14="http://schemas.microsoft.com/office/word/2010/wordml" wp14:textId="51B428A6">
+      <w:pPr>
+        <w:spacing w:before="0"/>
+        <w:ind w:left="279" w:right="1" w:firstLine="0"/>
+        <w:jc w:val="center"/>
+        <w:rPr>
+          <w:rFonts w:ascii="Cambria" w:hAnsi="Cambria" w:eastAsia="Cambria" w:cs="Cambria"/>
+          <w:b w:val="0"/>
+          <w:bCs w:val="0"/>
+          <w:i w:val="0"/>
+          <w:iCs w:val="0"/>
+          <w:caps w:val="0"/>
+          <w:smallCaps w:val="0"/>
+          <w:noProof w:val="0"/>
+          <w:color w:val="000000" w:themeColor="text1" w:themeTint="FF" w:themeShade="FF"/>
+          <w:sz w:val="44"/>
+          <w:szCs w:val="44"/>
+          <w:lang w:val="hu-HU"/>
+        </w:rPr>
+      </w:pPr>
+      <w:r>
+        <w:rPr>
+          <w:rFonts w:ascii="Cambria" w:hAnsi="Cambria" w:eastAsia="Cambria" w:cs="Cambria"/>
+          <w:b w:val="1"/>
+          <w:bCs w:val="1"/>
+          <w:i w:val="0"/>
+          <w:iCs w:val="0"/>
+          <w:caps w:val="0"/>
+          <w:smallCaps w:val="0"/>
+          <w:noProof w:val="0"/>
+          <w:color w:val="000000" w:themeColor="text1" w:themeTint="FF" w:themeShade="FF"/>
+          <w:sz w:val="44"/>
+          <w:szCs w:val="44"/>
+          <w:lang w:val="hu-HU"/>
+        </w:rPr>
+        <w:t>Záródolgozat feladatkiírás</w:t>
+      </w:r>
+    </w:p>
+    <w:p xmlns:wp14="http://schemas.microsoft.com/office/word/2010/wordml" wp14:textId="414E444D">
+      <w:pPr>
+        <w:rPr>
+          <w:rFonts w:ascii="Cambria" w:hAnsi="Cambria" w:eastAsia="Cambria" w:cs="Cambria"/>
+          <w:b w:val="0"/>
+          <w:bCs w:val="0"/>
+          <w:i w:val="0"/>
+          <w:iCs w:val="0"/>
+          <w:caps w:val="0"/>
+          <w:smallCaps w:val="0"/>
+          <w:noProof w:val="0"/>
+          <w:color w:val="000000" w:themeColor="text1" w:themeTint="FF" w:themeShade="FF"/>
+          <w:sz w:val="24"/>
+          <w:szCs w:val="24"/>
+          <w:lang w:val="hu-HU"/>
+        </w:rPr>
+      </w:pPr>
+    </w:p>
+    <w:p xmlns:wp14="http://schemas.microsoft.com/office/word/2010/wordml" wp14:textId="7553CE97">
+      <w:pPr>
+        <w:spacing w:before="236"/>
+        <w:rPr>
+          <w:rFonts w:ascii="Cambria" w:hAnsi="Cambria" w:eastAsia="Cambria" w:cs="Cambria"/>
+          <w:b w:val="0"/>
+          <w:bCs w:val="0"/>
+          <w:i w:val="0"/>
+          <w:iCs w:val="0"/>
+          <w:caps w:val="0"/>
+          <w:smallCaps w:val="0"/>
+          <w:noProof w:val="0"/>
+          <w:color w:val="000000" w:themeColor="text1" w:themeTint="FF" w:themeShade="FF"/>
+          <w:sz w:val="24"/>
+          <w:szCs w:val="24"/>
+          <w:lang w:val="hu-HU"/>
+        </w:rPr>
+      </w:pPr>
+    </w:p>
+    <w:p xmlns:wp14="http://schemas.microsoft.com/office/word/2010/wordml" wp14:textId="694B3AB4">
+      <w:pPr>
+        <w:pStyle w:val="Normal"/>
+        <w:tabs>
+          <w:tab w:val="left" w:leader="none" w:pos="3261"/>
+        </w:tabs>
+        <w:rPr>
+          <w:noProof w:val="0"/>
+          <w:lang w:val="hu-HU"/>
+        </w:rPr>
+      </w:pPr>
+      <w:r>
+        <w:rPr>
+          <w:rFonts w:ascii="Cambria" w:hAnsi="Cambria" w:eastAsia="Cambria" w:cs="Cambria"/>
+          <w:b w:val="0"/>
+          <w:bCs w:val="0"/>
+          <w:i w:val="0"/>
+          <w:iCs w:val="0"/>
+          <w:caps w:val="0"/>
+          <w:smallCaps w:val="0"/>
+          <w:noProof w:val="0"/>
+          <w:color w:val="000000" w:themeColor="text1" w:themeTint="FF" w:themeShade="FF"/>
+          <w:sz w:val="24"/>
+          <w:szCs w:val="24"/>
+          <w:lang w:val="hu-HU"/>
+        </w:rPr>
+        <w:t>Tanuló(k) neve:</w:t>
+      </w:r>
+      <w:r>
+        <w:tab/>
+      </w:r>
+      <w:r>
+        <w:rPr>
+          <w:rFonts w:ascii="Cambria" w:hAnsi="Cambria" w:eastAsia="Cambria" w:cs="Cambria"/>
+          <w:b w:val="0"/>
+          <w:bCs w:val="0"/>
+          <w:i w:val="0"/>
+          <w:iCs w:val="0"/>
+          <w:caps w:val="0"/>
+          <w:smallCaps w:val="0"/>
+          <w:strike w:val="0"/>
+          <w:dstrike w:val="0"/>
+          <w:noProof w:val="0"/>
+          <w:color w:val="000000" w:themeColor="text1" w:themeTint="FF" w:themeShade="FF"/>
+          <w:sz w:val="24"/>
+          <w:szCs w:val="24"/>
+          <w:u w:val="none"/>
+          <w:lang w:val="hu-HU"/>
+        </w:rPr>
+        <w:t>Anda Kristóf, Bicskey Balázs, Borbély Dominik Péter</w:t>
+      </w:r>
+    </w:p>
+    <w:p xmlns:wp14="http://schemas.microsoft.com/office/word/2010/wordml" wp14:textId="66AEA61A">
+      <w:pPr>
+        <w:pStyle w:val="Heading5"/>
+        <w:tabs>
+          <w:tab w:val="left" w:leader="none" w:pos="3261"/>
+        </w:tabs>
+        <w:spacing w:before="141"/>
+        <w:ind w:left="426"/>
+        <w:rPr>
+          <w:rFonts w:ascii="Cambria" w:hAnsi="Cambria" w:eastAsia="Cambria" w:cs="Cambria"/>
+          <w:b w:val="0"/>
+          <w:bCs w:val="0"/>
+          <w:i w:val="0"/>
+          <w:iCs w:val="0"/>
+          <w:caps w:val="0"/>
+          <w:smallCaps w:val="0"/>
+          <w:noProof w:val="0"/>
+          <w:color w:val="000000" w:themeColor="text1" w:themeTint="FF" w:themeShade="FF"/>
+          <w:sz w:val="24"/>
+          <w:szCs w:val="24"/>
+          <w:lang w:val="hu-HU"/>
+        </w:rPr>
+      </w:pPr>
+      <w:r>
+        <w:rPr>
+          <w:rFonts w:ascii="Cambria" w:hAnsi="Cambria" w:eastAsia="Cambria" w:cs="Cambria"/>
+          <w:b w:val="0"/>
+          <w:bCs w:val="0"/>
+          <w:i w:val="0"/>
+          <w:iCs w:val="0"/>
+          <w:caps w:val="0"/>
+          <w:smallCaps w:val="0"/>
+          <w:noProof w:val="0"/>
+          <w:color w:val="000000" w:themeColor="text1" w:themeTint="FF" w:themeShade="FF"/>
+          <w:sz w:val="24"/>
+          <w:szCs w:val="24"/>
+          <w:lang w:val="hu-HU"/>
+        </w:rPr>
+        <w:t>Képzés:</w:t>
+      </w:r>
+      <w:r>
+        <w:tab/>
+      </w:r>
+      <w:r>
+        <w:rPr>
+          <w:rFonts w:ascii="Cambria" w:hAnsi="Cambria" w:eastAsia="Cambria" w:cs="Cambria"/>
+          <w:b w:val="0"/>
+          <w:bCs w:val="0"/>
+          <w:i w:val="0"/>
+          <w:iCs w:val="0"/>
+          <w:caps w:val="0"/>
+          <w:smallCaps w:val="0"/>
+          <w:noProof w:val="0"/>
+          <w:color w:val="000000" w:themeColor="text1" w:themeTint="FF" w:themeShade="FF"/>
+          <w:sz w:val="24"/>
+          <w:szCs w:val="24"/>
+          <w:lang w:val="hu-HU"/>
+        </w:rPr>
+        <w:t xml:space="preserve">nappali </w:t>
+      </w:r>
+      <w:r>
+        <w:rPr>
+          <w:rFonts w:ascii="Cambria" w:hAnsi="Cambria" w:eastAsia="Cambria" w:cs="Cambria"/>
+          <w:b w:val="0"/>
+          <w:bCs w:val="0"/>
+          <w:i w:val="0"/>
+          <w:iCs w:val="0"/>
+          <w:caps w:val="0"/>
+          <w:smallCaps w:val="0"/>
+          <w:noProof w:val="0"/>
+          <w:color w:val="000000" w:themeColor="text1" w:themeTint="FF" w:themeShade="FF"/>
+          <w:sz w:val="24"/>
+          <w:szCs w:val="24"/>
+          <w:lang w:val="hu-HU"/>
+        </w:rPr>
+        <w:t>munkarend</w:t>
+      </w:r>
+    </w:p>
+    <w:p xmlns:wp14="http://schemas.microsoft.com/office/word/2010/wordml" wp14:textId="2A5BB1A1">
+      <w:pPr>
+        <w:pStyle w:val="Heading5"/>
+        <w:tabs>
+          <w:tab w:val="left" w:leader="none" w:pos="3259"/>
+        </w:tabs>
+        <w:spacing w:before="141"/>
+        <w:ind w:left="426"/>
+        <w:rPr>
+          <w:rFonts w:ascii="Cambria" w:hAnsi="Cambria" w:eastAsia="Cambria" w:cs="Cambria"/>
+          <w:b w:val="0"/>
+          <w:bCs w:val="0"/>
+          <w:i w:val="0"/>
+          <w:iCs w:val="0"/>
+          <w:caps w:val="0"/>
+          <w:smallCaps w:val="0"/>
+          <w:noProof w:val="0"/>
+          <w:color w:val="000000" w:themeColor="text1" w:themeTint="FF" w:themeShade="FF"/>
+          <w:sz w:val="24"/>
+          <w:szCs w:val="24"/>
+          <w:lang w:val="hu-HU"/>
+        </w:rPr>
+      </w:pPr>
+      <w:r>
+        <w:rPr>
+          <w:rFonts w:ascii="Cambria" w:hAnsi="Cambria" w:eastAsia="Cambria" w:cs="Cambria"/>
+          <w:b w:val="0"/>
+          <w:bCs w:val="0"/>
+          <w:i w:val="0"/>
+          <w:iCs w:val="0"/>
+          <w:caps w:val="0"/>
+          <w:smallCaps w:val="0"/>
+          <w:noProof w:val="0"/>
+          <w:color w:val="000000" w:themeColor="text1" w:themeTint="FF" w:themeShade="FF"/>
+          <w:sz w:val="24"/>
+          <w:szCs w:val="24"/>
+          <w:lang w:val="hu-HU"/>
+        </w:rPr>
+        <w:t>Szak:</w:t>
+      </w:r>
+      <w:r>
+        <w:tab/>
+      </w:r>
+      <w:r>
+        <w:rPr>
+          <w:rFonts w:ascii="Cambria" w:hAnsi="Cambria" w:eastAsia="Cambria" w:cs="Cambria"/>
+          <w:b w:val="0"/>
+          <w:bCs w:val="0"/>
+          <w:i w:val="0"/>
+          <w:iCs w:val="0"/>
+          <w:caps w:val="0"/>
+          <w:smallCaps w:val="0"/>
+          <w:noProof w:val="0"/>
+          <w:color w:val="000000" w:themeColor="text1" w:themeTint="FF" w:themeShade="FF"/>
+          <w:sz w:val="24"/>
+          <w:szCs w:val="24"/>
+          <w:lang w:val="hu-HU"/>
+        </w:rPr>
+        <w:t xml:space="preserve">5 0613 12 03 </w:t>
+      </w:r>
+      <w:r>
+        <w:rPr>
+          <w:rFonts w:ascii="Cambria" w:hAnsi="Cambria" w:eastAsia="Cambria" w:cs="Cambria"/>
+          <w:b w:val="0"/>
+          <w:bCs w:val="0"/>
+          <w:i w:val="0"/>
+          <w:iCs w:val="0"/>
+          <w:caps w:val="0"/>
+          <w:smallCaps w:val="0"/>
+          <w:noProof w:val="0"/>
+          <w:color w:val="000000" w:themeColor="text1" w:themeTint="FF" w:themeShade="FF"/>
+          <w:sz w:val="24"/>
+          <w:szCs w:val="24"/>
+          <w:lang w:val="hu-HU"/>
+        </w:rPr>
+        <w:t>Szoftver fejlesztő</w:t>
+      </w:r>
+      <w:r>
+        <w:rPr>
+          <w:rFonts w:ascii="Cambria" w:hAnsi="Cambria" w:eastAsia="Cambria" w:cs="Cambria"/>
+          <w:b w:val="0"/>
+          <w:bCs w:val="0"/>
+          <w:i w:val="0"/>
+          <w:iCs w:val="0"/>
+          <w:caps w:val="0"/>
+          <w:smallCaps w:val="0"/>
+          <w:noProof w:val="0"/>
+          <w:color w:val="000000" w:themeColor="text1" w:themeTint="FF" w:themeShade="FF"/>
+          <w:sz w:val="24"/>
+          <w:szCs w:val="24"/>
+          <w:lang w:val="hu-HU"/>
+        </w:rPr>
+        <w:t xml:space="preserve"> és -</w:t>
+      </w:r>
+      <w:r>
+        <w:rPr>
+          <w:rFonts w:ascii="Cambria" w:hAnsi="Cambria" w:eastAsia="Cambria" w:cs="Cambria"/>
+          <w:b w:val="0"/>
+          <w:bCs w:val="0"/>
+          <w:i w:val="0"/>
+          <w:iCs w:val="0"/>
+          <w:caps w:val="0"/>
+          <w:smallCaps w:val="0"/>
+          <w:noProof w:val="0"/>
+          <w:color w:val="000000" w:themeColor="text1" w:themeTint="FF" w:themeShade="FF"/>
+          <w:sz w:val="24"/>
+          <w:szCs w:val="24"/>
+          <w:lang w:val="hu-HU"/>
+        </w:rPr>
+        <w:t>tesztelő</w:t>
+      </w:r>
+      <w:r>
+        <w:rPr>
+          <w:rFonts w:ascii="Cambria" w:hAnsi="Cambria" w:eastAsia="Cambria" w:cs="Cambria"/>
+          <w:b w:val="0"/>
+          <w:bCs w:val="0"/>
+          <w:i w:val="0"/>
+          <w:iCs w:val="0"/>
+          <w:caps w:val="0"/>
+          <w:smallCaps w:val="0"/>
+          <w:noProof w:val="0"/>
+          <w:color w:val="000000" w:themeColor="text1" w:themeTint="FF" w:themeShade="FF"/>
+          <w:sz w:val="24"/>
+          <w:szCs w:val="24"/>
+          <w:lang w:val="hu-HU"/>
+        </w:rPr>
+        <w:t xml:space="preserve"> </w:t>
+      </w:r>
+      <w:r>
+        <w:rPr>
+          <w:rFonts w:ascii="Cambria" w:hAnsi="Cambria" w:eastAsia="Cambria" w:cs="Cambria"/>
+          <w:b w:val="0"/>
+          <w:bCs w:val="0"/>
+          <w:i w:val="0"/>
+          <w:iCs w:val="0"/>
+          <w:caps w:val="0"/>
+          <w:smallCaps w:val="0"/>
+          <w:noProof w:val="0"/>
+          <w:color w:val="000000" w:themeColor="text1" w:themeTint="FF" w:themeShade="FF"/>
+          <w:sz w:val="24"/>
+          <w:szCs w:val="24"/>
+          <w:lang w:val="hu-HU"/>
+        </w:rPr>
+        <w:t>technikus</w:t>
+      </w:r>
+    </w:p>
+    <w:p xmlns:wp14="http://schemas.microsoft.com/office/word/2010/wordml" wp14:textId="6F9D630C">
+      <w:pPr>
+        <w:rPr>
+          <w:rFonts w:ascii="Cambria" w:hAnsi="Cambria" w:eastAsia="Cambria" w:cs="Cambria"/>
+          <w:b w:val="0"/>
+          <w:bCs w:val="0"/>
+          <w:i w:val="0"/>
+          <w:iCs w:val="0"/>
+          <w:caps w:val="0"/>
+          <w:smallCaps w:val="0"/>
+          <w:noProof w:val="0"/>
+          <w:color w:val="000000" w:themeColor="text1" w:themeTint="FF" w:themeShade="FF"/>
+          <w:sz w:val="24"/>
+          <w:szCs w:val="24"/>
+          <w:lang w:val="hu-HU"/>
+        </w:rPr>
+      </w:pPr>
+    </w:p>
+    <w:p xmlns:wp14="http://schemas.microsoft.com/office/word/2010/wordml" wp14:textId="39056548">
+      <w:pPr>
+        <w:pStyle w:val="Normal"/>
+        <w:rPr>
+          <w:rFonts w:ascii="Cambria" w:hAnsi="Cambria" w:eastAsia="Cambria" w:cs="Cambria"/>
+          <w:b w:val="0"/>
+          <w:bCs w:val="0"/>
+          <w:i w:val="0"/>
+          <w:iCs w:val="0"/>
+          <w:caps w:val="0"/>
+          <w:smallCaps w:val="0"/>
+          <w:noProof w:val="0"/>
+          <w:color w:val="000000" w:themeColor="text1" w:themeTint="FF" w:themeShade="FF"/>
+          <w:sz w:val="24"/>
+          <w:szCs w:val="24"/>
+          <w:lang w:val="hu-HU"/>
+        </w:rPr>
+      </w:pPr>
+    </w:p>
+    <w:p xmlns:wp14="http://schemas.microsoft.com/office/word/2010/wordml" wp14:textId="1AEC9956">
+      <w:pPr>
+        <w:rPr>
+          <w:rFonts w:ascii="Cambria" w:hAnsi="Cambria" w:eastAsia="Cambria" w:cs="Cambria"/>
+          <w:b w:val="0"/>
+          <w:bCs w:val="0"/>
+          <w:i w:val="0"/>
+          <w:iCs w:val="0"/>
+          <w:caps w:val="0"/>
+          <w:smallCaps w:val="0"/>
+          <w:noProof w:val="0"/>
+          <w:color w:val="000000" w:themeColor="text1" w:themeTint="FF" w:themeShade="FF"/>
+          <w:sz w:val="24"/>
+          <w:szCs w:val="24"/>
+          <w:lang w:val="hu-HU"/>
+        </w:rPr>
+      </w:pPr>
+    </w:p>
+    <w:p xmlns:wp14="http://schemas.microsoft.com/office/word/2010/wordml" wp14:textId="13F4D2FF">
+      <w:pPr>
+        <w:spacing w:before="72"/>
+        <w:rPr>
+          <w:rFonts w:ascii="Cambria" w:hAnsi="Cambria" w:eastAsia="Cambria" w:cs="Cambria"/>
+          <w:b w:val="0"/>
+          <w:bCs w:val="0"/>
+          <w:i w:val="0"/>
+          <w:iCs w:val="0"/>
+          <w:caps w:val="0"/>
+          <w:smallCaps w:val="0"/>
+          <w:noProof w:val="0"/>
+          <w:color w:val="000000" w:themeColor="text1" w:themeTint="FF" w:themeShade="FF"/>
+          <w:sz w:val="24"/>
+          <w:szCs w:val="24"/>
+          <w:lang w:val="hu-HU"/>
+        </w:rPr>
+      </w:pPr>
+    </w:p>
+    <w:p xmlns:wp14="http://schemas.microsoft.com/office/word/2010/wordml" wp14:textId="614132D9">
+      <w:pPr>
+        <w:spacing w:before="1"/>
+        <w:ind w:left="279" w:right="1" w:firstLine="0"/>
+        <w:jc w:val="center"/>
+        <w:rPr>
+          <w:rFonts w:ascii="Cambria" w:hAnsi="Cambria" w:eastAsia="Cambria" w:cs="Cambria"/>
+          <w:b w:val="0"/>
+          <w:bCs w:val="0"/>
+          <w:i w:val="0"/>
+          <w:iCs w:val="0"/>
+          <w:caps w:val="0"/>
+          <w:smallCaps w:val="0"/>
+          <w:noProof w:val="0"/>
+          <w:color w:val="000000" w:themeColor="text1" w:themeTint="FF" w:themeShade="FF"/>
+          <w:sz w:val="44"/>
+          <w:szCs w:val="44"/>
+          <w:lang w:val="hu-HU"/>
+        </w:rPr>
+      </w:pPr>
+      <w:r>
+        <w:rPr>
+          <w:rFonts w:ascii="Cambria" w:hAnsi="Cambria" w:eastAsia="Cambria" w:cs="Cambria"/>
+          <w:b w:val="1"/>
+          <w:bCs w:val="1"/>
+          <w:i w:val="0"/>
+          <w:iCs w:val="0"/>
+          <w:caps w:val="0"/>
+          <w:smallCaps w:val="0"/>
+          <w:noProof w:val="0"/>
+          <w:color w:val="000000" w:themeColor="text1" w:themeTint="FF" w:themeShade="FF"/>
+          <w:sz w:val="44"/>
+          <w:szCs w:val="44"/>
+          <w:lang w:val="hu-HU"/>
+        </w:rPr>
+        <w:t>A záródolgozat címe:</w:t>
+      </w:r>
+    </w:p>
+    <w:p xmlns:wp14="http://schemas.microsoft.com/office/word/2010/wordml" wp14:textId="3E7C377A">
+      <w:pPr>
+        <w:spacing w:before="360"/>
+        <w:ind w:left="279" w:right="0" w:firstLine="0"/>
+        <w:jc w:val="center"/>
+        <w:rPr>
+          <w:rFonts w:ascii="Cambria" w:hAnsi="Cambria" w:eastAsia="Cambria" w:cs="Cambria"/>
+          <w:b w:val="0"/>
+          <w:bCs w:val="0"/>
+          <w:i w:val="0"/>
+          <w:iCs w:val="0"/>
+          <w:caps w:val="0"/>
+          <w:smallCaps w:val="0"/>
+          <w:noProof w:val="0"/>
+          <w:color w:val="000000" w:themeColor="text1" w:themeTint="FF" w:themeShade="FF"/>
+          <w:sz w:val="44"/>
+          <w:szCs w:val="44"/>
+          <w:lang w:val="hu-HU"/>
+        </w:rPr>
+      </w:pPr>
+      <w:r>
+        <w:rPr>
+          <w:rFonts w:ascii="Cambria" w:hAnsi="Cambria" w:eastAsia="Cambria" w:cs="Cambria"/>
+          <w:b w:val="1"/>
+          <w:bCs w:val="1"/>
+          <w:i w:val="0"/>
+          <w:iCs w:val="0"/>
+          <w:caps w:val="0"/>
+          <w:smallCaps w:val="0"/>
+          <w:noProof w:val="0"/>
+          <w:color w:val="000000" w:themeColor="text1" w:themeTint="FF" w:themeShade="FF"/>
+          <w:sz w:val="44"/>
+          <w:szCs w:val="44"/>
+          <w:lang w:val="hu-HU"/>
+        </w:rPr>
+        <w:t>„</w:t>
+      </w:r>
+      <w:r>
+        <w:rPr>
+          <w:rFonts w:ascii="Cambria" w:hAnsi="Cambria" w:eastAsia="Cambria" w:cs="Cambria"/>
+          <w:b w:val="1"/>
+          <w:bCs w:val="1"/>
+          <w:i w:val="0"/>
+          <w:iCs w:val="0"/>
+          <w:caps w:val="0"/>
+          <w:smallCaps w:val="0"/>
+          <w:noProof w:val="0"/>
+          <w:color w:val="000000" w:themeColor="text1" w:themeTint="FF" w:themeShade="FF"/>
+          <w:sz w:val="44"/>
+          <w:szCs w:val="44"/>
+          <w:lang w:val="hu-HU"/>
+        </w:rPr>
+        <w:t>S</w:t>
+      </w:r>
+      <w:r>
+        <w:rPr>
+          <w:rFonts w:ascii="Cambria" w:hAnsi="Cambria" w:eastAsia="Cambria" w:cs="Cambria"/>
+          <w:b w:val="1"/>
+          <w:bCs w:val="1"/>
+          <w:i w:val="0"/>
+          <w:iCs w:val="0"/>
+          <w:caps w:val="0"/>
+          <w:smallCaps w:val="0"/>
+          <w:noProof w:val="0"/>
+          <w:color w:val="000000" w:themeColor="text1" w:themeTint="FF" w:themeShade="FF"/>
+          <w:sz w:val="44"/>
+          <w:szCs w:val="44"/>
+          <w:lang w:val="hu-HU"/>
+        </w:rPr>
+        <w:t>killTree</w:t>
+      </w:r>
+      <w:r>
+        <w:rPr>
+          <w:rFonts w:ascii="Cambria" w:hAnsi="Cambria" w:eastAsia="Cambria" w:cs="Cambria"/>
+          <w:b w:val="1"/>
+          <w:bCs w:val="1"/>
+          <w:i w:val="0"/>
+          <w:iCs w:val="0"/>
+          <w:caps w:val="0"/>
+          <w:smallCaps w:val="0"/>
+          <w:noProof w:val="0"/>
+          <w:color w:val="000000" w:themeColor="text1" w:themeTint="FF" w:themeShade="FF"/>
+          <w:sz w:val="44"/>
+          <w:szCs w:val="44"/>
+          <w:lang w:val="hu-HU"/>
+        </w:rPr>
+        <w:t>”</w:t>
+      </w:r>
+    </w:p>
+    <w:p xmlns:wp14="http://schemas.microsoft.com/office/word/2010/wordml" wp14:textId="68763055">
+      <w:pPr>
+        <w:rPr>
+          <w:rFonts w:ascii="Cambria" w:hAnsi="Cambria" w:eastAsia="Cambria" w:cs="Cambria"/>
+          <w:b w:val="0"/>
+          <w:bCs w:val="0"/>
+          <w:i w:val="0"/>
+          <w:iCs w:val="0"/>
+          <w:caps w:val="0"/>
+          <w:smallCaps w:val="0"/>
+          <w:noProof w:val="0"/>
+          <w:color w:val="000000" w:themeColor="text1" w:themeTint="FF" w:themeShade="FF"/>
+          <w:sz w:val="24"/>
+          <w:szCs w:val="24"/>
+          <w:lang w:val="hu-HU"/>
+        </w:rPr>
+      </w:pPr>
+    </w:p>
+    <w:p xmlns:wp14="http://schemas.microsoft.com/office/word/2010/wordml" wp14:textId="56FD8435">
+      <w:pPr>
+        <w:rPr>
+          <w:rFonts w:ascii="Cambria" w:hAnsi="Cambria" w:eastAsia="Cambria" w:cs="Cambria"/>
+          <w:b w:val="0"/>
+          <w:bCs w:val="0"/>
+          <w:i w:val="0"/>
+          <w:iCs w:val="0"/>
+          <w:caps w:val="0"/>
+          <w:smallCaps w:val="0"/>
+          <w:noProof w:val="0"/>
+          <w:color w:val="000000" w:themeColor="text1" w:themeTint="FF" w:themeShade="FF"/>
+          <w:sz w:val="24"/>
+          <w:szCs w:val="24"/>
+          <w:lang w:val="hu-HU"/>
+        </w:rPr>
+      </w:pPr>
+    </w:p>
+    <w:p xmlns:wp14="http://schemas.microsoft.com/office/word/2010/wordml" wp14:textId="3876D859">
+      <w:pPr>
+        <w:spacing w:before="195"/>
+        <w:rPr>
+          <w:rFonts w:ascii="Cambria" w:hAnsi="Cambria" w:eastAsia="Cambria" w:cs="Cambria"/>
+          <w:b w:val="0"/>
+          <w:bCs w:val="0"/>
+          <w:i w:val="0"/>
+          <w:iCs w:val="0"/>
+          <w:caps w:val="0"/>
+          <w:smallCaps w:val="0"/>
+          <w:noProof w:val="0"/>
+          <w:color w:val="000000" w:themeColor="text1" w:themeTint="FF" w:themeShade="FF"/>
+          <w:sz w:val="24"/>
+          <w:szCs w:val="24"/>
+          <w:lang w:val="hu-HU"/>
+        </w:rPr>
+      </w:pPr>
+    </w:p>
+    <w:p xmlns:wp14="http://schemas.microsoft.com/office/word/2010/wordml" wp14:textId="2FE1DC84">
+      <w:pPr>
+        <w:pStyle w:val="Heading5"/>
+        <w:tabs>
+          <w:tab w:val="left" w:leader="none" w:pos="3261"/>
+        </w:tabs>
+        <w:ind w:left="426"/>
+        <w:rPr>
+          <w:rFonts w:ascii="Cambria" w:hAnsi="Cambria" w:eastAsia="Cambria" w:cs="Cambria"/>
+          <w:b w:val="0"/>
+          <w:bCs w:val="0"/>
+          <w:i w:val="0"/>
+          <w:iCs w:val="0"/>
+          <w:caps w:val="0"/>
+          <w:smallCaps w:val="0"/>
+          <w:noProof w:val="0"/>
+          <w:color w:val="000000" w:themeColor="text1" w:themeTint="FF" w:themeShade="FF"/>
+          <w:sz w:val="24"/>
+          <w:szCs w:val="24"/>
+          <w:highlight w:val="yellow"/>
+          <w:lang w:val="hu-HU"/>
+        </w:rPr>
+      </w:pPr>
+      <w:r>
+        <w:rPr>
+          <w:rFonts w:ascii="Cambria" w:hAnsi="Cambria" w:eastAsia="Cambria" w:cs="Cambria"/>
+          <w:b w:val="0"/>
+          <w:bCs w:val="0"/>
+          <w:i w:val="0"/>
+          <w:iCs w:val="0"/>
+          <w:caps w:val="0"/>
+          <w:smallCaps w:val="0"/>
+          <w:noProof w:val="0"/>
+          <w:color w:val="000000" w:themeColor="text1" w:themeTint="FF" w:themeShade="FF"/>
+          <w:sz w:val="24"/>
+          <w:szCs w:val="24"/>
+          <w:lang w:val="hu-HU"/>
+        </w:rPr>
+        <w:t>Konzulens:</w:t>
+      </w:r>
+      <w:r>
+        <w:tab/>
+      </w:r>
+      <w:r>
+        <w:rPr>
+          <w:rFonts w:ascii="Cambria" w:hAnsi="Cambria" w:eastAsia="Cambria" w:cs="Cambria"/>
+          <w:b w:val="0"/>
+          <w:bCs w:val="0"/>
+          <w:i w:val="0"/>
+          <w:iCs w:val="0"/>
+          <w:caps w:val="0"/>
+          <w:smallCaps w:val="0"/>
+          <w:noProof w:val="0"/>
+          <w:color w:val="000000" w:themeColor="text1" w:themeTint="FF" w:themeShade="FF"/>
+          <w:sz w:val="24"/>
+          <w:szCs w:val="24"/>
+          <w:lang w:val="hu-HU"/>
+        </w:rPr>
+        <w:t>Kottra Richárd</w:t>
+      </w:r>
+    </w:p>
+    <w:p xmlns:wp14="http://schemas.microsoft.com/office/word/2010/wordml" wp14:textId="3AF32ECD">
+      <w:pPr>
+        <w:pStyle w:val="Heading5"/>
+        <w:tabs>
+          <w:tab w:val="left" w:leader="none" w:pos="3261"/>
+        </w:tabs>
+        <w:spacing w:before="141"/>
+        <w:ind w:left="426"/>
+        <w:rPr>
+          <w:rFonts w:ascii="Cambria" w:hAnsi="Cambria" w:eastAsia="Cambria" w:cs="Cambria"/>
+          <w:b w:val="0"/>
+          <w:bCs w:val="0"/>
+          <w:i w:val="0"/>
+          <w:iCs w:val="0"/>
+          <w:caps w:val="0"/>
+          <w:smallCaps w:val="0"/>
+          <w:noProof w:val="0"/>
+          <w:color w:val="000000" w:themeColor="text1" w:themeTint="FF" w:themeShade="FF"/>
+          <w:sz w:val="24"/>
+          <w:szCs w:val="24"/>
+          <w:highlight w:val="yellow"/>
+          <w:lang w:val="hu-HU"/>
+        </w:rPr>
+      </w:pPr>
+      <w:r>
+        <w:rPr>
+          <w:rFonts w:ascii="Cambria" w:hAnsi="Cambria" w:eastAsia="Cambria" w:cs="Cambria"/>
+          <w:b w:val="0"/>
+          <w:bCs w:val="0"/>
+          <w:i w:val="0"/>
+          <w:iCs w:val="0"/>
+          <w:caps w:val="0"/>
+          <w:smallCaps w:val="0"/>
+          <w:noProof w:val="0"/>
+          <w:color w:val="000000" w:themeColor="text1" w:themeTint="FF" w:themeShade="FF"/>
+          <w:sz w:val="24"/>
+          <w:szCs w:val="24"/>
+          <w:lang w:val="hu-HU"/>
+        </w:rPr>
+        <w:t>Béadási</w:t>
+      </w:r>
+      <w:r>
+        <w:rPr>
+          <w:rFonts w:ascii="Cambria" w:hAnsi="Cambria" w:eastAsia="Cambria" w:cs="Cambria"/>
+          <w:b w:val="0"/>
+          <w:bCs w:val="0"/>
+          <w:i w:val="0"/>
+          <w:iCs w:val="0"/>
+          <w:caps w:val="0"/>
+          <w:smallCaps w:val="0"/>
+          <w:noProof w:val="0"/>
+          <w:color w:val="000000" w:themeColor="text1" w:themeTint="FF" w:themeShade="FF"/>
+          <w:sz w:val="24"/>
+          <w:szCs w:val="24"/>
+          <w:lang w:val="hu-HU"/>
+        </w:rPr>
+        <w:t xml:space="preserve"> </w:t>
+      </w:r>
+      <w:r>
+        <w:rPr>
+          <w:rFonts w:ascii="Cambria" w:hAnsi="Cambria" w:eastAsia="Cambria" w:cs="Cambria"/>
+          <w:b w:val="0"/>
+          <w:bCs w:val="0"/>
+          <w:i w:val="0"/>
+          <w:iCs w:val="0"/>
+          <w:caps w:val="0"/>
+          <w:smallCaps w:val="0"/>
+          <w:noProof w:val="0"/>
+          <w:color w:val="000000" w:themeColor="text1" w:themeTint="FF" w:themeShade="FF"/>
+          <w:sz w:val="24"/>
+          <w:szCs w:val="24"/>
+          <w:lang w:val="hu-HU"/>
+        </w:rPr>
+        <w:t>határidő:</w:t>
+      </w:r>
+      <w:r>
+        <w:tab/>
+      </w:r>
+      <w:r>
+        <w:rPr>
+          <w:rFonts w:ascii="Cambria" w:hAnsi="Cambria" w:eastAsia="Cambria" w:cs="Cambria"/>
+          <w:b w:val="0"/>
+          <w:bCs w:val="0"/>
+          <w:i w:val="0"/>
+          <w:iCs w:val="0"/>
+          <w:caps w:val="0"/>
+          <w:smallCaps w:val="0"/>
+          <w:noProof w:val="0"/>
+          <w:color w:val="000000" w:themeColor="text1" w:themeTint="FF" w:themeShade="FF"/>
+          <w:sz w:val="24"/>
+          <w:szCs w:val="24"/>
+          <w:lang w:val="hu-HU"/>
+        </w:rPr>
+        <w:t xml:space="preserve">2026. 04. </w:t>
+      </w:r>
+      <w:r>
+        <w:rPr>
+          <w:rFonts w:ascii="Cambria" w:hAnsi="Cambria" w:eastAsia="Cambria" w:cs="Cambria"/>
+          <w:b w:val="0"/>
+          <w:bCs w:val="0"/>
+          <w:i w:val="0"/>
+          <w:iCs w:val="0"/>
+          <w:caps w:val="0"/>
+          <w:smallCaps w:val="0"/>
+          <w:noProof w:val="0"/>
+          <w:color w:val="000000" w:themeColor="text1" w:themeTint="FF" w:themeShade="FF"/>
+          <w:sz w:val="24"/>
+          <w:szCs w:val="24"/>
+          <w:lang w:val="hu-HU"/>
+        </w:rPr>
+        <w:t>20</w:t>
+      </w:r>
+      <w:r>
+        <w:rPr>
+          <w:rFonts w:ascii="Cambria" w:hAnsi="Cambria" w:eastAsia="Cambria" w:cs="Cambria"/>
+          <w:b w:val="0"/>
+          <w:bCs w:val="0"/>
+          <w:i w:val="0"/>
+          <w:iCs w:val="0"/>
+          <w:caps w:val="0"/>
+          <w:smallCaps w:val="0"/>
+          <w:noProof w:val="0"/>
+          <w:color w:val="000000" w:themeColor="text1" w:themeTint="FF" w:themeShade="FF"/>
+          <w:sz w:val="24"/>
+          <w:szCs w:val="24"/>
+          <w:lang w:val="hu-HU"/>
+        </w:rPr>
+        <w:t>.</w:t>
+      </w:r>
+    </w:p>
+    <w:p xmlns:wp14="http://schemas.microsoft.com/office/word/2010/wordml" wp14:textId="3662E258">
+      <w:pPr>
+        <w:spacing w:before="220"/>
+        <w:rPr>
+          <w:rFonts w:ascii="Cambria" w:hAnsi="Cambria" w:eastAsia="Cambria" w:cs="Cambria"/>
+          <w:b w:val="0"/>
+          <w:bCs w:val="0"/>
+          <w:i w:val="0"/>
+          <w:iCs w:val="0"/>
+          <w:caps w:val="0"/>
+          <w:smallCaps w:val="0"/>
+          <w:noProof w:val="0"/>
+          <w:color w:val="000000" w:themeColor="text1" w:themeTint="FF" w:themeShade="FF"/>
+          <w:sz w:val="24"/>
+          <w:szCs w:val="24"/>
+          <w:lang w:val="hu-HU"/>
+        </w:rPr>
+      </w:pPr>
+    </w:p>
+    <w:p xmlns:wp14="http://schemas.microsoft.com/office/word/2010/wordml" wp14:textId="32E4D47E">
+      <w:pPr>
+        <w:pStyle w:val="Heading5"/>
+        <w:ind w:left="426"/>
+        <w:rPr>
+          <w:rFonts w:ascii="Cambria" w:hAnsi="Cambria" w:eastAsia="Cambria" w:cs="Cambria"/>
+          <w:b w:val="0"/>
+          <w:bCs w:val="0"/>
+          <w:i w:val="0"/>
+          <w:iCs w:val="0"/>
+          <w:caps w:val="0"/>
+          <w:smallCaps w:val="0"/>
+          <w:noProof w:val="0"/>
+          <w:color w:val="000000" w:themeColor="text1" w:themeTint="FF" w:themeShade="FF"/>
+          <w:sz w:val="24"/>
+          <w:szCs w:val="24"/>
+          <w:highlight w:val="yellow"/>
+          <w:lang w:val="hu-HU"/>
+        </w:rPr>
+      </w:pPr>
+      <w:r>
+        <w:rPr>
+          <w:rFonts w:ascii="Cambria" w:hAnsi="Cambria" w:eastAsia="Cambria" w:cs="Cambria"/>
+          <w:b w:val="0"/>
+          <w:bCs w:val="0"/>
+          <w:i w:val="0"/>
+          <w:iCs w:val="0"/>
+          <w:caps w:val="0"/>
+          <w:smallCaps w:val="0"/>
+          <w:noProof w:val="0"/>
+          <w:color w:val="000000" w:themeColor="text1" w:themeTint="FF" w:themeShade="FF"/>
+          <w:sz w:val="24"/>
+          <w:szCs w:val="24"/>
+          <w:lang w:val="hu-HU"/>
+        </w:rPr>
+        <w:t xml:space="preserve">Győr, 2026. </w:t>
+      </w:r>
+      <w:r>
+        <w:rPr>
+          <w:rFonts w:ascii="Cambria" w:hAnsi="Cambria" w:eastAsia="Cambria" w:cs="Cambria"/>
+          <w:b w:val="0"/>
+          <w:bCs w:val="0"/>
+          <w:i w:val="0"/>
+          <w:iCs w:val="0"/>
+          <w:caps w:val="0"/>
+          <w:smallCaps w:val="0"/>
+          <w:noProof w:val="0"/>
+          <w:color w:val="000000" w:themeColor="text1" w:themeTint="FF" w:themeShade="FF"/>
+          <w:sz w:val="24"/>
+          <w:szCs w:val="24"/>
+          <w:lang w:val="hu-HU"/>
+        </w:rPr>
+        <w:t xml:space="preserve">április </w:t>
+      </w:r>
+      <w:r>
+        <w:rPr>
+          <w:rFonts w:ascii="Cambria" w:hAnsi="Cambria" w:eastAsia="Cambria" w:cs="Cambria"/>
+          <w:b w:val="0"/>
+          <w:bCs w:val="0"/>
+          <w:i w:val="0"/>
+          <w:iCs w:val="0"/>
+          <w:caps w:val="0"/>
+          <w:smallCaps w:val="0"/>
+          <w:noProof w:val="0"/>
+          <w:color w:val="000000" w:themeColor="text1" w:themeTint="FF" w:themeShade="FF"/>
+          <w:sz w:val="24"/>
+          <w:szCs w:val="24"/>
+          <w:lang w:val="hu-HU"/>
+        </w:rPr>
+        <w:t>20</w:t>
+      </w:r>
+      <w:r>
+        <w:rPr>
+          <w:rFonts w:ascii="Cambria" w:hAnsi="Cambria" w:eastAsia="Cambria" w:cs="Cambria"/>
+          <w:b w:val="0"/>
+          <w:bCs w:val="0"/>
+          <w:i w:val="0"/>
+          <w:iCs w:val="0"/>
+          <w:caps w:val="0"/>
+          <w:smallCaps w:val="0"/>
+          <w:noProof w:val="0"/>
+          <w:color w:val="000000" w:themeColor="text1" w:themeTint="FF" w:themeShade="FF"/>
+          <w:sz w:val="24"/>
+          <w:szCs w:val="24"/>
+          <w:lang w:val="hu-HU"/>
+        </w:rPr>
+        <w:t>.</w:t>
+      </w:r>
+    </w:p>
+    <w:p xmlns:wp14="http://schemas.microsoft.com/office/word/2010/wordml" wp14:textId="619050CF">
+      <w:pPr>
+        <w:pStyle w:val="Normal"/>
+        <w:rPr>
+          <w:rFonts w:ascii="Cambria" w:hAnsi="Cambria" w:eastAsia="Cambria" w:cs="Cambria"/>
+          <w:b w:val="0"/>
+          <w:bCs w:val="0"/>
+          <w:i w:val="0"/>
+          <w:iCs w:val="0"/>
+          <w:caps w:val="0"/>
+          <w:smallCaps w:val="0"/>
+          <w:noProof w:val="0"/>
+          <w:color w:val="000000" w:themeColor="text1" w:themeTint="FF" w:themeShade="FF"/>
+          <w:sz w:val="20"/>
+          <w:szCs w:val="20"/>
+          <w:lang w:val="hu-HU"/>
+        </w:rPr>
+      </w:pPr>
+    </w:p>
+    <w:p xmlns:wp14="http://schemas.microsoft.com/office/word/2010/wordml" wp14:textId="0A7EC80F">
+      <w:pPr>
+        <w:pStyle w:val="Normal"/>
+        <w:rPr>
+          <w:rFonts w:ascii="Cambria" w:hAnsi="Cambria" w:eastAsia="Cambria" w:cs="Cambria"/>
+          <w:b w:val="0"/>
+          <w:bCs w:val="0"/>
+          <w:i w:val="0"/>
+          <w:iCs w:val="0"/>
+          <w:caps w:val="0"/>
+          <w:smallCaps w:val="0"/>
+          <w:noProof w:val="0"/>
+          <w:color w:val="000000" w:themeColor="text1" w:themeTint="FF" w:themeShade="FF"/>
+          <w:sz w:val="20"/>
+          <w:szCs w:val="20"/>
+          <w:lang w:val="hu-HU"/>
+        </w:rPr>
+      </w:pPr>
+    </w:p>
+    <w:p xmlns:wp14="http://schemas.microsoft.com/office/word/2010/wordml" wp14:textId="07DA41FB">
+      <w:pPr>
+        <w:spacing w:before="16"/>
+        <w:jc w:val="right"/>
+        <w:rPr>
+          <w:rFonts w:ascii="Cambria" w:hAnsi="Cambria" w:eastAsia="Cambria" w:cs="Cambria"/>
+          <w:b w:val="0"/>
+          <w:bCs w:val="0"/>
+          <w:i w:val="0"/>
+          <w:iCs w:val="0"/>
+          <w:caps w:val="0"/>
+          <w:smallCaps w:val="0"/>
+          <w:noProof w:val="0"/>
+          <w:color w:val="000000" w:themeColor="text1" w:themeTint="FF" w:themeShade="FF"/>
+          <w:sz w:val="20"/>
+          <w:szCs w:val="20"/>
+          <w:lang w:val="hu-HU"/>
+        </w:rPr>
+      </w:pPr>
+      <w:r>
+        <w:drawing>
+          <wp:inline xmlns:wp14="http://schemas.microsoft.com/office/word/2010/wordprocessingDrawing" wp14:editId="769CAACB" wp14:anchorId="31182161">
+            <wp:extent cx="2210108" cy="19053"/>
+            <wp:effectExtent l="0" t="0" r="0" b="0"/>
+            <wp:docPr id="1222378855" name="drawing"/>
+            <wp:cNvGraphicFramePr>
+              <a:graphicFrameLocks noChangeAspect="1"/>
+            </wp:cNvGraphicFramePr>
+            <a:graphic>
+              <a:graphicData xmlns:a="http://schemas.openxmlformats.org/drawingml/2006/main" uri="http://schemas.openxmlformats.org/drawingml/2006/picture">
+                <pic:pic xmlns:pic="http://schemas.openxmlformats.org/drawingml/2006/picture">
+                  <pic:nvPicPr>
+                    <pic:cNvPr id="1222378855" name="Picture 1222378855"/>
+                    <pic:cNvPicPr/>
+                  </pic:nvPicPr>
+                  <pic:blipFill>
+                    <a:blip xmlns:r="http://schemas.openxmlformats.org/officeDocument/2006/relationships" r:embed="rId1009507155">
+                      <a:extLst>
+                        <a:ext uri="{28A0092B-C50C-407E-A947-70E740481C1C}">
+                          <a14:useLocalDpi xmlns:a14="http://schemas.microsoft.com/office/drawing/2010/main"/>
+                        </a:ext>
+                      </a:extLst>
+                    </a:blip>
+                    <a:stretch>
+                      <a:fillRect/>
+                    </a:stretch>
+                  </pic:blipFill>
+                  <pic:spPr>
+                    <a:xfrm>
+                      <a:off x="0" y="0"/>
+                      <a:ext cx="2210108" cy="19053"/>
+                    </a:xfrm>
+                    <a:prstGeom prst="rect">
+                      <a:avLst/>
+                    </a:prstGeom>
+                  </pic:spPr>
+                </pic:pic>
+              </a:graphicData>
+            </a:graphic>
+          </wp:inline>
+        </w:drawing>
+      </w:r>
+    </w:p>
+    <w:p xmlns:wp14="http://schemas.microsoft.com/office/word/2010/wordml" wp14:textId="20C73EFB">
+      <w:pPr>
+        <w:pStyle w:val="Heading4"/>
+        <w:spacing w:before="19" w:line="281" w:lineRule="exact"/>
+        <w:ind w:left="5386"/>
+        <w:jc w:val="center"/>
+        <w:rPr>
+          <w:rFonts w:ascii="Cambria" w:hAnsi="Cambria" w:eastAsia="Cambria" w:cs="Cambria"/>
+          <w:b w:val="1"/>
+          <w:bCs w:val="1"/>
+          <w:i w:val="0"/>
+          <w:iCs w:val="0"/>
+          <w:caps w:val="0"/>
+          <w:smallCaps w:val="0"/>
+          <w:noProof w:val="0"/>
+          <w:color w:val="000000" w:themeColor="text1" w:themeTint="FF" w:themeShade="FF"/>
+          <w:sz w:val="24"/>
+          <w:szCs w:val="24"/>
+          <w:lang w:val="hu-HU"/>
+        </w:rPr>
+      </w:pPr>
+      <w:r>
+        <w:rPr>
+          <w:rFonts w:ascii="Cambria" w:hAnsi="Cambria" w:eastAsia="Cambria" w:cs="Cambria"/>
+          <w:b w:val="1"/>
+          <w:bCs w:val="1"/>
+          <w:i w:val="0"/>
+          <w:iCs w:val="0"/>
+          <w:caps w:val="0"/>
+          <w:smallCaps w:val="0"/>
+          <w:noProof w:val="0"/>
+          <w:color w:val="000000" w:themeColor="text1" w:themeTint="FF" w:themeShade="FF"/>
+          <w:sz w:val="24"/>
+          <w:szCs w:val="24"/>
+          <w:lang w:val="hu-HU"/>
+        </w:rPr>
+        <w:t>Módos Gábor</w:t>
+      </w:r>
+    </w:p>
+    <w:p xmlns:wp14="http://schemas.microsoft.com/office/word/2010/wordml" wp14:textId="6EC5431C">
+      <w:pPr>
+        <w:pStyle w:val="Heading5"/>
+        <w:spacing w:line="281" w:lineRule="exact"/>
+        <w:ind w:left="5386" w:right="2"/>
+        <w:jc w:val="center"/>
+        <w:rPr>
+          <w:rFonts w:ascii="Cambria" w:hAnsi="Cambria" w:eastAsia="Cambria" w:cs="Cambria"/>
+          <w:b w:val="0"/>
+          <w:bCs w:val="0"/>
+          <w:i w:val="0"/>
+          <w:iCs w:val="0"/>
+          <w:caps w:val="0"/>
+          <w:smallCaps w:val="0"/>
+          <w:noProof w:val="0"/>
+          <w:color w:val="000000" w:themeColor="text1" w:themeTint="FF" w:themeShade="FF"/>
+          <w:sz w:val="24"/>
+          <w:szCs w:val="24"/>
+          <w:lang w:val="hu-HU"/>
+        </w:rPr>
+      </w:pPr>
+      <w:r>
+        <w:rPr>
+          <w:rFonts w:ascii="Cambria" w:hAnsi="Cambria" w:eastAsia="Cambria" w:cs="Cambria"/>
+          <w:b w:val="0"/>
+          <w:bCs w:val="0"/>
+          <w:i w:val="0"/>
+          <w:iCs w:val="0"/>
+          <w:caps w:val="0"/>
+          <w:smallCaps w:val="0"/>
+          <w:noProof w:val="0"/>
+          <w:color w:val="000000" w:themeColor="text1" w:themeTint="FF" w:themeShade="FF"/>
+          <w:sz w:val="24"/>
+          <w:szCs w:val="24"/>
+          <w:lang w:val="hu-HU"/>
+        </w:rPr>
+        <w:t>I</w:t>
+      </w:r>
+      <w:r>
+        <w:rPr>
+          <w:rFonts w:ascii="Cambria" w:hAnsi="Cambria" w:eastAsia="Cambria" w:cs="Cambria"/>
+          <w:b w:val="0"/>
+          <w:bCs w:val="0"/>
+          <w:i w:val="0"/>
+          <w:iCs w:val="0"/>
+          <w:caps w:val="0"/>
+          <w:smallCaps w:val="0"/>
+          <w:noProof w:val="0"/>
+          <w:color w:val="000000" w:themeColor="text1" w:themeTint="FF" w:themeShade="FF"/>
+          <w:sz w:val="24"/>
+          <w:szCs w:val="24"/>
+          <w:lang w:val="hu-HU"/>
+        </w:rPr>
+        <w:t>gazgató</w:t>
+      </w:r>
+    </w:p>
+    <w:p>
+      <w:pPr>
+        <w:pStyle w:val="Normal"/>
+      </w:pPr>
+    </w:p>
+    <w:p>
+      <w:pPr>
+        <w:spacing w:before="0"/>
+        <w:ind w:left="279" w:right="1" w:firstLine="0"/>
+        <w:jc w:val="center"/>
+        <w:rPr>
+          <w:rFonts w:ascii="Cambria" w:hAnsi="Cambria" w:eastAsia="Cambria" w:cs="Cambria"/>
+          <w:b w:val="0"/>
+          <w:bCs w:val="0"/>
+          <w:i w:val="0"/>
+          <w:iCs w:val="0"/>
+          <w:caps w:val="0"/>
+          <w:smallCaps w:val="0"/>
+          <w:noProof w:val="0"/>
+          <w:color w:val="000000" w:themeColor="text1" w:themeTint="FF" w:themeShade="FF"/>
+          <w:sz w:val="44"/>
+          <w:szCs w:val="44"/>
+          <w:lang w:val="hu-HU"/>
+        </w:rPr>
+      </w:pPr>
+      <w:r>
+        <w:rPr>
+          <w:rFonts w:ascii="Cambria" w:hAnsi="Cambria" w:eastAsia="Cambria" w:cs="Cambria"/>
+          <w:b w:val="1"/>
+          <w:bCs w:val="1"/>
+          <w:i w:val="0"/>
+          <w:iCs w:val="0"/>
+          <w:caps w:val="0"/>
+          <w:smallCaps w:val="0"/>
+          <w:noProof w:val="0"/>
+          <w:color w:val="000000" w:themeColor="text1" w:themeTint="FF" w:themeShade="FF"/>
+          <w:sz w:val="44"/>
+          <w:szCs w:val="44"/>
+          <w:lang w:val="hu-HU"/>
+        </w:rPr>
+        <w:t>Konzultációs lap</w:t>
+      </w:r>
+    </w:p>
+    <w:tbl>
+      <w:tblPr>
+        <w:tblStyle w:val="Normltblzat"/>
+        <w:bidiVisual w:val="0"/>
+        <w:tblW w:w="0" w:type="auto"/>
+        <w:tblBorders>
+          <w:top w:val="single" w:sz="6"/>
+          <w:left w:val="single" w:sz="6"/>
+          <w:bottom w:val="single" w:sz="6"/>
+          <w:right w:val="single" w:sz="6"/>
+        </w:tblBorders>
+        <w:tblLook w:val="01E0" w:firstRow="1" w:lastRow="1" w:firstColumn="1" w:lastColumn="1" w:noHBand="0" w:noVBand="0"/>
+      </w:tblPr>
+      <w:tblGrid>
+        <w:gridCol w:w="390"/>
+        <w:gridCol w:w="1575"/>
+        <w:gridCol w:w="4530"/>
+        <w:gridCol w:w="2692"/>
+      </w:tblGrid>
+      <w:tr>
+        <w:trPr>
+          <w:trHeight w:val="300"/>
+        </w:trPr>
+        <w:tc>
+          <w:tcPr>
+            <w:tcW w:w="390" w:type="dxa"/>
+            <w:vMerge w:val="restart"/>
+            <w:tcBorders>
+              <w:top w:val="single" w:color="000000" w:themeColor="text1" w:sz="6"/>
+              <w:left w:val="single" w:color="000000" w:themeColor="text1" w:sz="6"/>
+              <w:bottom w:val="single" w:color="000000" w:themeColor="text1" w:sz="6"/>
+              <w:right w:val="single" w:color="000000" w:themeColor="text1" w:sz="6"/>
+            </w:tcBorders>
+            <w:tcMar/>
+            <w:vAlign w:val="top"/>
+          </w:tcPr>
+          <w:p>
+            <w:pPr>
+              <w:spacing w:before="0"/>
+              <w:rPr>
+                <w:rFonts w:ascii="Times New Roman" w:hAnsi="Times New Roman" w:eastAsia="Times New Roman" w:cs="Times New Roman"/>
+                <w:b w:val="0"/>
+                <w:bCs w:val="0"/>
+                <w:i w:val="0"/>
+                <w:iCs w:val="0"/>
+                <w:sz w:val="24"/>
+                <w:szCs w:val="24"/>
+              </w:rPr>
+            </w:pPr>
+          </w:p>
+        </w:tc>
+        <w:tc>
+          <w:tcPr>
+            <w:tcW w:w="6105" w:type="dxa"/>
+            <w:gridSpan w:val="2"/>
+            <w:tcBorders>
+              <w:top w:val="single" w:color="000000" w:themeColor="text1" w:sz="6"/>
+              <w:left w:val="single" w:color="000000" w:themeColor="text1" w:sz="6"/>
+              <w:bottom w:val="single" w:color="000000" w:themeColor="text1" w:sz="6"/>
+              <w:right w:val="single" w:color="000000" w:themeColor="text1" w:sz="6"/>
+            </w:tcBorders>
+            <w:tcMar/>
+            <w:vAlign w:val="top"/>
+          </w:tcPr>
+          <w:p>
+            <w:pPr>
+              <w:spacing w:before="2" w:line="280" w:lineRule="exact"/>
+              <w:ind w:left="11"/>
+              <w:jc w:val="center"/>
+              <w:rPr>
+                <w:rFonts w:ascii="Cambria" w:hAnsi="Cambria" w:eastAsia="Cambria" w:cs="Cambria"/>
+                <w:b w:val="0"/>
+                <w:bCs w:val="0"/>
+                <w:i w:val="0"/>
+                <w:iCs w:val="0"/>
+                <w:sz w:val="24"/>
+                <w:szCs w:val="24"/>
+              </w:rPr>
+            </w:pPr>
+            <w:r>
+              <w:rPr>
+                <w:rFonts w:ascii="Cambria" w:hAnsi="Cambria" w:eastAsia="Cambria" w:cs="Cambria"/>
+                <w:b w:val="0"/>
+                <w:bCs w:val="0"/>
+                <w:i w:val="0"/>
+                <w:iCs w:val="0"/>
+                <w:sz w:val="24"/>
+                <w:szCs w:val="24"/>
+                <w:lang w:val="hu-HU"/>
+              </w:rPr>
+              <w:t>A kónzultáció</w:t>
+            </w:r>
+          </w:p>
+        </w:tc>
+        <w:tc>
+          <w:tcPr>
+            <w:tcW w:w="2692" w:type="dxa"/>
+            <w:vMerge w:val="restart"/>
+            <w:tcBorders>
+              <w:top w:val="single" w:color="000000" w:themeColor="text1" w:sz="6"/>
+              <w:left w:val="single" w:color="000000" w:themeColor="text1" w:sz="6"/>
+              <w:bottom w:val="single" w:color="000000" w:themeColor="text1" w:sz="6"/>
+              <w:right w:val="single" w:color="000000" w:themeColor="text1" w:sz="6"/>
+            </w:tcBorders>
+            <w:tcMar/>
+            <w:vAlign w:val="top"/>
+          </w:tcPr>
+          <w:p>
+            <w:pPr>
+              <w:spacing w:before="158"/>
+              <w:ind w:left="241"/>
+              <w:rPr>
+                <w:rFonts w:ascii="Cambria" w:hAnsi="Cambria" w:eastAsia="Cambria" w:cs="Cambria"/>
+                <w:b w:val="0"/>
+                <w:bCs w:val="0"/>
+                <w:i w:val="0"/>
+                <w:iCs w:val="0"/>
+                <w:sz w:val="24"/>
+                <w:szCs w:val="24"/>
+              </w:rPr>
+            </w:pPr>
+            <w:r>
+              <w:rPr>
+                <w:rFonts w:ascii="Cambria" w:hAnsi="Cambria" w:eastAsia="Cambria" w:cs="Cambria"/>
+                <w:b w:val="0"/>
+                <w:bCs w:val="0"/>
+                <w:i w:val="0"/>
+                <w:iCs w:val="0"/>
+                <w:sz w:val="24"/>
+                <w:szCs w:val="24"/>
+                <w:lang w:val="hu-HU"/>
+              </w:rPr>
+              <w:t>Kónzuléns aláírása</w:t>
+            </w:r>
+          </w:p>
+        </w:tc>
+      </w:tr>
+      <w:tr>
+        <w:trPr>
+          <w:trHeight w:val="300"/>
+        </w:trPr>
+        <w:tc>
+          <w:tcPr>
+            <w:tcW w:w="390" w:type="dxa"/>
+            <w:vMerge/>
+            <w:tcBorders>
+              <w:top w:sz="0"/>
+              <w:left w:val="single" w:color="000000" w:themeColor="text1" w:sz="0"/>
+              <w:bottom w:val="single" w:color="000000" w:themeColor="text1" w:sz="0"/>
+              <w:right w:val="single" w:color="000000" w:themeColor="text1" w:sz="0"/>
+            </w:tcBorders>
+            <w:tcMar/>
+            <w:vAlign w:val="center"/>
+          </w:tcPr>
+          <w:p/>
+        </w:tc>
+        <w:tc>
+          <w:tcPr>
+            <w:tcW w:w="1575" w:type="dxa"/>
+            <w:tcBorders>
+              <w:top w:val="single" w:color="000000" w:themeColor="text1" w:sz="6"/>
+              <w:left w:val="single" w:color="000000" w:themeColor="text1" w:sz="6"/>
+              <w:bottom w:val="single" w:color="000000" w:themeColor="text1" w:sz="6"/>
+              <w:right w:val="single" w:color="000000" w:themeColor="text1" w:sz="6"/>
+            </w:tcBorders>
+            <w:tcMar/>
+            <w:vAlign w:val="top"/>
+          </w:tcPr>
+          <w:p>
+            <w:pPr>
+              <w:spacing w:before="2"/>
+              <w:ind w:left="12"/>
+              <w:jc w:val="center"/>
+              <w:rPr>
+                <w:rFonts w:ascii="Cambria" w:hAnsi="Cambria" w:eastAsia="Cambria" w:cs="Cambria"/>
+                <w:b w:val="0"/>
+                <w:bCs w:val="0"/>
+                <w:i w:val="0"/>
+                <w:iCs w:val="0"/>
+                <w:sz w:val="24"/>
+                <w:szCs w:val="24"/>
+              </w:rPr>
+            </w:pPr>
+            <w:r>
+              <w:rPr>
+                <w:rFonts w:ascii="Cambria" w:hAnsi="Cambria" w:eastAsia="Cambria" w:cs="Cambria"/>
+                <w:b w:val="0"/>
+                <w:bCs w:val="0"/>
+                <w:i w:val="0"/>
+                <w:iCs w:val="0"/>
+                <w:sz w:val="24"/>
+                <w:szCs w:val="24"/>
+                <w:lang w:val="hu-HU"/>
+              </w:rPr>
+              <w:t>ideje</w:t>
+            </w:r>
+          </w:p>
+        </w:tc>
+        <w:tc>
+          <w:tcPr>
+            <w:tcW w:w="4530" w:type="dxa"/>
+            <w:tcBorders>
+              <w:top w:val="single" w:color="000000" w:themeColor="text1" w:sz="6"/>
+              <w:left w:val="single" w:color="000000" w:themeColor="text1" w:sz="6"/>
+              <w:bottom w:val="single" w:color="000000" w:themeColor="text1" w:sz="6"/>
+              <w:right w:val="single" w:color="000000" w:themeColor="text1" w:sz="6"/>
+            </w:tcBorders>
+            <w:tcMar/>
+            <w:vAlign w:val="top"/>
+          </w:tcPr>
+          <w:p>
+            <w:pPr>
+              <w:spacing w:before="2"/>
+              <w:ind w:left="14"/>
+              <w:jc w:val="center"/>
+              <w:rPr>
+                <w:rFonts w:ascii="Cambria" w:hAnsi="Cambria" w:eastAsia="Cambria" w:cs="Cambria"/>
+                <w:b w:val="0"/>
+                <w:bCs w:val="0"/>
+                <w:i w:val="0"/>
+                <w:iCs w:val="0"/>
+                <w:sz w:val="24"/>
+                <w:szCs w:val="24"/>
+              </w:rPr>
+            </w:pPr>
+            <w:r>
+              <w:rPr>
+                <w:rFonts w:ascii="Cambria" w:hAnsi="Cambria" w:eastAsia="Cambria" w:cs="Cambria"/>
+                <w:b w:val="0"/>
+                <w:bCs w:val="0"/>
+                <w:i w:val="0"/>
+                <w:iCs w:val="0"/>
+                <w:sz w:val="24"/>
+                <w:szCs w:val="24"/>
+                <w:lang w:val="hu-HU"/>
+              </w:rPr>
+              <w:t>témája</w:t>
+            </w:r>
+          </w:p>
+        </w:tc>
+        <w:tc>
+          <w:tcPr>
+            <w:tcW w:w="2692" w:type="dxa"/>
+            <w:vMerge/>
+            <w:tcBorders>
+              <w:top w:sz="0"/>
+              <w:left w:val="single" w:color="000000" w:themeColor="text1" w:sz="0"/>
+              <w:bottom w:val="single" w:color="000000" w:themeColor="text1" w:sz="0"/>
+              <w:right w:val="single" w:color="000000" w:themeColor="text1" w:sz="0"/>
+            </w:tcBorders>
+            <w:tcMar/>
+            <w:vAlign w:val="center"/>
+          </w:tcPr>
+          <w:p/>
+        </w:tc>
+      </w:tr>
+      <w:tr>
+        <w:trPr>
+          <w:trHeight w:val="450"/>
+        </w:trPr>
+        <w:tc>
+          <w:tcPr>
+            <w:tcW w:w="390" w:type="dxa"/>
+            <w:tcBorders>
+              <w:top w:val="single" w:color="000000" w:themeColor="text1" w:sz="6"/>
+              <w:left w:val="single" w:color="000000" w:themeColor="text1" w:sz="6"/>
+              <w:bottom w:val="single" w:color="000000" w:themeColor="text1" w:sz="6"/>
+              <w:right w:val="single" w:color="000000" w:themeColor="text1" w:sz="6"/>
+            </w:tcBorders>
+            <w:tcMar/>
+            <w:vAlign w:val="top"/>
+          </w:tcPr>
+          <w:p>
+            <w:pPr>
+              <w:spacing w:before="76"/>
+              <w:ind w:left="7"/>
+              <w:jc w:val="center"/>
+              <w:rPr>
+                <w:rFonts w:ascii="Cambria" w:hAnsi="Cambria" w:eastAsia="Cambria" w:cs="Cambria"/>
+                <w:b w:val="0"/>
+                <w:bCs w:val="0"/>
+                <w:i w:val="0"/>
+                <w:iCs w:val="0"/>
+                <w:sz w:val="24"/>
+                <w:szCs w:val="24"/>
+              </w:rPr>
+            </w:pPr>
+            <w:r>
+              <w:rPr>
+                <w:rFonts w:ascii="Cambria" w:hAnsi="Cambria" w:eastAsia="Cambria" w:cs="Cambria"/>
+                <w:b w:val="0"/>
+                <w:bCs w:val="0"/>
+                <w:i w:val="0"/>
+                <w:iCs w:val="0"/>
+                <w:sz w:val="24"/>
+                <w:szCs w:val="24"/>
+                <w:lang w:val="hu-HU"/>
+              </w:rPr>
+              <w:t>1.</w:t>
+            </w:r>
+          </w:p>
+        </w:tc>
+        <w:tc>
+          <w:tcPr>
+            <w:tcW w:w="1575" w:type="dxa"/>
+            <w:tcBorders>
+              <w:top w:val="single" w:color="000000" w:themeColor="text1" w:sz="6"/>
+              <w:left w:val="single" w:color="000000" w:themeColor="text1" w:sz="6"/>
+              <w:bottom w:val="single" w:color="000000" w:themeColor="text1" w:sz="6"/>
+              <w:right w:val="single" w:color="000000" w:themeColor="text1" w:sz="6"/>
+            </w:tcBorders>
+            <w:tcMar/>
+            <w:vAlign w:val="top"/>
+          </w:tcPr>
+          <w:p>
+            <w:pPr>
+              <w:spacing w:before="76"/>
+              <w:ind w:left="12" w:right="6"/>
+              <w:jc w:val="center"/>
+              <w:rPr>
+                <w:rFonts w:ascii="Cambria" w:hAnsi="Cambria" w:eastAsia="Cambria" w:cs="Cambria"/>
+                <w:b w:val="0"/>
+                <w:bCs w:val="0"/>
+                <w:i w:val="0"/>
+                <w:iCs w:val="0"/>
+                <w:color w:val="000000" w:themeColor="text1" w:themeTint="FF" w:themeShade="FF"/>
+                <w:sz w:val="24"/>
+                <w:szCs w:val="24"/>
+              </w:rPr>
+            </w:pPr>
+            <w:r>
+              <w:rPr>
+                <w:rFonts w:ascii="Cambria" w:hAnsi="Cambria" w:eastAsia="Cambria" w:cs="Cambria"/>
+                <w:b w:val="0"/>
+                <w:bCs w:val="0"/>
+                <w:i w:val="0"/>
+                <w:iCs w:val="0"/>
+                <w:color w:val="000000" w:themeColor="text1" w:themeTint="FF" w:themeShade="FF"/>
+                <w:sz w:val="24"/>
+                <w:szCs w:val="24"/>
+                <w:lang w:val="hu-HU"/>
+              </w:rPr>
+              <w:t>2026.02.15.</w:t>
+            </w:r>
+          </w:p>
+        </w:tc>
+        <w:tc>
+          <w:tcPr>
+            <w:tcW w:w="4530" w:type="dxa"/>
+            <w:tcBorders>
+              <w:top w:val="single" w:color="000000" w:themeColor="text1" w:sz="6"/>
+              <w:left w:val="single" w:color="000000" w:themeColor="text1" w:sz="6"/>
+              <w:bottom w:val="single" w:color="000000" w:themeColor="text1" w:sz="6"/>
+              <w:right w:val="single" w:color="000000" w:themeColor="text1" w:sz="6"/>
+            </w:tcBorders>
+            <w:tcMar/>
+            <w:vAlign w:val="top"/>
+          </w:tcPr>
+          <w:p>
+            <w:pPr>
+              <w:spacing w:before="76"/>
+              <w:ind w:left="108"/>
+              <w:rPr>
+                <w:rFonts w:ascii="Cambria" w:hAnsi="Cambria" w:eastAsia="Cambria" w:cs="Cambria"/>
+                <w:b w:val="0"/>
+                <w:bCs w:val="0"/>
+                <w:i w:val="0"/>
+                <w:iCs w:val="0"/>
+                <w:color w:val="000000" w:themeColor="text1" w:themeTint="FF" w:themeShade="FF"/>
+                <w:sz w:val="24"/>
+                <w:szCs w:val="24"/>
+              </w:rPr>
+            </w:pPr>
+            <w:r>
+              <w:rPr>
+                <w:rFonts w:ascii="Cambria" w:hAnsi="Cambria" w:eastAsia="Cambria" w:cs="Cambria"/>
+                <w:b w:val="0"/>
+                <w:bCs w:val="0"/>
+                <w:i w:val="0"/>
+                <w:iCs w:val="0"/>
+                <w:color w:val="000000" w:themeColor="text1" w:themeTint="FF" w:themeShade="FF"/>
+                <w:sz w:val="24"/>
+                <w:szCs w:val="24"/>
+                <w:lang w:val="hu-HU"/>
+              </w:rPr>
+              <w:t xml:space="preserve">Témaválasztás és </w:t>
+            </w:r>
+            <w:r>
+              <w:rPr>
+                <w:rFonts w:ascii="Cambria" w:hAnsi="Cambria" w:eastAsia="Cambria" w:cs="Cambria"/>
+                <w:b w:val="0"/>
+                <w:bCs w:val="0"/>
+                <w:i w:val="0"/>
+                <w:iCs w:val="0"/>
+                <w:color w:val="000000" w:themeColor="text1" w:themeTint="FF" w:themeShade="FF"/>
+                <w:sz w:val="24"/>
+                <w:szCs w:val="24"/>
+                <w:lang w:val="hu-HU"/>
+              </w:rPr>
+              <w:t>spécifikáció</w:t>
+            </w:r>
+          </w:p>
+        </w:tc>
+        <w:tc>
+          <w:tcPr>
+            <w:tcW w:w="2692" w:type="dxa"/>
+            <w:tcBorders>
+              <w:top w:val="single" w:color="000000" w:themeColor="text1" w:sz="6"/>
+              <w:left w:val="single" w:color="000000" w:themeColor="text1" w:sz="6"/>
+              <w:bottom w:val="single" w:color="000000" w:themeColor="text1" w:sz="6"/>
+              <w:right w:val="single" w:color="000000" w:themeColor="text1" w:sz="6"/>
+            </w:tcBorders>
+            <w:tcMar/>
+            <w:vAlign w:val="top"/>
+          </w:tcPr>
+          <w:p>
+            <w:pPr>
+              <w:spacing w:before="0"/>
+              <w:rPr>
+                <w:rFonts w:ascii="Times New Roman" w:hAnsi="Times New Roman" w:eastAsia="Times New Roman" w:cs="Times New Roman"/>
+                <w:b w:val="0"/>
+                <w:bCs w:val="0"/>
+                <w:i w:val="0"/>
+                <w:iCs w:val="0"/>
+                <w:sz w:val="24"/>
+                <w:szCs w:val="24"/>
+              </w:rPr>
+            </w:pPr>
+          </w:p>
+        </w:tc>
+      </w:tr>
+      <w:tr>
+        <w:trPr>
+          <w:trHeight w:val="600"/>
+        </w:trPr>
+        <w:tc>
+          <w:tcPr>
+            <w:tcW w:w="390" w:type="dxa"/>
+            <w:tcBorders>
+              <w:top w:val="single" w:color="000000" w:themeColor="text1" w:sz="6"/>
+              <w:left w:val="single" w:color="000000" w:themeColor="text1" w:sz="6"/>
+              <w:bottom w:val="single" w:color="000000" w:themeColor="text1" w:sz="6"/>
+              <w:right w:val="single" w:color="000000" w:themeColor="text1" w:sz="6"/>
+            </w:tcBorders>
+            <w:tcMar/>
+            <w:vAlign w:val="top"/>
+          </w:tcPr>
+          <w:p>
+            <w:pPr>
+              <w:spacing w:before="155"/>
+              <w:ind w:left="7"/>
+              <w:jc w:val="center"/>
+              <w:rPr>
+                <w:rFonts w:ascii="Cambria" w:hAnsi="Cambria" w:eastAsia="Cambria" w:cs="Cambria"/>
+                <w:b w:val="0"/>
+                <w:bCs w:val="0"/>
+                <w:i w:val="0"/>
+                <w:iCs w:val="0"/>
+                <w:sz w:val="24"/>
+                <w:szCs w:val="24"/>
+              </w:rPr>
+            </w:pPr>
+            <w:r>
+              <w:rPr>
+                <w:rFonts w:ascii="Cambria" w:hAnsi="Cambria" w:eastAsia="Cambria" w:cs="Cambria"/>
+                <w:b w:val="0"/>
+                <w:bCs w:val="0"/>
+                <w:i w:val="0"/>
+                <w:iCs w:val="0"/>
+                <w:sz w:val="24"/>
+                <w:szCs w:val="24"/>
+                <w:lang w:val="hu-HU"/>
+              </w:rPr>
+              <w:t>2.</w:t>
+            </w:r>
+          </w:p>
+        </w:tc>
+        <w:tc>
+          <w:tcPr>
+            <w:tcW w:w="1575" w:type="dxa"/>
+            <w:tcBorders>
+              <w:top w:val="single" w:color="000000" w:themeColor="text1" w:sz="6"/>
+              <w:left w:val="single" w:color="000000" w:themeColor="text1" w:sz="6"/>
+              <w:bottom w:val="single" w:color="000000" w:themeColor="text1" w:sz="6"/>
+              <w:right w:val="single" w:color="000000" w:themeColor="text1" w:sz="6"/>
+            </w:tcBorders>
+            <w:tcMar/>
+            <w:vAlign w:val="top"/>
+          </w:tcPr>
+          <w:p>
+            <w:pPr>
+              <w:spacing w:before="155"/>
+              <w:ind w:left="12" w:right="6"/>
+              <w:jc w:val="center"/>
+              <w:rPr>
+                <w:rFonts w:ascii="Cambria" w:hAnsi="Cambria" w:eastAsia="Cambria" w:cs="Cambria"/>
+                <w:b w:val="0"/>
+                <w:bCs w:val="0"/>
+                <w:i w:val="0"/>
+                <w:iCs w:val="0"/>
+                <w:color w:val="000000" w:themeColor="text1" w:themeTint="FF" w:themeShade="FF"/>
+                <w:sz w:val="24"/>
+                <w:szCs w:val="24"/>
+              </w:rPr>
+            </w:pPr>
+            <w:r>
+              <w:rPr>
+                <w:rFonts w:ascii="Cambria" w:hAnsi="Cambria" w:eastAsia="Cambria" w:cs="Cambria"/>
+                <w:b w:val="0"/>
+                <w:bCs w:val="0"/>
+                <w:i w:val="0"/>
+                <w:iCs w:val="0"/>
+                <w:color w:val="000000" w:themeColor="text1" w:themeTint="FF" w:themeShade="FF"/>
+                <w:sz w:val="24"/>
+                <w:szCs w:val="24"/>
+                <w:lang w:val="hu-HU"/>
+              </w:rPr>
+              <w:t>2026.03.14.</w:t>
+            </w:r>
+          </w:p>
+        </w:tc>
+        <w:tc>
+          <w:tcPr>
+            <w:tcW w:w="4530" w:type="dxa"/>
+            <w:tcBorders>
+              <w:top w:val="single" w:color="000000" w:themeColor="text1" w:sz="6"/>
+              <w:left w:val="single" w:color="000000" w:themeColor="text1" w:sz="6"/>
+              <w:bottom w:val="single" w:color="000000" w:themeColor="text1" w:sz="6"/>
+              <w:right w:val="single" w:color="000000" w:themeColor="text1" w:sz="6"/>
+            </w:tcBorders>
+            <w:tcMar/>
+            <w:vAlign w:val="top"/>
+          </w:tcPr>
+          <w:p>
+            <w:pPr>
+              <w:spacing w:before="4"/>
+              <w:ind w:left="108"/>
+              <w:rPr>
+                <w:rFonts w:ascii="Cambria" w:hAnsi="Cambria" w:eastAsia="Cambria" w:cs="Cambria"/>
+                <w:b w:val="0"/>
+                <w:bCs w:val="0"/>
+                <w:i w:val="0"/>
+                <w:iCs w:val="0"/>
+                <w:color w:val="000000" w:themeColor="text1" w:themeTint="FF" w:themeShade="FF"/>
+                <w:sz w:val="24"/>
+                <w:szCs w:val="24"/>
+              </w:rPr>
+            </w:pPr>
+            <w:r>
+              <w:rPr>
+                <w:rFonts w:ascii="Cambria" w:hAnsi="Cambria" w:eastAsia="Cambria" w:cs="Cambria"/>
+                <w:b w:val="0"/>
+                <w:bCs w:val="0"/>
+                <w:i w:val="0"/>
+                <w:iCs w:val="0"/>
+                <w:color w:val="000000" w:themeColor="text1" w:themeTint="FF" w:themeShade="FF"/>
+                <w:sz w:val="24"/>
+                <w:szCs w:val="24"/>
+                <w:lang w:val="hu-HU"/>
+              </w:rPr>
+              <w:t>Záródólgózat</w:t>
+            </w:r>
+            <w:r>
+              <w:rPr>
+                <w:rFonts w:ascii="Cambria" w:hAnsi="Cambria" w:eastAsia="Cambria" w:cs="Cambria"/>
+                <w:b w:val="0"/>
+                <w:bCs w:val="0"/>
+                <w:i w:val="0"/>
+                <w:iCs w:val="0"/>
+                <w:color w:val="000000" w:themeColor="text1" w:themeTint="FF" w:themeShade="FF"/>
+                <w:sz w:val="24"/>
+                <w:szCs w:val="24"/>
+                <w:lang w:val="hu-HU"/>
+              </w:rPr>
+              <w:t xml:space="preserve"> készültségi fókának</w:t>
+            </w:r>
+          </w:p>
+          <w:p>
+            <w:pPr>
+              <w:spacing w:before="21"/>
+              <w:ind w:left="108"/>
+              <w:rPr>
+                <w:rFonts w:ascii="Cambria" w:hAnsi="Cambria" w:eastAsia="Cambria" w:cs="Cambria"/>
+                <w:b w:val="0"/>
+                <w:bCs w:val="0"/>
+                <w:i w:val="0"/>
+                <w:iCs w:val="0"/>
+                <w:color w:val="000000" w:themeColor="text1" w:themeTint="FF" w:themeShade="FF"/>
+                <w:sz w:val="24"/>
+                <w:szCs w:val="24"/>
+              </w:rPr>
+            </w:pPr>
+            <w:r>
+              <w:rPr>
+                <w:rFonts w:ascii="Cambria" w:hAnsi="Cambria" w:eastAsia="Cambria" w:cs="Cambria"/>
+                <w:b w:val="0"/>
+                <w:bCs w:val="0"/>
+                <w:i w:val="0"/>
+                <w:iCs w:val="0"/>
+                <w:color w:val="000000" w:themeColor="text1" w:themeTint="FF" w:themeShade="FF"/>
+                <w:sz w:val="24"/>
+                <w:szCs w:val="24"/>
+                <w:lang w:val="hu-HU"/>
+              </w:rPr>
+              <w:t>értékélésé</w:t>
+            </w:r>
+          </w:p>
+        </w:tc>
+        <w:tc>
+          <w:tcPr>
+            <w:tcW w:w="2692" w:type="dxa"/>
+            <w:tcBorders>
+              <w:top w:val="single" w:color="000000" w:themeColor="text1" w:sz="6"/>
+              <w:left w:val="single" w:color="000000" w:themeColor="text1" w:sz="6"/>
+              <w:bottom w:val="single" w:color="000000" w:themeColor="text1" w:sz="6"/>
+              <w:right w:val="single" w:color="000000" w:themeColor="text1" w:sz="6"/>
+            </w:tcBorders>
+            <w:tcMar/>
+            <w:vAlign w:val="top"/>
+          </w:tcPr>
+          <w:p>
+            <w:pPr>
+              <w:spacing w:before="0"/>
+              <w:rPr>
+                <w:rFonts w:ascii="Times New Roman" w:hAnsi="Times New Roman" w:eastAsia="Times New Roman" w:cs="Times New Roman"/>
+                <w:b w:val="0"/>
+                <w:bCs w:val="0"/>
+                <w:i w:val="0"/>
+                <w:iCs w:val="0"/>
+                <w:sz w:val="24"/>
+                <w:szCs w:val="24"/>
+              </w:rPr>
+            </w:pPr>
+          </w:p>
+        </w:tc>
+      </w:tr>
+      <w:tr>
+        <w:trPr>
+          <w:trHeight w:val="600"/>
+        </w:trPr>
+        <w:tc>
+          <w:tcPr>
+            <w:tcW w:w="390" w:type="dxa"/>
+            <w:tcBorders>
+              <w:top w:val="single" w:color="000000" w:themeColor="text1" w:sz="6"/>
+              <w:left w:val="single" w:color="000000" w:themeColor="text1" w:sz="6"/>
+              <w:bottom w:val="single" w:color="000000" w:themeColor="text1" w:sz="6"/>
+              <w:right w:val="single" w:color="000000" w:themeColor="text1" w:sz="6"/>
+            </w:tcBorders>
+            <w:tcMar/>
+            <w:vAlign w:val="top"/>
+          </w:tcPr>
+          <w:p>
+            <w:pPr>
+              <w:spacing w:before="76"/>
+              <w:ind w:left="7"/>
+              <w:jc w:val="center"/>
+              <w:rPr>
+                <w:rFonts w:ascii="Cambria" w:hAnsi="Cambria" w:eastAsia="Cambria" w:cs="Cambria"/>
+                <w:b w:val="0"/>
+                <w:bCs w:val="0"/>
+                <w:i w:val="0"/>
+                <w:iCs w:val="0"/>
+                <w:sz w:val="24"/>
+                <w:szCs w:val="24"/>
+              </w:rPr>
+            </w:pPr>
+            <w:r>
+              <w:rPr>
+                <w:rFonts w:ascii="Cambria" w:hAnsi="Cambria" w:eastAsia="Cambria" w:cs="Cambria"/>
+                <w:b w:val="0"/>
+                <w:bCs w:val="0"/>
+                <w:i w:val="0"/>
+                <w:iCs w:val="0"/>
+                <w:sz w:val="24"/>
+                <w:szCs w:val="24"/>
+                <w:lang w:val="hu-HU"/>
+              </w:rPr>
+              <w:t>3.</w:t>
+            </w:r>
+          </w:p>
+        </w:tc>
+        <w:tc>
+          <w:tcPr>
+            <w:tcW w:w="1575" w:type="dxa"/>
+            <w:tcBorders>
+              <w:top w:val="single" w:color="000000" w:themeColor="text1" w:sz="6"/>
+              <w:left w:val="single" w:color="000000" w:themeColor="text1" w:sz="6"/>
+              <w:bottom w:val="single" w:color="000000" w:themeColor="text1" w:sz="6"/>
+              <w:right w:val="single" w:color="000000" w:themeColor="text1" w:sz="6"/>
+            </w:tcBorders>
+            <w:tcMar/>
+            <w:vAlign w:val="top"/>
+          </w:tcPr>
+          <w:p>
+            <w:pPr>
+              <w:spacing w:before="76"/>
+              <w:ind w:left="12" w:right="5"/>
+              <w:jc w:val="center"/>
+              <w:rPr>
+                <w:rFonts w:ascii="Cambria" w:hAnsi="Cambria" w:eastAsia="Cambria" w:cs="Cambria"/>
+                <w:b w:val="0"/>
+                <w:bCs w:val="0"/>
+                <w:i w:val="0"/>
+                <w:iCs w:val="0"/>
+                <w:color w:val="000000" w:themeColor="text1" w:themeTint="FF" w:themeShade="FF"/>
+                <w:sz w:val="24"/>
+                <w:szCs w:val="24"/>
+                <w:lang w:val="hu-HU"/>
+              </w:rPr>
+            </w:pPr>
+            <w:r>
+              <w:rPr>
+                <w:rFonts w:ascii="Cambria" w:hAnsi="Cambria" w:eastAsia="Cambria" w:cs="Cambria"/>
+                <w:b w:val="0"/>
+                <w:bCs w:val="0"/>
+                <w:i w:val="0"/>
+                <w:iCs w:val="0"/>
+                <w:color w:val="000000" w:themeColor="text1" w:themeTint="FF" w:themeShade="FF"/>
+                <w:sz w:val="24"/>
+                <w:szCs w:val="24"/>
+                <w:lang w:val="hu-HU"/>
+              </w:rPr>
+              <w:t>2026.04.</w:t>
+            </w:r>
+            <w:r>
+              <w:rPr>
+                <w:rFonts w:ascii="Cambria" w:hAnsi="Cambria" w:eastAsia="Cambria" w:cs="Cambria"/>
+                <w:b w:val="0"/>
+                <w:bCs w:val="0"/>
+                <w:i w:val="0"/>
+                <w:iCs w:val="0"/>
+                <w:color w:val="000000" w:themeColor="text1" w:themeTint="FF" w:themeShade="FF"/>
+                <w:sz w:val="24"/>
+                <w:szCs w:val="24"/>
+                <w:lang w:val="hu-HU"/>
+              </w:rPr>
+              <w:t>20</w:t>
+            </w:r>
+            <w:r>
+              <w:rPr>
+                <w:rFonts w:ascii="Cambria" w:hAnsi="Cambria" w:eastAsia="Cambria" w:cs="Cambria"/>
+                <w:b w:val="0"/>
+                <w:bCs w:val="0"/>
+                <w:i w:val="0"/>
+                <w:iCs w:val="0"/>
+                <w:color w:val="000000" w:themeColor="text1" w:themeTint="FF" w:themeShade="FF"/>
+                <w:sz w:val="24"/>
+                <w:szCs w:val="24"/>
+                <w:lang w:val="hu-HU"/>
+              </w:rPr>
+              <w:t>.</w:t>
+            </w:r>
+          </w:p>
+        </w:tc>
+        <w:tc>
+          <w:tcPr>
+            <w:tcW w:w="4530" w:type="dxa"/>
+            <w:tcBorders>
+              <w:top w:val="single" w:color="000000" w:themeColor="text1" w:sz="6"/>
+              <w:left w:val="single" w:color="000000" w:themeColor="text1" w:sz="6"/>
+              <w:bottom w:val="single" w:color="000000" w:themeColor="text1" w:sz="6"/>
+              <w:right w:val="single" w:color="000000" w:themeColor="text1" w:sz="6"/>
+            </w:tcBorders>
+            <w:tcMar/>
+            <w:vAlign w:val="top"/>
+          </w:tcPr>
+          <w:p>
+            <w:pPr>
+              <w:spacing w:before="76"/>
+              <w:ind w:left="108"/>
+              <w:rPr>
+                <w:rFonts w:ascii="Cambria" w:hAnsi="Cambria" w:eastAsia="Cambria" w:cs="Cambria"/>
+                <w:b w:val="0"/>
+                <w:bCs w:val="0"/>
+                <w:i w:val="0"/>
+                <w:iCs w:val="0"/>
+                <w:color w:val="000000" w:themeColor="text1" w:themeTint="FF" w:themeShade="FF"/>
+                <w:sz w:val="24"/>
+                <w:szCs w:val="24"/>
+              </w:rPr>
+            </w:pPr>
+            <w:r>
+              <w:rPr>
+                <w:rFonts w:ascii="Cambria" w:hAnsi="Cambria" w:eastAsia="Cambria" w:cs="Cambria"/>
+                <w:b w:val="0"/>
+                <w:bCs w:val="0"/>
+                <w:i w:val="0"/>
+                <w:iCs w:val="0"/>
+                <w:color w:val="000000" w:themeColor="text1" w:themeTint="FF" w:themeShade="FF"/>
+                <w:sz w:val="24"/>
+                <w:szCs w:val="24"/>
+                <w:lang w:val="hu-HU"/>
+              </w:rPr>
+              <w:t>Dókuméntáció</w:t>
+            </w:r>
+            <w:r>
+              <w:rPr>
+                <w:rFonts w:ascii="Cambria" w:hAnsi="Cambria" w:eastAsia="Cambria" w:cs="Cambria"/>
+                <w:b w:val="0"/>
+                <w:bCs w:val="0"/>
+                <w:i w:val="0"/>
+                <w:iCs w:val="0"/>
+                <w:color w:val="000000" w:themeColor="text1" w:themeTint="FF" w:themeShade="FF"/>
+                <w:sz w:val="24"/>
+                <w:szCs w:val="24"/>
+                <w:lang w:val="hu-HU"/>
+              </w:rPr>
+              <w:t xml:space="preserve"> </w:t>
+            </w:r>
+            <w:r>
+              <w:rPr>
+                <w:rFonts w:ascii="Cambria" w:hAnsi="Cambria" w:eastAsia="Cambria" w:cs="Cambria"/>
+                <w:b w:val="0"/>
+                <w:bCs w:val="0"/>
+                <w:i w:val="0"/>
+                <w:iCs w:val="0"/>
+                <w:color w:val="000000" w:themeColor="text1" w:themeTint="FF" w:themeShade="FF"/>
+                <w:sz w:val="24"/>
+                <w:szCs w:val="24"/>
+                <w:lang w:val="hu-HU"/>
+              </w:rPr>
+              <w:t>véglégésítésé</w:t>
+            </w:r>
+          </w:p>
+        </w:tc>
+        <w:tc>
+          <w:tcPr>
+            <w:tcW w:w="2692" w:type="dxa"/>
+            <w:tcBorders>
+              <w:top w:val="single" w:color="000000" w:themeColor="text1" w:sz="6"/>
+              <w:left w:val="single" w:color="000000" w:themeColor="text1" w:sz="6"/>
+              <w:bottom w:val="single" w:color="000000" w:themeColor="text1" w:sz="6"/>
+              <w:right w:val="single" w:color="000000" w:themeColor="text1" w:sz="6"/>
+            </w:tcBorders>
+            <w:tcMar/>
+            <w:vAlign w:val="top"/>
+          </w:tcPr>
+          <w:p>
+            <w:pPr>
+              <w:spacing w:before="0"/>
+              <w:rPr>
+                <w:rFonts w:ascii="Times New Roman" w:hAnsi="Times New Roman" w:eastAsia="Times New Roman" w:cs="Times New Roman"/>
+                <w:b w:val="0"/>
+                <w:bCs w:val="0"/>
+                <w:i w:val="0"/>
+                <w:iCs w:val="0"/>
+                <w:sz w:val="24"/>
+                <w:szCs w:val="24"/>
+              </w:rPr>
+            </w:pPr>
+          </w:p>
+        </w:tc>
+      </w:tr>
+    </w:tbl>
+    <w:p>
+      <w:pPr>
+        <w:pStyle w:val="Normal"/>
+        <w:bidi w:val="0"/>
+        <w:rPr>
+          <w:rFonts w:ascii="Cambria" w:hAnsi="Cambria" w:eastAsia="Cambria" w:cs="Cambria"/>
+          <w:b w:val="0"/>
+          <w:bCs w:val="0"/>
+          <w:i w:val="0"/>
+          <w:iCs w:val="0"/>
+          <w:caps w:val="0"/>
+          <w:smallCaps w:val="0"/>
+          <w:noProof w:val="0"/>
+          <w:color w:val="000000" w:themeColor="text1" w:themeTint="FF" w:themeShade="FF"/>
+          <w:sz w:val="44"/>
+          <w:szCs w:val="44"/>
+          <w:lang w:val="hu-HU"/>
+        </w:rPr>
+      </w:pPr>
+    </w:p>
+    <w:p>
+      <w:pPr>
+        <w:bidi w:val="0"/>
+        <w:spacing w:before="0"/>
+        <w:ind w:left="279" w:right="2" w:firstLine="0"/>
+        <w:jc w:val="center"/>
+        <w:rPr>
+          <w:rFonts w:ascii="Cambria" w:hAnsi="Cambria" w:eastAsia="Cambria" w:cs="Cambria"/>
+          <w:b w:val="0"/>
+          <w:bCs w:val="0"/>
+          <w:i w:val="0"/>
+          <w:iCs w:val="0"/>
+          <w:caps w:val="0"/>
+          <w:smallCaps w:val="0"/>
+          <w:noProof w:val="0"/>
+          <w:color w:val="000000" w:themeColor="text1" w:themeTint="FF" w:themeShade="FF"/>
+          <w:sz w:val="44"/>
+          <w:szCs w:val="44"/>
+          <w:lang w:val="hu-HU"/>
+        </w:rPr>
+      </w:pPr>
+      <w:r>
+        <w:rPr>
+          <w:rFonts w:ascii="Cambria" w:hAnsi="Cambria" w:eastAsia="Cambria" w:cs="Cambria"/>
+          <w:b w:val="1"/>
+          <w:bCs w:val="1"/>
+          <w:i w:val="0"/>
+          <w:iCs w:val="0"/>
+          <w:caps w:val="0"/>
+          <w:smallCaps w:val="0"/>
+          <w:noProof w:val="0"/>
+          <w:color w:val="000000" w:themeColor="text1" w:themeTint="FF" w:themeShade="FF"/>
+          <w:sz w:val="44"/>
+          <w:szCs w:val="44"/>
+          <w:lang w:val="hu-HU"/>
+        </w:rPr>
+        <w:t>Tulajdonosi nyilatkozat</w:t>
+      </w:r>
+    </w:p>
+    <w:p>
+      <w:pPr>
+        <w:pStyle w:val="Heading5"/>
+        <w:bidi w:val="0"/>
+        <w:spacing w:before="361"/>
+        <w:ind w:left="426" w:right="138"/>
+        <w:jc w:val="both"/>
+        <w:rPr>
+          <w:rFonts w:ascii="Cambria" w:hAnsi="Cambria" w:eastAsia="Cambria" w:cs="Cambria"/>
+          <w:b w:val="0"/>
+          <w:bCs w:val="0"/>
+          <w:i w:val="0"/>
+          <w:iCs w:val="0"/>
+          <w:caps w:val="0"/>
+          <w:smallCaps w:val="0"/>
+          <w:noProof w:val="0"/>
+          <w:color w:val="000000" w:themeColor="text1" w:themeTint="FF" w:themeShade="FF"/>
+          <w:sz w:val="24"/>
+          <w:szCs w:val="24"/>
+          <w:lang w:val="hu-HU"/>
+        </w:rPr>
+      </w:pPr>
+      <w:r>
+        <w:rPr>
+          <w:rFonts w:ascii="Cambria" w:hAnsi="Cambria" w:eastAsia="Cambria" w:cs="Cambria"/>
+          <w:b w:val="0"/>
+          <w:bCs w:val="0"/>
+          <w:i w:val="0"/>
+          <w:iCs w:val="0"/>
+          <w:caps w:val="0"/>
+          <w:smallCaps w:val="0"/>
+          <w:noProof w:val="0"/>
+          <w:color w:val="000000" w:themeColor="text1" w:themeTint="FF" w:themeShade="FF"/>
+          <w:sz w:val="24"/>
+          <w:szCs w:val="24"/>
+          <w:lang w:val="hu-HU"/>
+        </w:rPr>
+        <w:t>Ez a dólgózat a saját munkánk érédményé. Dólgózatunk azón részéit, mélyékét más szérzők munkájából véttünk át, égyértélműén mégjélöltük.</w:t>
+      </w:r>
+    </w:p>
+    <w:p>
+      <w:pPr>
+        <w:pStyle w:val="Heading5"/>
+        <w:bidi w:val="0"/>
+        <w:ind w:left="426" w:right="141"/>
+        <w:jc w:val="both"/>
+        <w:rPr>
+          <w:rFonts w:ascii="Cambria" w:hAnsi="Cambria" w:eastAsia="Cambria" w:cs="Cambria"/>
+          <w:b w:val="0"/>
+          <w:bCs w:val="0"/>
+          <w:i w:val="0"/>
+          <w:iCs w:val="0"/>
+          <w:caps w:val="0"/>
+          <w:smallCaps w:val="0"/>
+          <w:noProof w:val="0"/>
+          <w:color w:val="000000" w:themeColor="text1" w:themeTint="FF" w:themeShade="FF"/>
+          <w:sz w:val="24"/>
+          <w:szCs w:val="24"/>
+          <w:lang w:val="hu-HU"/>
+        </w:rPr>
+      </w:pPr>
+      <w:r>
+        <w:rPr>
+          <w:rFonts w:ascii="Cambria" w:hAnsi="Cambria" w:eastAsia="Cambria" w:cs="Cambria"/>
+          <w:b w:val="0"/>
+          <w:bCs w:val="0"/>
+          <w:i w:val="0"/>
+          <w:iCs w:val="0"/>
+          <w:caps w:val="0"/>
+          <w:smallCaps w:val="0"/>
+          <w:noProof w:val="0"/>
+          <w:color w:val="000000" w:themeColor="text1" w:themeTint="FF" w:themeShade="FF"/>
+          <w:sz w:val="24"/>
+          <w:szCs w:val="24"/>
+          <w:lang w:val="hu-HU"/>
+        </w:rPr>
+        <w:t>Ha kidérülné, hógy éz a nyilatkózat valótlan, tudómásul vésszük, hogy a szakmai vizsgabizóttság a szakmai vizsgáról kizár minket és szakmai vizsgát csak új záródólgózat készítésé után téhétünk.</w:t>
+      </w:r>
+    </w:p>
+    <w:p>
+      <w:pPr>
+        <w:bidi w:val="0"/>
+        <w:spacing w:before="78"/>
+        <w:rPr>
+          <w:rFonts w:ascii="Cambria" w:hAnsi="Cambria" w:eastAsia="Cambria" w:cs="Cambria"/>
+          <w:b w:val="0"/>
+          <w:bCs w:val="0"/>
+          <w:i w:val="0"/>
+          <w:iCs w:val="0"/>
+          <w:caps w:val="0"/>
+          <w:smallCaps w:val="0"/>
+          <w:noProof w:val="0"/>
+          <w:color w:val="000000" w:themeColor="text1" w:themeTint="FF" w:themeShade="FF"/>
+          <w:sz w:val="24"/>
+          <w:szCs w:val="24"/>
+          <w:lang w:val="hu-HU"/>
+        </w:rPr>
+      </w:pPr>
+    </w:p>
+    <w:p>
+      <w:pPr>
+        <w:pStyle w:val="Heading5"/>
+        <w:bidi w:val="0"/>
+        <w:ind w:left="426"/>
+        <w:rPr>
+          <w:rFonts w:ascii="Cambria" w:hAnsi="Cambria" w:eastAsia="Cambria" w:cs="Cambria"/>
+          <w:b w:val="0"/>
+          <w:bCs w:val="0"/>
+          <w:i w:val="0"/>
+          <w:iCs w:val="0"/>
+          <w:caps w:val="0"/>
+          <w:smallCaps w:val="0"/>
+          <w:noProof w:val="0"/>
+          <w:color w:val="000000" w:themeColor="text1" w:themeTint="FF" w:themeShade="FF"/>
+          <w:sz w:val="24"/>
+          <w:szCs w:val="24"/>
+          <w:highlight w:val="yellow"/>
+          <w:lang w:val="hu-HU"/>
+        </w:rPr>
+      </w:pPr>
+      <w:r>
+        <w:rPr>
+          <w:rFonts w:ascii="Cambria" w:hAnsi="Cambria" w:eastAsia="Cambria" w:cs="Cambria"/>
+          <w:b w:val="0"/>
+          <w:bCs w:val="0"/>
+          <w:i w:val="0"/>
+          <w:iCs w:val="0"/>
+          <w:caps w:val="0"/>
+          <w:smallCaps w:val="0"/>
+          <w:noProof w:val="0"/>
+          <w:color w:val="000000" w:themeColor="text1" w:themeTint="FF" w:themeShade="FF"/>
+          <w:sz w:val="24"/>
+          <w:szCs w:val="24"/>
+          <w:lang w:val="hu-HU"/>
+        </w:rPr>
+        <w:t xml:space="preserve">Győr, 2026. </w:t>
+      </w:r>
+      <w:r>
+        <w:rPr>
+          <w:rFonts w:ascii="Cambria" w:hAnsi="Cambria" w:eastAsia="Cambria" w:cs="Cambria"/>
+          <w:b w:val="0"/>
+          <w:bCs w:val="0"/>
+          <w:i w:val="0"/>
+          <w:iCs w:val="0"/>
+          <w:caps w:val="0"/>
+          <w:smallCaps w:val="0"/>
+          <w:noProof w:val="0"/>
+          <w:color w:val="000000" w:themeColor="text1" w:themeTint="FF" w:themeShade="FF"/>
+          <w:sz w:val="24"/>
+          <w:szCs w:val="24"/>
+          <w:lang w:val="hu-HU"/>
+        </w:rPr>
+        <w:t xml:space="preserve">április </w:t>
+      </w:r>
+      <w:r>
+        <w:rPr>
+          <w:rFonts w:ascii="Cambria" w:hAnsi="Cambria" w:eastAsia="Cambria" w:cs="Cambria"/>
+          <w:b w:val="0"/>
+          <w:bCs w:val="0"/>
+          <w:i w:val="0"/>
+          <w:iCs w:val="0"/>
+          <w:caps w:val="0"/>
+          <w:smallCaps w:val="0"/>
+          <w:noProof w:val="0"/>
+          <w:color w:val="000000" w:themeColor="text1" w:themeTint="FF" w:themeShade="FF"/>
+          <w:sz w:val="24"/>
+          <w:szCs w:val="24"/>
+          <w:lang w:val="hu-HU"/>
+        </w:rPr>
+        <w:t>20</w:t>
+      </w:r>
+      <w:r>
+        <w:rPr>
+          <w:rFonts w:ascii="Cambria" w:hAnsi="Cambria" w:eastAsia="Cambria" w:cs="Cambria"/>
+          <w:b w:val="0"/>
+          <w:bCs w:val="0"/>
+          <w:i w:val="0"/>
+          <w:iCs w:val="0"/>
+          <w:caps w:val="0"/>
+          <w:smallCaps w:val="0"/>
+          <w:noProof w:val="0"/>
+          <w:color w:val="000000" w:themeColor="text1" w:themeTint="FF" w:themeShade="FF"/>
+          <w:sz w:val="24"/>
+          <w:szCs w:val="24"/>
+          <w:lang w:val="hu-HU"/>
+        </w:rPr>
+        <w:t>.</w:t>
+      </w:r>
+    </w:p>
+    <w:p>
+      <w:pPr>
+        <w:bidi w:val="0"/>
+        <w:rPr>
+          <w:rFonts w:ascii="Cambria" w:hAnsi="Cambria" w:eastAsia="Cambria" w:cs="Cambria"/>
+          <w:b w:val="0"/>
+          <w:bCs w:val="0"/>
+          <w:i w:val="0"/>
+          <w:iCs w:val="0"/>
+          <w:caps w:val="0"/>
+          <w:smallCaps w:val="0"/>
+          <w:noProof w:val="0"/>
+          <w:color w:val="000000" w:themeColor="text1" w:themeTint="FF" w:themeShade="FF"/>
+          <w:sz w:val="20"/>
+          <w:szCs w:val="20"/>
+          <w:lang w:val="hu-HU"/>
+        </w:rPr>
+      </w:pPr>
+    </w:p>
+    <w:p>
+      <w:pPr>
+        <w:bidi w:val="0"/>
+        <w:spacing w:before="152"/>
+        <w:jc w:val="right"/>
+        <w:rPr>
+          <w:rFonts w:ascii="Cambria" w:hAnsi="Cambria" w:eastAsia="Cambria" w:cs="Cambria"/>
+          <w:b w:val="0"/>
+          <w:bCs w:val="0"/>
+          <w:i w:val="0"/>
+          <w:iCs w:val="0"/>
+          <w:caps w:val="0"/>
+          <w:smallCaps w:val="0"/>
+          <w:noProof w:val="0"/>
+          <w:color w:val="000000" w:themeColor="text1" w:themeTint="FF" w:themeShade="FF"/>
+          <w:sz w:val="20"/>
+          <w:szCs w:val="20"/>
+          <w:lang w:val="hu-HU"/>
+        </w:rPr>
+      </w:pPr>
+      <w:r>
+        <w:drawing>
+          <wp:inline wp14:editId="2AE02660" wp14:anchorId="4B43B693">
+            <wp:extent cx="2210108" cy="19053"/>
+            <wp:effectExtent l="0" t="0" r="0" b="0"/>
+            <wp:docPr id="1622311763" name="drawing"/>
+            <wp:cNvGraphicFramePr>
+              <a:graphicFrameLocks noChangeAspect="1"/>
+            </wp:cNvGraphicFramePr>
+            <a:graphic>
+              <a:graphicData xmlns:a="http://schemas.openxmlformats.org/drawingml/2006/main" uri="http://schemas.openxmlformats.org/drawingml/2006/picture">
+                <pic:pic xmlns:pic="http://schemas.openxmlformats.org/drawingml/2006/picture">
+                  <pic:nvPicPr>
+                    <pic:cNvPr id="1622311763" name="Picture 1622311763"/>
+                    <pic:cNvPicPr/>
+                  </pic:nvPicPr>
+                  <pic:blipFill>
+                    <a:blip xmlns:r="http://schemas.openxmlformats.org/officeDocument/2006/relationships" r:embed="rId1842411190">
+                      <a:extLst>
+                        <a:ext uri="{28A0092B-C50C-407E-A947-70E740481C1C}">
+                          <a14:useLocalDpi xmlns:a14="http://schemas.microsoft.com/office/drawing/2010/main"/>
+                        </a:ext>
+                      </a:extLst>
+                    </a:blip>
+                    <a:stretch>
+                      <a:fillRect/>
+                    </a:stretch>
+                  </pic:blipFill>
+                  <pic:spPr>
+                    <a:xfrm>
+                      <a:off x="0" y="0"/>
+                      <a:ext cx="2210108" cy="19053"/>
+                    </a:xfrm>
+                    <a:prstGeom prst="rect">
+                      <a:avLst/>
+                    </a:prstGeom>
+                  </pic:spPr>
+                </pic:pic>
+              </a:graphicData>
+            </a:graphic>
+          </wp:inline>
+        </w:drawing>
+      </w:r>
+    </w:p>
+    <w:p>
+      <w:pPr>
+        <w:pStyle w:val="Heading5"/>
+        <w:bidi w:val="0"/>
+        <w:spacing w:before="19"/>
+        <w:ind w:left="0" w:right="1049"/>
+        <w:jc w:val="right"/>
+        <w:rPr>
+          <w:rFonts w:ascii="Cambria" w:hAnsi="Cambria" w:eastAsia="Cambria" w:cs="Cambria"/>
+          <w:b w:val="0"/>
+          <w:bCs w:val="0"/>
+          <w:i w:val="0"/>
+          <w:iCs w:val="0"/>
+          <w:caps w:val="0"/>
+          <w:smallCaps w:val="0"/>
+          <w:noProof w:val="0"/>
+          <w:color w:val="000000" w:themeColor="text1" w:themeTint="FF" w:themeShade="FF"/>
+          <w:sz w:val="24"/>
+          <w:szCs w:val="24"/>
+          <w:lang w:val="hu-HU"/>
+        </w:rPr>
+      </w:pPr>
+      <w:r>
+        <w:rPr>
+          <w:rFonts w:ascii="Cambria" w:hAnsi="Cambria" w:eastAsia="Cambria" w:cs="Cambria"/>
+          <w:b w:val="0"/>
+          <w:bCs w:val="0"/>
+          <w:i w:val="0"/>
+          <w:iCs w:val="0"/>
+          <w:caps w:val="0"/>
+          <w:smallCaps w:val="0"/>
+          <w:noProof w:val="0"/>
+          <w:color w:val="000000" w:themeColor="text1" w:themeTint="FF" w:themeShade="FF"/>
+          <w:sz w:val="24"/>
+          <w:szCs w:val="24"/>
+          <w:lang w:val="hu-HU"/>
+        </w:rPr>
+        <w:t>Anda Kristóf</w:t>
+      </w:r>
+    </w:p>
+    <w:p>
+      <w:pPr>
+        <w:bidi w:val="0"/>
+        <w:rPr>
+          <w:rFonts w:ascii="Cambria" w:hAnsi="Cambria" w:eastAsia="Cambria" w:cs="Cambria"/>
+          <w:b w:val="0"/>
+          <w:bCs w:val="0"/>
+          <w:i w:val="0"/>
+          <w:iCs w:val="0"/>
+          <w:caps w:val="0"/>
+          <w:smallCaps w:val="0"/>
+          <w:noProof w:val="0"/>
+          <w:color w:val="000000" w:themeColor="text1" w:themeTint="FF" w:themeShade="FF"/>
+          <w:sz w:val="20"/>
+          <w:szCs w:val="20"/>
+          <w:lang w:val="hu-HU"/>
+        </w:rPr>
+      </w:pPr>
+    </w:p>
+    <w:p>
+      <w:pPr>
+        <w:bidi w:val="0"/>
+        <w:spacing w:before="151"/>
+        <w:jc w:val="right"/>
+        <w:rPr>
+          <w:rFonts w:ascii="Cambria" w:hAnsi="Cambria" w:eastAsia="Cambria" w:cs="Cambria"/>
+          <w:b w:val="0"/>
+          <w:bCs w:val="0"/>
+          <w:i w:val="0"/>
+          <w:iCs w:val="0"/>
+          <w:caps w:val="0"/>
+          <w:smallCaps w:val="0"/>
+          <w:noProof w:val="0"/>
+          <w:color w:val="000000" w:themeColor="text1" w:themeTint="FF" w:themeShade="FF"/>
+          <w:sz w:val="20"/>
+          <w:szCs w:val="20"/>
+          <w:lang w:val="hu-HU"/>
+        </w:rPr>
+      </w:pPr>
+      <w:r>
+        <w:drawing>
+          <wp:inline wp14:editId="29234E7F" wp14:anchorId="68C1BF48">
+            <wp:extent cx="2210108" cy="19053"/>
+            <wp:effectExtent l="0" t="0" r="0" b="0"/>
+            <wp:docPr id="747943409" name="drawing"/>
+            <wp:cNvGraphicFramePr>
+              <a:graphicFrameLocks noChangeAspect="1"/>
+            </wp:cNvGraphicFramePr>
+            <a:graphic>
+              <a:graphicData xmlns:a="http://schemas.openxmlformats.org/drawingml/2006/main" uri="http://schemas.openxmlformats.org/drawingml/2006/picture">
+                <pic:pic xmlns:pic="http://schemas.openxmlformats.org/drawingml/2006/picture">
+                  <pic:nvPicPr>
+                    <pic:cNvPr id="747943409" name="Picture 747943409"/>
+                    <pic:cNvPicPr/>
+                  </pic:nvPicPr>
+                  <pic:blipFill>
+                    <a:blip xmlns:r="http://schemas.openxmlformats.org/officeDocument/2006/relationships" r:embed="rId1472489986">
+                      <a:extLst>
+                        <a:ext uri="{28A0092B-C50C-407E-A947-70E740481C1C}">
+                          <a14:useLocalDpi xmlns:a14="http://schemas.microsoft.com/office/drawing/2010/main"/>
+                        </a:ext>
+                      </a:extLst>
+                    </a:blip>
+                    <a:stretch>
+                      <a:fillRect/>
+                    </a:stretch>
+                  </pic:blipFill>
+                  <pic:spPr>
+                    <a:xfrm>
+                      <a:off x="0" y="0"/>
+                      <a:ext cx="2210108" cy="19053"/>
+                    </a:xfrm>
+                    <a:prstGeom prst="rect">
+                      <a:avLst/>
+                    </a:prstGeom>
+                  </pic:spPr>
+                </pic:pic>
+              </a:graphicData>
+            </a:graphic>
+          </wp:inline>
+        </w:drawing>
+      </w:r>
+    </w:p>
+    <w:p>
+      <w:pPr>
+        <w:pStyle w:val="Heading5"/>
+        <w:bidi w:val="0"/>
+        <w:spacing w:before="21"/>
+        <w:ind w:left="0" w:right="935"/>
+        <w:jc w:val="right"/>
+        <w:rPr>
+          <w:rFonts w:ascii="Cambria" w:hAnsi="Cambria" w:eastAsia="Cambria" w:cs="Cambria"/>
+          <w:b w:val="0"/>
+          <w:bCs w:val="0"/>
+          <w:i w:val="0"/>
+          <w:iCs w:val="0"/>
+          <w:caps w:val="0"/>
+          <w:smallCaps w:val="0"/>
+          <w:noProof w:val="0"/>
+          <w:color w:val="000000" w:themeColor="text1" w:themeTint="FF" w:themeShade="FF"/>
+          <w:sz w:val="24"/>
+          <w:szCs w:val="24"/>
+          <w:lang w:val="hu-HU"/>
+        </w:rPr>
+      </w:pPr>
+      <w:r>
+        <w:rPr>
+          <w:rFonts w:ascii="Cambria" w:hAnsi="Cambria" w:eastAsia="Cambria" w:cs="Cambria"/>
+          <w:b w:val="0"/>
+          <w:bCs w:val="0"/>
+          <w:i w:val="0"/>
+          <w:iCs w:val="0"/>
+          <w:caps w:val="0"/>
+          <w:smallCaps w:val="0"/>
+          <w:noProof w:val="0"/>
+          <w:color w:val="000000" w:themeColor="text1" w:themeTint="FF" w:themeShade="FF"/>
+          <w:sz w:val="24"/>
+          <w:szCs w:val="24"/>
+          <w:lang w:val="hu-HU"/>
+        </w:rPr>
+        <w:t>Bicskey Balázs</w:t>
+      </w:r>
+    </w:p>
+    <w:p>
+      <w:pPr>
+        <w:pStyle w:val="Normal"/>
+        <w:bidi w:val="0"/>
+        <w:rPr>
+          <w:rFonts w:ascii="Cambria" w:hAnsi="Cambria" w:eastAsia="Cambria" w:cs="Cambria"/>
+          <w:b w:val="0"/>
+          <w:bCs w:val="0"/>
+          <w:i w:val="0"/>
+          <w:iCs w:val="0"/>
+          <w:caps w:val="0"/>
+          <w:smallCaps w:val="0"/>
+          <w:noProof w:val="0"/>
+          <w:color w:val="000000" w:themeColor="text1" w:themeTint="FF" w:themeShade="FF"/>
+          <w:sz w:val="20"/>
+          <w:szCs w:val="20"/>
+          <w:lang w:val="hu-HU"/>
+        </w:rPr>
+      </w:pPr>
+    </w:p>
+    <w:p>
+      <w:pPr>
+        <w:bidi w:val="0"/>
+        <w:spacing w:before="153"/>
+        <w:jc w:val="right"/>
+        <w:rPr>
+          <w:rFonts w:ascii="Cambria" w:hAnsi="Cambria" w:eastAsia="Cambria" w:cs="Cambria"/>
+          <w:b w:val="0"/>
+          <w:bCs w:val="0"/>
+          <w:i w:val="0"/>
+          <w:iCs w:val="0"/>
+          <w:caps w:val="0"/>
+          <w:smallCaps w:val="0"/>
+          <w:noProof w:val="0"/>
+          <w:color w:val="000000" w:themeColor="text1" w:themeTint="FF" w:themeShade="FF"/>
+          <w:sz w:val="20"/>
+          <w:szCs w:val="20"/>
+          <w:lang w:val="hu-HU"/>
+        </w:rPr>
+      </w:pPr>
+      <w:r>
+        <w:drawing>
+          <wp:inline wp14:editId="7176ECAD" wp14:anchorId="59285823">
+            <wp:extent cx="2210108" cy="19053"/>
+            <wp:effectExtent l="0" t="0" r="0" b="0"/>
+            <wp:docPr id="2014724022" name="drawing"/>
+            <wp:cNvGraphicFramePr>
+              <a:graphicFrameLocks noChangeAspect="1"/>
+            </wp:cNvGraphicFramePr>
+            <a:graphic>
+              <a:graphicData xmlns:a="http://schemas.openxmlformats.org/drawingml/2006/main" uri="http://schemas.openxmlformats.org/drawingml/2006/picture">
+                <pic:pic xmlns:pic="http://schemas.openxmlformats.org/drawingml/2006/picture">
+                  <pic:nvPicPr>
+                    <pic:cNvPr id="2014724022" name="Picture 2014724022"/>
+                    <pic:cNvPicPr/>
+                  </pic:nvPicPr>
+                  <pic:blipFill>
+                    <a:blip xmlns:r="http://schemas.openxmlformats.org/officeDocument/2006/relationships" r:embed="rId586805799">
+                      <a:extLst>
+                        <a:ext uri="{28A0092B-C50C-407E-A947-70E740481C1C}">
+                          <a14:useLocalDpi xmlns:a14="http://schemas.microsoft.com/office/drawing/2010/main"/>
+                        </a:ext>
+                      </a:extLst>
+                    </a:blip>
+                    <a:stretch>
+                      <a:fillRect/>
+                    </a:stretch>
+                  </pic:blipFill>
+                  <pic:spPr>
+                    <a:xfrm>
+                      <a:off x="0" y="0"/>
+                      <a:ext cx="2210108" cy="19053"/>
+                    </a:xfrm>
+                    <a:prstGeom prst="rect">
+                      <a:avLst/>
+                    </a:prstGeom>
+                  </pic:spPr>
+                </pic:pic>
+              </a:graphicData>
+            </a:graphic>
+          </wp:inline>
+        </w:drawing>
+      </w:r>
+    </w:p>
+    <w:p>
+      <w:pPr>
+        <w:pStyle w:val="Heading5"/>
+        <w:bidi w:val="0"/>
+        <w:spacing w:before="21"/>
+        <w:ind w:left="0" w:right="567"/>
+        <w:jc w:val="right"/>
+        <w:rPr>
+          <w:rFonts w:ascii="Cambria" w:hAnsi="Cambria" w:eastAsia="Cambria" w:cs="Cambria"/>
+          <w:b w:val="0"/>
+          <w:bCs w:val="0"/>
+          <w:i w:val="0"/>
+          <w:iCs w:val="0"/>
+          <w:caps w:val="0"/>
+          <w:smallCaps w:val="0"/>
+          <w:noProof w:val="0"/>
+          <w:color w:val="000000" w:themeColor="text1" w:themeTint="FF" w:themeShade="FF"/>
+          <w:sz w:val="24"/>
+          <w:szCs w:val="24"/>
+          <w:lang w:val="hu-HU"/>
+        </w:rPr>
+      </w:pPr>
+      <w:r>
+        <w:rPr>
+          <w:rFonts w:ascii="Cambria" w:hAnsi="Cambria" w:eastAsia="Cambria" w:cs="Cambria"/>
+          <w:b w:val="0"/>
+          <w:bCs w:val="0"/>
+          <w:i w:val="0"/>
+          <w:iCs w:val="0"/>
+          <w:caps w:val="0"/>
+          <w:smallCaps w:val="0"/>
+          <w:noProof w:val="0"/>
+          <w:color w:val="000000" w:themeColor="text1" w:themeTint="FF" w:themeShade="FF"/>
+          <w:sz w:val="24"/>
+          <w:szCs w:val="24"/>
+          <w:lang w:val="hu-HU"/>
+        </w:rPr>
+        <w:t>Borbély Dominik Péter</w:t>
+      </w:r>
+    </w:p>
+    <w:p>
+      <w:pPr>
+        <w:pStyle w:val="Normal"/>
+        <w:rPr>
+          <w:noProof w:val="0"/>
+          <w:lang w:val="hu-HU"/>
+        </w:rPr>
+      </w:pPr>
+    </w:p>
+    <w:p xmlns:wp14="http://schemas.microsoft.com/office/word/2010/wordml" wp14:textId="3F052B62">
+      <w:pPr/>
+      <w:r>
+        <w:br w:type="page"/>
+      </w:r>
+    </w:p>
+    <w:p xmlns:wp14="http://schemas.microsoft.com/office/word/2010/wordml" wp14:textId="452E8D8D">
       <w:pPr>
         <w:pStyle w:val="Normal"/>
         <w:spacing w:line="360" w:lineRule="auto"/>
@@ -489,7 +3122,7 @@
       </w:r>
       <w:r>
         <w:drawing>
-          <wp:inline xmlns:wp14="http://schemas.microsoft.com/office/word/2010/wordprocessingDrawing" wp14:editId="3C3E423E" wp14:anchorId="6ABA3A02">
+          <wp:inline xmlns:wp14="http://schemas.microsoft.com/office/word/2010/wordprocessingDrawing" wp14:editId="267109F2" wp14:anchorId="6ABA3A02">
             <wp:extent cx="5762625" cy="3571875"/>
             <wp:effectExtent l="0" t="0" r="0" b="0"/>
             <wp:docPr id="1" name="Kép 1"/>
@@ -647,64 +3280,71 @@
       </w:r>
       <w:r>
         <w:rPr>
-          <w:b w:val="0"/>
-          <w:bCs w:val="0"/>
-          <w:sz w:val="24"/>
-          <w:szCs w:val="24"/>
+          <w:rFonts w:ascii="Calibri" w:hAnsi="Calibri" w:eastAsia="Calibri" w:cs="" w:asciiTheme="minorAscii" w:hAnsiTheme="minorAscii" w:eastAsiaTheme="minorAscii" w:cstheme="minorBidi"/>
+          <w:color w:val="auto"/>
+          <w:sz w:val="24"/>
+          <w:szCs w:val="24"/>
+          <w:lang w:eastAsia="en-US" w:bidi="ar-SA"/>
         </w:rPr>
         <w:t xml:space="preserve">A frontend tesztelést a </w:t>
       </w:r>
       <w:r>
         <w:rPr>
-          <w:b w:val="0"/>
-          <w:bCs w:val="0"/>
-          <w:sz w:val="24"/>
-          <w:szCs w:val="24"/>
+          <w:rFonts w:ascii="Calibri" w:hAnsi="Calibri" w:eastAsia="Calibri" w:cs="" w:asciiTheme="minorAscii" w:hAnsiTheme="minorAscii" w:eastAsiaTheme="minorAscii" w:cstheme="minorBidi"/>
+          <w:color w:val="auto"/>
+          <w:sz w:val="24"/>
+          <w:szCs w:val="24"/>
+          <w:lang w:eastAsia="en-US" w:bidi="ar-SA"/>
         </w:rPr>
         <w:t xml:space="preserve">Cypress</w:t>
       </w:r>
       <w:r>
         <w:rPr>
-          <w:b w:val="0"/>
-          <w:bCs w:val="0"/>
-          <w:sz w:val="24"/>
-          <w:szCs w:val="24"/>
+          <w:rFonts w:ascii="Calibri" w:hAnsi="Calibri" w:eastAsia="Calibri" w:cs="" w:asciiTheme="minorAscii" w:hAnsiTheme="minorAscii" w:eastAsiaTheme="minorAscii" w:cstheme="minorBidi"/>
+          <w:color w:val="auto"/>
+          <w:sz w:val="24"/>
+          <w:szCs w:val="24"/>
+          <w:lang w:eastAsia="en-US" w:bidi="ar-SA"/>
         </w:rPr>
         <w:t xml:space="preserve"> keretrendszerrel végeztük, és teszteltük a teljes bejelentkezési folyamatot. Ehhez a már létező JSX kódot kiegészítettük </w:t>
       </w:r>
       <w:r>
         <w:rPr>
-          <w:b w:val="0"/>
-          <w:bCs w:val="0"/>
-          <w:sz w:val="24"/>
-          <w:szCs w:val="24"/>
+          <w:rFonts w:ascii="Calibri" w:hAnsi="Calibri" w:eastAsia="Calibri" w:cs="" w:asciiTheme="minorAscii" w:hAnsiTheme="minorAscii" w:eastAsiaTheme="minorAscii" w:cstheme="minorBidi"/>
+          <w:color w:val="auto"/>
+          <w:sz w:val="24"/>
+          <w:szCs w:val="24"/>
+          <w:lang w:eastAsia="en-US" w:bidi="ar-SA"/>
         </w:rPr>
         <w:t xml:space="preserve">data-cy</w:t>
       </w:r>
       <w:r>
         <w:rPr>
-          <w:b w:val="0"/>
-          <w:bCs w:val="0"/>
-          <w:sz w:val="24"/>
-          <w:szCs w:val="24"/>
+          <w:rFonts w:ascii="Calibri" w:hAnsi="Calibri" w:eastAsia="Calibri" w:cs="" w:asciiTheme="minorAscii" w:hAnsiTheme="minorAscii" w:eastAsiaTheme="minorAscii" w:cstheme="minorBidi"/>
+          <w:color w:val="auto"/>
+          <w:sz w:val="24"/>
+          <w:szCs w:val="24"/>
+          <w:lang w:eastAsia="en-US" w:bidi="ar-SA"/>
         </w:rPr>
         <w:t xml:space="preserve"> HTML attribútumokkal, amik segítik a mezők beazonosítását. A teszt során létrehozunk egy véletlenszerű e-mail-el egy felhasználót, </w:t>
       </w:r>
       <w:r>
         <w:rPr>
-          <w:b w:val="0"/>
-          <w:bCs w:val="0"/>
-          <w:sz w:val="24"/>
-          <w:szCs w:val="24"/>
+          <w:rFonts w:ascii="Calibri" w:hAnsi="Calibri" w:eastAsia="Calibri" w:cs="" w:asciiTheme="minorAscii" w:hAnsiTheme="minorAscii" w:eastAsiaTheme="minorAscii" w:cstheme="minorBidi"/>
+          <w:color w:val="auto"/>
+          <w:sz w:val="24"/>
+          <w:szCs w:val="24"/>
+          <w:lang w:eastAsia="en-US" w:bidi="ar-SA"/>
         </w:rPr>
         <w:t xml:space="preserve">majdbejelentkeztetjük</w:t>
       </w:r>
       <w:r>
         <w:rPr>
-          <w:b w:val="0"/>
-          <w:bCs w:val="0"/>
-          <w:sz w:val="24"/>
-          <w:szCs w:val="24"/>
+          <w:rFonts w:ascii="Calibri" w:hAnsi="Calibri" w:eastAsia="Calibri" w:cs="" w:asciiTheme="minorAscii" w:hAnsiTheme="minorAscii" w:eastAsiaTheme="minorAscii" w:cstheme="minorBidi"/>
+          <w:color w:val="auto"/>
+          <w:sz w:val="24"/>
+          <w:szCs w:val="24"/>
+          <w:lang w:eastAsia="en-US" w:bidi="ar-SA"/>
         </w:rPr>
         <w:t xml:space="preserve">. A frontend-be épített hibakezelés megfelelő működését is ellenőriztük. </w:t>
       </w:r>
@@ -718,8 +3358,8 @@
       <w:textDirection w:val="lrTb"/>
       <w:docGrid w:type="default" w:linePitch="360" w:charSpace="4096"/>
       <w:cols w:num="1"/>
-      <w:headerReference w:type="default" r:id="R613a35d587a2431a"/>
-      <w:footerReference w:type="default" r:id="Ref49b6516e094ee4"/>
+      <w:headerReference w:type="default" r:id="R60c6081ed4794663"/>
+      <w:footerReference w:type="default" r:id="R6bd83380bf0b4f1c"/>
     </w:sectPr>
   </w:body>
 </w:document>
@@ -827,7 +3467,7 @@
           </w:pPr>
           <w:r>
             <w:drawing>
-              <wp:inline wp14:editId="684114BA" wp14:anchorId="2D09E5D6">
+              <wp:inline wp14:editId="604B78FA" wp14:anchorId="2D09E5D6">
                 <wp:extent cx="5753100" cy="1419225"/>
                 <wp:effectExtent l="0" t="0" r="0" b="0"/>
                 <wp:docPr id="824421713" name="drawing"/>
@@ -1681,7 +4321,7 @@
     <w:name w:val="header"/>
     <w:basedOn w:val="Normal"/>
     <w:unhideWhenUsed/>
-    <w:rsid w:val="6A311081"/>
+    <w:rsid w:val="586D6D51"/>
     <w:pPr>
       <w:tabs>
         <w:tab w:val="center" w:leader="none" w:pos="4680"/>
@@ -1695,13 +4335,53 @@
     <w:name w:val="footer"/>
     <w:basedOn w:val="Normal"/>
     <w:unhideWhenUsed/>
-    <w:rsid w:val="6A311081"/>
+    <w:rsid w:val="586D6D51"/>
     <w:pPr>
       <w:tabs>
         <w:tab w:val="center" w:leader="none" w:pos="4680"/>
         <w:tab w:val="right" w:leader="none" w:pos="9360"/>
       </w:tabs>
       <w:spacing w:after="0"/>
+    </w:pPr>
+  </w:style>
+  <w:style w:type="paragraph" w:styleId="Heading4">
+    <w:uiPriority w:val="9"/>
+    <w:name w:val="heading 4"/>
+    <w:basedOn w:val="Normal"/>
+    <w:next w:val="Normal"/>
+    <w:unhideWhenUsed/>
+    <w:qFormat/>
+    <w:rsid w:val="586D6D51"/>
+    <w:rPr>
+      <w:rFonts w:eastAsia="" w:eastAsiaTheme="majorEastAsia" w:cstheme="majorBidi"/>
+      <w:i w:val="1"/>
+      <w:iCs w:val="1"/>
+      <w:color w:val="2F5496" w:themeColor="accent1" w:themeTint="FF" w:themeShade="BF"/>
+    </w:rPr>
+    <w:pPr>
+      <w:keepNext w:val="1"/>
+      <w:keepLines w:val="1"/>
+      <w:spacing w:before="80" w:after="40"/>
+      <w:outlineLvl w:val="3"/>
+    </w:pPr>
+  </w:style>
+  <w:style w:type="paragraph" w:styleId="Heading5">
+    <w:uiPriority w:val="9"/>
+    <w:name w:val="heading 5"/>
+    <w:basedOn w:val="Normal"/>
+    <w:next w:val="Normal"/>
+    <w:unhideWhenUsed/>
+    <w:qFormat/>
+    <w:rsid w:val="586D6D51"/>
+    <w:rPr>
+      <w:rFonts w:eastAsia="" w:eastAsiaTheme="majorEastAsia" w:cstheme="majorBidi"/>
+      <w:color w:val="2F5496" w:themeColor="accent1" w:themeTint="FF" w:themeShade="BF"/>
+    </w:rPr>
+    <w:pPr>
+      <w:keepNext w:val="1"/>
+      <w:keepLines w:val="1"/>
+      <w:spacing w:before="80" w:after="40"/>
+      <w:outlineLvl w:val="4"/>
     </w:pPr>
   </w:style>
   <w:style xmlns:w="http://schemas.openxmlformats.org/wordprocessingml/2006/main" w:type="table" w:styleId="TableGrid">

--- a/dokumentacio_osszes.docx
+++ b/dokumentacio_osszes.docx
@@ -1773,6 +1773,35 @@
         <w:lastRenderedPageBreak/>
         <w:t>Tartalomjegyzék</w:t>
       </w:r>
+      <w:r>
+        <w:rPr>
+          <w:b/>
+          <w:bCs/>
+          <w:sz w:val="36"/>
+          <w:szCs w:val="36"/>
+        </w:rPr>
+        <w:t xml:space="preserve"> (nem </w:t>
+      </w:r>
+      <w:proofErr w:type="spellStart"/>
+      <w:r>
+        <w:rPr>
+          <w:b/>
+          <w:bCs/>
+          <w:sz w:val="36"/>
+          <w:szCs w:val="36"/>
+        </w:rPr>
+        <w:t>real</w:t>
+      </w:r>
+      <w:proofErr w:type="spellEnd"/>
+      <w:r>
+        <w:rPr>
+          <w:b/>
+          <w:bCs/>
+          <w:sz w:val="36"/>
+          <w:szCs w:val="36"/>
+        </w:rPr>
+        <w:t>)</w:t>
+      </w:r>
     </w:p>
     <w:p>
       <w:pPr>
@@ -1980,6 +2009,7 @@
           <w:bCs/>
           <w:sz w:val="24"/>
           <w:szCs w:val="24"/>
+          <w:highlight w:val="green"/>
         </w:rPr>
       </w:pPr>
       <w:r>
@@ -1988,6 +2018,7 @@
           <w:bCs/>
           <w:sz w:val="24"/>
           <w:szCs w:val="24"/>
+          <w:highlight w:val="green"/>
         </w:rPr>
         <w:t>Frontend</w:t>
       </w:r>
@@ -21468,38 +21499,289 @@
           <w:rFonts w:ascii="Cambria" w:hAnsi="Cambria"/>
           <w:sz w:val="24"/>
           <w:szCs w:val="24"/>
+        </w:rPr>
+      </w:pPr>
+      <w:r>
+        <w:rPr>
+          <w:rFonts w:ascii="Cambria" w:hAnsi="Cambria"/>
+          <w:sz w:val="24"/>
+          <w:szCs w:val="24"/>
+        </w:rPr>
+        <w:t>A sorrend fontos, az idegen kulcsok miatt.</w:t>
+      </w:r>
+    </w:p>
+    <w:p>
+      <w:pPr>
+        <w:spacing w:after="0" w:line="240" w:lineRule="auto"/>
+        <w:jc w:val="both"/>
+        <w:rPr>
+          <w:rFonts w:ascii="Cambria" w:hAnsi="Cambria"/>
+          <w:sz w:val="24"/>
+          <w:szCs w:val="24"/>
+        </w:rPr>
+      </w:pPr>
+      <w:r>
+        <w:rPr>
+          <w:rFonts w:ascii="Cambria" w:hAnsi="Cambria"/>
+          <w:sz w:val="24"/>
+          <w:szCs w:val="24"/>
+        </w:rPr>
+        <w:br w:type="page"/>
+      </w:r>
+    </w:p>
+    <w:p>
+      <w:pPr>
+        <w:pStyle w:val="Listaszerbekezds"/>
+        <w:numPr>
+          <w:ilvl w:val="1"/>
+          <w:numId w:val="23"/>
+        </w:numPr>
+        <w:spacing w:after="0" w:line="240" w:lineRule="auto"/>
+        <w:rPr>
+          <w:rFonts w:ascii="Cambria" w:hAnsi="Cambria"/>
+          <w:b/>
+          <w:bCs/>
+          <w:sz w:val="28"/>
+          <w:szCs w:val="28"/>
+        </w:rPr>
+      </w:pPr>
+      <w:r>
+        <w:rPr>
+          <w:rFonts w:ascii="Cambria" w:hAnsi="Cambria"/>
+          <w:b/>
+          <w:bCs/>
+          <w:sz w:val="28"/>
+          <w:szCs w:val="28"/>
+        </w:rPr>
+        <w:lastRenderedPageBreak/>
+        <w:t>Adatbázis</w:t>
+      </w:r>
+    </w:p>
+    <w:p>
+      <w:pPr>
+        <w:spacing w:after="0" w:line="240" w:lineRule="auto"/>
+        <w:ind w:left="360"/>
+        <w:jc w:val="both"/>
+        <w:rPr>
+          <w:rFonts w:ascii="Cambria" w:hAnsi="Cambria"/>
+          <w:sz w:val="24"/>
+          <w:szCs w:val="24"/>
+        </w:rPr>
+      </w:pPr>
+      <w:r>
+        <w:rPr>
+          <w:rFonts w:ascii="Cambria" w:hAnsi="Cambria"/>
+          <w:sz w:val="24"/>
+          <w:szCs w:val="24"/>
+        </w:rPr>
+        <w:t xml:space="preserve">Az </w:t>
+      </w:r>
+      <w:proofErr w:type="spellStart"/>
+      <w:r>
+        <w:rPr>
+          <w:rFonts w:ascii="Cambria" w:hAnsi="Cambria"/>
+          <w:sz w:val="24"/>
+          <w:szCs w:val="24"/>
+        </w:rPr>
+        <w:t>adatperzisztencia</w:t>
+      </w:r>
+      <w:proofErr w:type="spellEnd"/>
+      <w:r>
+        <w:rPr>
+          <w:rFonts w:ascii="Cambria" w:hAnsi="Cambria"/>
+          <w:sz w:val="24"/>
+          <w:szCs w:val="24"/>
+        </w:rPr>
+        <w:t xml:space="preserve"> és az adatok megbízható tárolása céljából a platform mögött egy </w:t>
+      </w:r>
+      <w:proofErr w:type="spellStart"/>
+      <w:r>
+        <w:rPr>
+          <w:rFonts w:ascii="Cambria" w:hAnsi="Cambria"/>
+          <w:sz w:val="24"/>
+          <w:szCs w:val="24"/>
+        </w:rPr>
+        <w:t>PostgreSQL</w:t>
+      </w:r>
+      <w:proofErr w:type="spellEnd"/>
+      <w:r>
+        <w:rPr>
+          <w:rFonts w:ascii="Cambria" w:hAnsi="Cambria"/>
+          <w:sz w:val="24"/>
+          <w:szCs w:val="24"/>
+        </w:rPr>
+        <w:t xml:space="preserve"> relációs adatbázis-kezelő rendszert alkalmaztunk. A választásunk azért esett erre a robusztus, nyílt forráskódú technológiára, mert a </w:t>
+      </w:r>
+      <w:proofErr w:type="spellStart"/>
+      <w:r>
+        <w:rPr>
+          <w:rFonts w:ascii="Cambria" w:hAnsi="Cambria"/>
+          <w:sz w:val="24"/>
+          <w:szCs w:val="24"/>
+        </w:rPr>
+        <w:t>Skilltree</w:t>
+      </w:r>
+      <w:proofErr w:type="spellEnd"/>
+      <w:r>
+        <w:rPr>
+          <w:rFonts w:ascii="Cambria" w:hAnsi="Cambria"/>
+          <w:sz w:val="24"/>
+          <w:szCs w:val="24"/>
+        </w:rPr>
+        <w:t xml:space="preserve"> adatmodellje – a felhasználók, kurzusok, leckék, jogosultságok és chat üzenetek hálózata – rendkívül sokrétű, egymással szorosan összefüggő relációkból áll. A </w:t>
+      </w:r>
+      <w:proofErr w:type="spellStart"/>
+      <w:r>
+        <w:rPr>
+          <w:rFonts w:ascii="Cambria" w:hAnsi="Cambria"/>
+          <w:sz w:val="24"/>
+          <w:szCs w:val="24"/>
+        </w:rPr>
+        <w:t>PostgreSQL</w:t>
+      </w:r>
+      <w:proofErr w:type="spellEnd"/>
+      <w:r>
+        <w:rPr>
+          <w:rFonts w:ascii="Cambria" w:hAnsi="Cambria"/>
+          <w:sz w:val="24"/>
+          <w:szCs w:val="24"/>
+        </w:rPr>
+        <w:t xml:space="preserve"> szigorú ACID (</w:t>
+      </w:r>
+      <w:proofErr w:type="spellStart"/>
+      <w:r>
+        <w:rPr>
+          <w:rFonts w:ascii="Cambria" w:hAnsi="Cambria"/>
+          <w:sz w:val="24"/>
+          <w:szCs w:val="24"/>
+        </w:rPr>
+        <w:t>atomicitás</w:t>
+      </w:r>
+      <w:proofErr w:type="spellEnd"/>
+      <w:r>
+        <w:rPr>
+          <w:rFonts w:ascii="Cambria" w:hAnsi="Cambria"/>
+          <w:sz w:val="24"/>
+          <w:szCs w:val="24"/>
+        </w:rPr>
+        <w:t xml:space="preserve">, konzisztencia, izoláció, tartósság) megfelelése maximálisan garantálja a rendszer adatintegritását. Kiemelkedő teljesítménye és skálázhatósága biztosítja, hogy a komplex, több táblát érintő lekérdezések (például egy adott tanuló kurzus-előrehaladásának vagy a közösségi tér üzeneteinek betöltése) gyorsak és </w:t>
+      </w:r>
+      <w:proofErr w:type="spellStart"/>
+      <w:r>
+        <w:rPr>
+          <w:rFonts w:ascii="Cambria" w:hAnsi="Cambria"/>
+          <w:sz w:val="24"/>
+          <w:szCs w:val="24"/>
+        </w:rPr>
+        <w:t>stabilak</w:t>
+      </w:r>
+      <w:proofErr w:type="spellEnd"/>
+      <w:r>
+        <w:rPr>
+          <w:rFonts w:ascii="Cambria" w:hAnsi="Cambria"/>
+          <w:sz w:val="24"/>
+          <w:szCs w:val="24"/>
+        </w:rPr>
+        <w:t xml:space="preserve"> maradjanak</w:t>
+      </w:r>
+    </w:p>
+    <w:p>
+      <w:pPr>
+        <w:spacing w:after="0" w:line="240" w:lineRule="auto"/>
+        <w:ind w:left="360"/>
+        <w:jc w:val="both"/>
+        <w:rPr>
+          <w:rFonts w:ascii="Cambria" w:hAnsi="Cambria"/>
+          <w:sz w:val="24"/>
+          <w:szCs w:val="24"/>
+        </w:rPr>
+      </w:pPr>
+    </w:p>
+    <w:p>
+      <w:pPr>
+        <w:pStyle w:val="Listaszerbekezds"/>
+        <w:numPr>
+          <w:ilvl w:val="2"/>
+          <w:numId w:val="23"/>
+        </w:numPr>
+        <w:spacing w:after="0" w:line="240" w:lineRule="auto"/>
+        <w:jc w:val="both"/>
+        <w:rPr>
+          <w:rFonts w:ascii="Cambria" w:hAnsi="Cambria"/>
+          <w:b/>
+          <w:bCs/>
+          <w:sz w:val="28"/>
+          <w:szCs w:val="28"/>
+        </w:rPr>
+      </w:pPr>
+      <w:r>
+        <w:rPr>
+          <w:rFonts w:ascii="Cambria" w:hAnsi="Cambria"/>
+          <w:b/>
+          <w:bCs/>
+          <w:sz w:val="28"/>
+          <w:szCs w:val="28"/>
+        </w:rPr>
+        <w:t>Adatbázis táblái</w:t>
+      </w:r>
+    </w:p>
+    <w:p>
+      <w:pPr>
+        <w:spacing w:after="0" w:line="240" w:lineRule="auto"/>
+        <w:ind w:left="360"/>
+        <w:jc w:val="both"/>
+        <w:rPr>
+          <w:rFonts w:ascii="Cambria" w:hAnsi="Cambria"/>
+          <w:sz w:val="24"/>
+          <w:szCs w:val="24"/>
+        </w:rPr>
+      </w:pPr>
+      <w:r>
+        <w:rPr>
+          <w:rFonts w:ascii="Cambria" w:hAnsi="Cambria"/>
+          <w:sz w:val="24"/>
+          <w:szCs w:val="24"/>
+        </w:rPr>
+        <w:t xml:space="preserve">Az adatbázis vizualizálására/megtervezésére </w:t>
+      </w:r>
+      <w:proofErr w:type="spellStart"/>
+      <w:r>
+        <w:rPr>
+          <w:rFonts w:ascii="Cambria" w:hAnsi="Cambria"/>
+          <w:sz w:val="24"/>
+          <w:szCs w:val="24"/>
+        </w:rPr>
+        <w:t>DBDiagramot</w:t>
+      </w:r>
+      <w:proofErr w:type="spellEnd"/>
+      <w:r>
+        <w:rPr>
+          <w:rFonts w:ascii="Cambria" w:hAnsi="Cambria"/>
+          <w:sz w:val="24"/>
+          <w:szCs w:val="24"/>
+        </w:rPr>
+        <w:t xml:space="preserve"> használtunk.</w:t>
+      </w:r>
+      <w:r>
+        <w:rPr>
+          <w:rFonts w:ascii="Cambria" w:hAnsi="Cambria"/>
+          <w:sz w:val="24"/>
+          <w:szCs w:val="24"/>
+        </w:rPr>
+        <w:br w:type="page"/>
+      </w:r>
+    </w:p>
+    <w:p>
+      <w:pPr>
+        <w:spacing w:after="0" w:line="240" w:lineRule="auto"/>
+        <w:jc w:val="both"/>
+        <w:rPr>
+          <w:rFonts w:ascii="Cambria" w:hAnsi="Cambria"/>
+          <w:sz w:val="24"/>
+          <w:szCs w:val="24"/>
           <w:highlight w:val="yellow"/>
         </w:rPr>
       </w:pPr>
-      <w:r>
-        <w:rPr>
-          <w:rFonts w:ascii="Cambria" w:hAnsi="Cambria"/>
-          <w:sz w:val="24"/>
-          <w:szCs w:val="24"/>
-        </w:rPr>
-        <w:t>A sorrend fontos, az idegen kulcsok miatt.</w:t>
-      </w:r>
-    </w:p>
-    <w:p>
-      <w:pPr>
-        <w:spacing w:after="0" w:line="240" w:lineRule="auto"/>
-        <w:jc w:val="both"/>
-        <w:rPr>
-          <w:rFonts w:ascii="Cambria" w:hAnsi="Cambria"/>
-          <w:sz w:val="24"/>
-          <w:szCs w:val="24"/>
-          <w:highlight w:val="yellow"/>
-        </w:rPr>
-      </w:pPr>
-      <w:r>
-        <w:rPr>
-          <w:rFonts w:ascii="Cambria" w:hAnsi="Cambria"/>
-          <w:sz w:val="24"/>
-          <w:szCs w:val="24"/>
-          <w:highlight w:val="yellow"/>
-        </w:rPr>
-        <w:br w:type="page"/>
-      </w:r>
     </w:p>
     <w:p>
       <w:pPr>
@@ -21526,7 +21808,6 @@
           <w:sz w:val="34"/>
           <w:szCs w:val="34"/>
         </w:rPr>
-        <w:lastRenderedPageBreak/>
         <w:t>Frontend</w:t>
       </w:r>
     </w:p>
@@ -22148,6 +22429,7 @@
         <w:pStyle w:val="kd"/>
       </w:pPr>
       <w:r>
+        <w:lastRenderedPageBreak/>
         <w:t xml:space="preserve">  </w:t>
       </w:r>
       <w:proofErr w:type="spellStart"/>
@@ -22164,7 +22446,6 @@
         <w:pStyle w:val="kd"/>
       </w:pPr>
       <w:r>
-        <w:lastRenderedPageBreak/>
         <w:t xml:space="preserve">}: </w:t>
       </w:r>
       <w:proofErr w:type="spellStart"/>
@@ -23183,6 +23464,7 @@
         <w:pStyle w:val="kd"/>
       </w:pPr>
       <w:r>
+        <w:lastRenderedPageBreak/>
         <w:t xml:space="preserve">    </w:t>
       </w:r>
     </w:p>
@@ -23191,7 +23473,6 @@
         <w:pStyle w:val="kd"/>
       </w:pPr>
       <w:r>
-        <w:lastRenderedPageBreak/>
         <w:t xml:space="preserve">    // Folyamatos adatlekérés (</w:t>
       </w:r>
       <w:proofErr w:type="spellStart"/>
@@ -23962,6 +24243,7 @@
           <w:sz w:val="28"/>
           <w:szCs w:val="28"/>
         </w:rPr>
+        <w:lastRenderedPageBreak/>
         <w:t>Szerveroldali adatlekérési stratégiák</w:t>
       </w:r>
     </w:p>
@@ -23981,7 +24263,6 @@
           <w:sz w:val="24"/>
           <w:szCs w:val="24"/>
         </w:rPr>
-        <w:lastRenderedPageBreak/>
         <w:t xml:space="preserve">A kezdeti </w:t>
       </w:r>
       <w:proofErr w:type="spellStart"/>
@@ -24890,6 +25171,7 @@
         <w:jc w:val="left"/>
       </w:pPr>
       <w:r>
+        <w:lastRenderedPageBreak/>
         <w:t xml:space="preserve">  },</w:t>
       </w:r>
     </w:p>
@@ -24899,7 +25181,6 @@
         <w:jc w:val="left"/>
       </w:pPr>
       <w:r>
-        <w:lastRenderedPageBreak/>
         <w:t xml:space="preserve">  cache: "no-</w:t>
       </w:r>
       <w:proofErr w:type="spellStart"/>
@@ -25556,6 +25837,7 @@
         <w:jc w:val="left"/>
       </w:pPr>
       <w:r>
+        <w:lastRenderedPageBreak/>
         <w:t xml:space="preserve">    {</w:t>
       </w:r>
       <w:proofErr w:type="spellStart"/>
@@ -25621,7 +25903,6 @@
         <w:jc w:val="left"/>
       </w:pPr>
       <w:r>
-        <w:lastRenderedPageBreak/>
         <w:t xml:space="preserve">  &lt;/div&gt;</w:t>
       </w:r>
     </w:p>
@@ -26447,6 +26728,7 @@
         <w:pStyle w:val="kd"/>
       </w:pPr>
       <w:r>
+        <w:lastRenderedPageBreak/>
         <w:t>&lt;div</w:t>
       </w:r>
     </w:p>
@@ -26495,7 +26777,6 @@
         <w:pStyle w:val="kd"/>
       </w:pPr>
       <w:r>
-        <w:lastRenderedPageBreak/>
         <w:t xml:space="preserve">  </w:t>
       </w:r>
       <w:proofErr w:type="spellStart"/>
@@ -27264,7 +27545,16 @@
           <w:sz w:val="24"/>
           <w:szCs w:val="24"/>
         </w:rPr>
-        <w:t xml:space="preserve"> állapotkezelés), ahol a készítő valós időben láthatja a kurzus struktúrájának alakulását. A frontend dinamikusan kezeli az új elemek hozzáadását, és azonnal </w:t>
+        <w:t xml:space="preserve"> állapotkezelés), ahol a készítő valós időben láthatja a kurzus struktúrájának alakulását. A frontend </w:t>
+      </w:r>
+      <w:r>
+        <w:rPr>
+          <w:rFonts w:ascii="Cambria" w:hAnsi="Cambria"/>
+          <w:sz w:val="24"/>
+          <w:szCs w:val="24"/>
+        </w:rPr>
+        <w:lastRenderedPageBreak/>
+        <w:t xml:space="preserve">dinamikusan kezeli az új elemek hozzáadását, és azonnal </w:t>
       </w:r>
       <w:proofErr w:type="spellStart"/>
       <w:r>
@@ -27312,7 +27602,6 @@
           <w:sz w:val="24"/>
           <w:szCs w:val="24"/>
         </w:rPr>
-        <w:lastRenderedPageBreak/>
         <w:t xml:space="preserve">A kurzusépítő felülete </w:t>
       </w:r>
       <w:r>
@@ -27522,6 +27811,7 @@
           <w:sz w:val="24"/>
           <w:szCs w:val="24"/>
         </w:rPr>
+        <w:lastRenderedPageBreak/>
         <w:br w:type="page"/>
       </w:r>
     </w:p>
